--- a/PCI-DSS-v4/CSW-PCI-DSS-Technical-Runbook.docx
+++ b/PCI-DSS-v4/CSW-PCI-DSS-Technical-Runbook.docx
@@ -28,7 +28,7 @@
         </w:p>
       </w:sdtContent>
     </w:sdt>
-    <w:bookmarkStart w:id="39" w:name="X018bd77590b21087aaef4c1f8e1b634a150fa24"/>
+    <w:bookmarkStart w:id="52" w:name="X018bd77590b21087aaef4c1f8e1b634a150fa24"/>
     <w:p>
       <w:pPr>
         <w:pStyle w:val="Heading1"/>
@@ -37,7 +37,7 @@
         <w:t xml:space="preserve">Cisco Secure Workload — PCI DSS v4.0 Compliance Framework</w:t>
       </w:r>
     </w:p>
-    <w:bookmarkStart w:id="9" w:name="X3c4ff69eaa442f585c05bd0f2265febb089d8d1"/>
+    <w:bookmarkStart w:id="20" w:name="X3c4ff69eaa442f585c05bd0f2265febb089d8d1"/>
     <w:p>
       <w:pPr>
         <w:pStyle w:val="Heading2"/>
@@ -52,32 +52,48 @@
       </w:pPr>
       <w:r>
         <w:rPr>
+          <w:bCs/>
           <w:b/>
+        </w:rPr>
+        <w:t xml:space="preserve">Version:</w:t>
+      </w:r>
+      <w:r>
+        <w:t xml:space="preserve"> </w:t>
+      </w:r>
+      <w:r>
+        <w:t xml:space="preserve">1.1 |</w:t>
+      </w:r>
+      <w:r>
+        <w:t xml:space="preserve"> </w:t>
+      </w:r>
+      <w:r>
+        <w:rPr>
           <w:bCs/>
-        </w:rPr>
-        <w:t xml:space="preserve">Version:</w:t>
-      </w:r>
-      <w:r>
-        <w:t xml:space="preserve"> </w:t>
-      </w:r>
-      <w:r>
-        <w:t xml:space="preserve">1.0 |</w:t>
-      </w:r>
-      <w:r>
-        <w:t xml:space="preserve"> </w:t>
-      </w:r>
-      <w:r>
-        <w:rPr>
           <w:b/>
+        </w:rPr>
+        <w:t xml:space="preserve">Standard:</w:t>
+      </w:r>
+      <w:r>
+        <w:t xml:space="preserve"> </w:t>
+      </w:r>
+      <w:r>
+        <w:t xml:space="preserve">PCI DSS v4.0.1 (June 2024) — the current errata of PCI DSS v4.0 (March 2022). All future-dated v4.0 requirements are now</w:t>
+      </w:r>
+      <w:r>
+        <w:t xml:space="preserve"> </w:t>
+      </w:r>
+      <w:r>
+        <w:rPr>
           <w:bCs/>
-        </w:rPr>
-        <w:t xml:space="preserve">Standard:</w:t>
-      </w:r>
-      <w:r>
-        <w:t xml:space="preserve"> </w:t>
-      </w:r>
-      <w:r>
-        <w:t xml:space="preserve">PCI DSS v4.0 (March 2022)</w:t>
+          <w:b/>
+        </w:rPr>
+        <w:t xml:space="preserve">effective and mandatory</w:t>
+      </w:r>
+      <w:r>
+        <w:t xml:space="preserve"> </w:t>
+      </w:r>
+      <w:r>
+        <w:t xml:space="preserve">(as of 31 March 2025).</w:t>
       </w:r>
     </w:p>
     <w:p>
@@ -87,8 +103,8 @@
         </w:pict>
       </w:r>
     </w:p>
-    <w:bookmarkEnd w:id="9"/>
-    <w:bookmarkStart w:id="10" w:name="readers-guide"/>
+    <w:bookmarkEnd w:id="20"/>
+    <w:bookmarkStart w:id="21" w:name="readers-guide"/>
     <w:p>
       <w:pPr>
         <w:pStyle w:val="Heading2"/>
@@ -103,34 +119,266 @@
       </w:pPr>
       <w:r>
         <w:rPr>
+          <w:bCs/>
           <w:b/>
+        </w:rPr>
+        <w:t xml:space="preserve">Who this is for.</w:t>
+      </w:r>
+      <w:r>
+        <w:t xml:space="preserve"> </w:t>
+      </w:r>
+      <w:r>
+        <w:t xml:space="preserve">Merchants and service providers with a Cardholder</w:t>
+      </w:r>
+      <w:r>
+        <w:t xml:space="preserve"> </w:t>
+      </w:r>
+      <w:r>
+        <w:t xml:space="preserve">Data Environment (CDE) preparing for QSA assessment, AOCs, or</w:t>
+      </w:r>
+      <w:r>
+        <w:t xml:space="preserve"> </w:t>
+      </w:r>
+      <w:r>
+        <w:t xml:space="preserve">self-assessment under PCI DSS v4.0; and QSAs cross-checking technical</w:t>
+      </w:r>
+      <w:r>
+        <w:t xml:space="preserve"> </w:t>
+      </w:r>
+      <w:r>
+        <w:t xml:space="preserve">evidence.</w:t>
+      </w:r>
+    </w:p>
+    <w:p>
+      <w:pPr>
+        <w:pStyle w:val="BodyText"/>
+      </w:pPr>
+      <w:r>
+        <w:rPr>
           <w:bCs/>
-        </w:rPr>
-        <w:t xml:space="preserve">Who this is for.</w:t>
-      </w:r>
-      <w:r>
-        <w:t xml:space="preserve"> </w:t>
-      </w:r>
-      <w:r>
-        <w:t xml:space="preserve">Merchants and service providers with a Cardholder</w:t>
-      </w:r>
-      <w:r>
-        <w:t xml:space="preserve"> </w:t>
-      </w:r>
-      <w:r>
-        <w:t xml:space="preserve">Data Environment (CDE) preparing for QSA assessment, AOCs, or</w:t>
-      </w:r>
-      <w:r>
-        <w:t xml:space="preserve"> </w:t>
-      </w:r>
-      <w:r>
-        <w:t xml:space="preserve">self-assessment under PCI DSS v4.0; and QSAs cross-checking technical</w:t>
-      </w:r>
-      <w:r>
-        <w:t xml:space="preserve"> </w:t>
-      </w:r>
-      <w:r>
-        <w:t xml:space="preserve">evidence.</w:t>
+          <w:b/>
+        </w:rPr>
+        <w:t xml:space="preserve">Questions this runbook helps you answer:</w:t>
+      </w:r>
+    </w:p>
+    <w:p>
+      <w:pPr>
+        <w:numPr>
+          <w:ilvl w:val="0"/>
+          <w:numId w:val="1001"/>
+        </w:numPr>
+        <w:pStyle w:val="Compact"/>
+      </w:pPr>
+      <w:r>
+        <w:rPr>
+          <w:iCs/>
+          <w:i/>
+        </w:rPr>
+        <w:t xml:space="preserve">Can I prove every system component currently "in scope" for PCI is</w:t>
+      </w:r>
+      <w:r>
+        <w:rPr>
+          <w:iCs/>
+          <w:i/>
+        </w:rPr>
+        <w:t xml:space="preserve"> </w:t>
+      </w:r>
+      <w:r>
+        <w:rPr>
+          <w:iCs/>
+          <w:i/>
+        </w:rPr>
+        <w:t xml:space="preserve">actually in scope today, with no scope drift since last assessment?</w:t>
+      </w:r>
+      <w:r>
+        <w:t xml:space="preserve"> </w:t>
+      </w:r>
+      <w:r>
+        <w:t xml:space="preserve">(Req 12.5.2)</w:t>
+      </w:r>
+    </w:p>
+    <w:p>
+      <w:pPr>
+        <w:numPr>
+          <w:ilvl w:val="0"/>
+          <w:numId w:val="1001"/>
+        </w:numPr>
+        <w:pStyle w:val="Compact"/>
+      </w:pPr>
+      <w:r>
+        <w:rPr>
+          <w:iCs/>
+          <w:i/>
+        </w:rPr>
+        <w:t xml:space="preserve">Reqs 1.2.3 and 1.2.4 call for current, accurate network and</w:t>
+      </w:r>
+      <w:r>
+        <w:rPr>
+          <w:iCs/>
+          <w:i/>
+        </w:rPr>
+        <w:t xml:space="preserve"> </w:t>
+      </w:r>
+      <w:r>
+        <w:rPr>
+          <w:iCs/>
+          <w:i/>
+        </w:rPr>
+        <w:t xml:space="preserve">account-data-flow diagrams of the CDE. What is the live,</w:t>
+      </w:r>
+      <w:r>
+        <w:rPr>
+          <w:iCs/>
+          <w:i/>
+        </w:rPr>
+        <w:t xml:space="preserve"> </w:t>
+      </w:r>
+      <w:r>
+        <w:rPr>
+          <w:iCs/>
+          <w:i/>
+        </w:rPr>
+        <w:t xml:space="preserve">machine-generated artifact form of those diagrams?</w:t>
+      </w:r>
+    </w:p>
+    <w:p>
+      <w:pPr>
+        <w:numPr>
+          <w:ilvl w:val="0"/>
+          <w:numId w:val="1001"/>
+        </w:numPr>
+        <w:pStyle w:val="Compact"/>
+      </w:pPr>
+      <w:r>
+        <w:rPr>
+          <w:iCs/>
+          <w:i/>
+        </w:rPr>
+        <w:t xml:space="preserve">Req 11.5.2 (change-detection on critical files) — what is my signal</w:t>
+      </w:r>
+      <w:r>
+        <w:rPr>
+          <w:iCs/>
+          <w:i/>
+        </w:rPr>
+        <w:t xml:space="preserve"> </w:t>
+      </w:r>
+      <w:r>
+        <w:rPr>
+          <w:iCs/>
+          <w:i/>
+        </w:rPr>
+        <w:t xml:space="preserve">that nothing was added to the CDE between assessments?</w:t>
+      </w:r>
+    </w:p>
+    <w:p>
+      <w:pPr>
+        <w:numPr>
+          <w:ilvl w:val="0"/>
+          <w:numId w:val="1001"/>
+        </w:numPr>
+        <w:pStyle w:val="Compact"/>
+      </w:pPr>
+      <w:r>
+        <w:rPr>
+          <w:iCs/>
+          <w:i/>
+        </w:rPr>
+        <w:t xml:space="preserve">Req 10.2 logging — am I capturing audit-relevant events at the</w:t>
+      </w:r>
+      <w:r>
+        <w:rPr>
+          <w:iCs/>
+          <w:i/>
+        </w:rPr>
+        <w:t xml:space="preserve"> </w:t>
+      </w:r>
+      <w:r>
+        <w:rPr>
+          <w:iCs/>
+          <w:i/>
+        </w:rPr>
+        <w:t xml:space="preserve">workload tier, not just at the network or SIEM layer?</w:t>
+      </w:r>
+    </w:p>
+    <w:p>
+      <w:pPr>
+        <w:numPr>
+          <w:ilvl w:val="0"/>
+          <w:numId w:val="1001"/>
+        </w:numPr>
+        <w:pStyle w:val="Compact"/>
+      </w:pPr>
+      <w:r>
+        <w:rPr>
+          <w:iCs/>
+          <w:i/>
+        </w:rPr>
+        <w:t xml:space="preserve">PCI DSS v4.0 introduced "in place and operating effectively"</w:t>
+      </w:r>
+      <w:r>
+        <w:rPr>
+          <w:iCs/>
+          <w:i/>
+        </w:rPr>
+        <w:t xml:space="preserve"> </w:t>
+      </w:r>
+      <w:r>
+        <w:rPr>
+          <w:iCs/>
+          <w:i/>
+        </w:rPr>
+        <w:t xml:space="preserve">language and the customized approach. What does my continuous</w:t>
+      </w:r>
+      <w:r>
+        <w:rPr>
+          <w:iCs/>
+          <w:i/>
+        </w:rPr>
+        <w:t xml:space="preserve"> </w:t>
+      </w:r>
+      <w:r>
+        <w:rPr>
+          <w:iCs/>
+          <w:i/>
+        </w:rPr>
+        <w:t xml:space="preserve">evidence story look like, vs. annual snapshots?</w:t>
+      </w:r>
+      <w:r>
+        <w:t xml:space="preserve"> </w:t>
+      </w:r>
+      <w:r>
+        <w:t xml:space="preserve">(Req 12.4.2)</w:t>
+      </w:r>
+    </w:p>
+    <w:p>
+      <w:pPr>
+        <w:pStyle w:val="FirstParagraph"/>
+      </w:pPr>
+      <w:r>
+        <w:rPr>
+          <w:bCs/>
+          <w:b/>
+        </w:rPr>
+        <w:t xml:space="preserve">What you'll need.</w:t>
+      </w:r>
+      <w:r>
+        <w:t xml:space="preserve"> </w:t>
+      </w:r>
+      <w:r>
+        <w:t xml:space="preserve">A defined and documented CDE, your current PCI</w:t>
+      </w:r>
+      <w:r>
+        <w:t xml:space="preserve"> </w:t>
+      </w:r>
+      <w:r>
+        <w:t xml:space="preserve">scope document, and your QSA's evidence request template (or last</w:t>
+      </w:r>
+      <w:r>
+        <w:t xml:space="preserve"> </w:t>
+      </w:r>
+      <w:r>
+        <w:t xml:space="preserve">year's RoC sections).</w:t>
       </w:r>
     </w:p>
     <w:p>
@@ -139,226 +387,8 @@
       </w:pPr>
       <w:r>
         <w:rPr>
+          <w:bCs/>
           <w:b/>
-          <w:bCs/>
-        </w:rPr>
-        <w:t xml:space="preserve">Questions this runbook helps you answer:</w:t>
-      </w:r>
-    </w:p>
-    <w:p>
-      <w:pPr>
-        <w:pStyle w:val="Compact"/>
-        <w:numPr>
-          <w:ilvl w:val="0"/>
-          <w:numId w:val="1001"/>
-        </w:numPr>
-      </w:pPr>
-      <w:r>
-        <w:rPr>
-          <w:i/>
-          <w:iCs/>
-        </w:rPr>
-        <w:t xml:space="preserve">Can I prove every system component currently "in scope" for PCI is</w:t>
-      </w:r>
-      <w:r>
-        <w:rPr>
-          <w:i/>
-          <w:iCs/>
-        </w:rPr>
-        <w:t xml:space="preserve"> </w:t>
-      </w:r>
-      <w:r>
-        <w:rPr>
-          <w:i/>
-          <w:iCs/>
-        </w:rPr>
-        <w:t xml:space="preserve">actually in scope today, with no scope drift since last assessment?</w:t>
-      </w:r>
-      <w:r>
-        <w:t xml:space="preserve"> </w:t>
-      </w:r>
-      <w:r>
-        <w:t xml:space="preserve">(Req 12.5.2)</w:t>
-      </w:r>
-    </w:p>
-    <w:p>
-      <w:pPr>
-        <w:pStyle w:val="Compact"/>
-        <w:numPr>
-          <w:ilvl w:val="0"/>
-          <w:numId w:val="1001"/>
-        </w:numPr>
-      </w:pPr>
-      <w:r>
-        <w:rPr>
-          <w:i/>
-          <w:iCs/>
-        </w:rPr>
-        <w:t xml:space="preserve">Req 1.2.1 calls for a current network diagram of CDE flows. What is</w:t>
-      </w:r>
-      <w:r>
-        <w:rPr>
-          <w:i/>
-          <w:iCs/>
-        </w:rPr>
-        <w:t xml:space="preserve"> </w:t>
-      </w:r>
-      <w:r>
-        <w:rPr>
-          <w:i/>
-          <w:iCs/>
-        </w:rPr>
-        <w:t xml:space="preserve">the live, machine-generated artifact form of that diagram?</w:t>
-      </w:r>
-    </w:p>
-    <w:p>
-      <w:pPr>
-        <w:pStyle w:val="Compact"/>
-        <w:numPr>
-          <w:ilvl w:val="0"/>
-          <w:numId w:val="1001"/>
-        </w:numPr>
-      </w:pPr>
-      <w:r>
-        <w:rPr>
-          <w:i/>
-          <w:iCs/>
-        </w:rPr>
-        <w:t xml:space="preserve">Req 11.5.2 (change-detection on critical files) — what is my signal</w:t>
-      </w:r>
-      <w:r>
-        <w:rPr>
-          <w:i/>
-          <w:iCs/>
-        </w:rPr>
-        <w:t xml:space="preserve"> </w:t>
-      </w:r>
-      <w:r>
-        <w:rPr>
-          <w:i/>
-          <w:iCs/>
-        </w:rPr>
-        <w:t xml:space="preserve">that nothing was added to the CDE between assessments?</w:t>
-      </w:r>
-    </w:p>
-    <w:p>
-      <w:pPr>
-        <w:pStyle w:val="Compact"/>
-        <w:numPr>
-          <w:ilvl w:val="0"/>
-          <w:numId w:val="1001"/>
-        </w:numPr>
-      </w:pPr>
-      <w:r>
-        <w:rPr>
-          <w:i/>
-          <w:iCs/>
-        </w:rPr>
-        <w:t xml:space="preserve">Req 10.2 logging — am I capturing audit-relevant events at the</w:t>
-      </w:r>
-      <w:r>
-        <w:rPr>
-          <w:i/>
-          <w:iCs/>
-        </w:rPr>
-        <w:t xml:space="preserve"> </w:t>
-      </w:r>
-      <w:r>
-        <w:rPr>
-          <w:i/>
-          <w:iCs/>
-        </w:rPr>
-        <w:t xml:space="preserve">workload tier, not just at the network or SIEM layer?</w:t>
-      </w:r>
-    </w:p>
-    <w:p>
-      <w:pPr>
-        <w:pStyle w:val="Compact"/>
-        <w:numPr>
-          <w:ilvl w:val="0"/>
-          <w:numId w:val="1001"/>
-        </w:numPr>
-      </w:pPr>
-      <w:r>
-        <w:rPr>
-          <w:i/>
-          <w:iCs/>
-        </w:rPr>
-        <w:t xml:space="preserve">PCI DSS v4.0 introduced "in place and operating effectively"</w:t>
-      </w:r>
-      <w:r>
-        <w:rPr>
-          <w:i/>
-          <w:iCs/>
-        </w:rPr>
-        <w:t xml:space="preserve"> </w:t>
-      </w:r>
-      <w:r>
-        <w:rPr>
-          <w:i/>
-          <w:iCs/>
-        </w:rPr>
-        <w:t xml:space="preserve">language and the customized approach. What does my continuous</w:t>
-      </w:r>
-      <w:r>
-        <w:rPr>
-          <w:i/>
-          <w:iCs/>
-        </w:rPr>
-        <w:t xml:space="preserve"> </w:t>
-      </w:r>
-      <w:r>
-        <w:rPr>
-          <w:i/>
-          <w:iCs/>
-        </w:rPr>
-        <w:t xml:space="preserve">evidence story look like, vs. annual snapshots?</w:t>
-      </w:r>
-      <w:r>
-        <w:t xml:space="preserve"> </w:t>
-      </w:r>
-      <w:r>
-        <w:t xml:space="preserve">(Req 12.4.2)</w:t>
-      </w:r>
-    </w:p>
-    <w:p>
-      <w:pPr>
-        <w:pStyle w:val="FirstParagraph"/>
-      </w:pPr>
-      <w:r>
-        <w:rPr>
-          <w:b/>
-          <w:bCs/>
-        </w:rPr>
-        <w:t xml:space="preserve">What you'll need.</w:t>
-      </w:r>
-      <w:r>
-        <w:t xml:space="preserve"> </w:t>
-      </w:r>
-      <w:r>
-        <w:t xml:space="preserve">A defined and documented CDE, your current PCI</w:t>
-      </w:r>
-      <w:r>
-        <w:t xml:space="preserve"> </w:t>
-      </w:r>
-      <w:r>
-        <w:t xml:space="preserve">scope document, and your QSA's evidence request template (or last</w:t>
-      </w:r>
-      <w:r>
-        <w:t xml:space="preserve"> </w:t>
-      </w:r>
-      <w:r>
-        <w:t xml:space="preserve">year's RoC sections).</w:t>
-      </w:r>
-    </w:p>
-    <w:p>
-      <w:pPr>
-        <w:pStyle w:val="BodyText"/>
-      </w:pPr>
-      <w:r>
-        <w:rPr>
-          <w:b/>
-          <w:bCs/>
         </w:rPr>
         <w:t xml:space="preserve">Where to start.</w:t>
       </w:r>
@@ -378,7 +408,13 @@
         <w:t xml:space="preserve"> </w:t>
       </w:r>
       <w:r>
-        <w:t xml:space="preserve">assessment window or preparing v4.0 transition evidence.</w:t>
+        <w:t xml:space="preserve">assessment window or assembling evidence for the now-mandatory</w:t>
+      </w:r>
+      <w:r>
+        <w:t xml:space="preserve"> </w:t>
+      </w:r>
+      <w:r>
+        <w:t xml:space="preserve">future-dated v4.0 requirements.</w:t>
       </w:r>
     </w:p>
     <w:p>
@@ -388,8 +424,8 @@
         </w:pict>
       </w:r>
     </w:p>
-    <w:bookmarkEnd w:id="10"/>
-    <w:bookmarkStart w:id="13" w:name="X9ea0bc5b10255d5807114f32c5382b01b68ee39"/>
+    <w:bookmarkEnd w:id="21"/>
+    <w:bookmarkStart w:id="24" w:name="X9ea0bc5b10255d5807114f32c5382b01b68ee39"/>
     <w:p>
       <w:pPr>
         <w:pStyle w:val="Heading2"/>
@@ -410,37 +446,37 @@
       </w:r>
       <w:r>
         <w:rPr>
+          <w:bCs/>
           <w:b/>
+        </w:rPr>
+        <w:t xml:space="preserve">workload protection platform</w:t>
+      </w:r>
+      <w:r>
+        <w:t xml:space="preserve">. A lightweight</w:t>
+      </w:r>
+      <w:r>
+        <w:t xml:space="preserve"> </w:t>
+      </w:r>
+      <w:r>
+        <w:rPr>
           <w:bCs/>
-        </w:rPr>
-        <w:t xml:space="preserve">workload protection platform</w:t>
-      </w:r>
-      <w:r>
-        <w:t xml:space="preserve">. A lightweight</w:t>
-      </w:r>
-      <w:r>
-        <w:t xml:space="preserve"> </w:t>
-      </w:r>
-      <w:r>
-        <w:rPr>
           <w:b/>
+        </w:rPr>
+        <w:t xml:space="preserve">agent</w:t>
+      </w:r>
+      <w:r>
+        <w:t xml:space="preserve"> </w:t>
+      </w:r>
+      <w:r>
+        <w:t xml:space="preserve">on each server/VM/container observes processes and network flows;</w:t>
+      </w:r>
+      <w:r>
+        <w:t xml:space="preserve"> </w:t>
+      </w:r>
+      <w:r>
+        <w:rPr>
           <w:bCs/>
-        </w:rPr>
-        <w:t xml:space="preserve">agent</w:t>
-      </w:r>
-      <w:r>
-        <w:t xml:space="preserve"> </w:t>
-      </w:r>
-      <w:r>
-        <w:t xml:space="preserve">on each server/VM/container observes processes and network flows;</w:t>
-      </w:r>
-      <w:r>
-        <w:t xml:space="preserve"> </w:t>
-      </w:r>
-      <w:r>
-        <w:rPr>
           <w:b/>
-          <w:bCs/>
         </w:rPr>
         <w:t xml:space="preserve">cloud connectors</w:t>
       </w:r>
@@ -456,6 +492,7 @@
         <w:tblStyle w:val="Table"/>
         <w:tblW w:type="auto" w:w="0"/>
         <w:tblLook w:firstRow="1" w:lastRow="0" w:firstColumn="0" w:lastColumn="0" w:noHBand="0" w:noVBand="0" w:val="0020"/>
+        <w:jc w:val="start"/>
       </w:tblPr>
       <w:tblGrid>
         <w:gridCol w:w="2640"/>
@@ -464,13 +501,14 @@
       </w:tblGrid>
       <w:tr>
         <w:trPr>
-          <w:tblHeader w:val="on"/>
+          <w:tblHeader w:val="true"/>
         </w:trPr>
         <w:tc>
           <w:tcPr/>
           <w:p>
             <w:pPr>
               <w:pStyle w:val="Compact"/>
+              <w:jc w:val="left"/>
             </w:pPr>
             <w:r>
               <w:t xml:space="preserve">CSW term</w:t>
@@ -482,6 +520,7 @@
           <w:p>
             <w:pPr>
               <w:pStyle w:val="Compact"/>
+              <w:jc w:val="left"/>
             </w:pPr>
             <w:r>
               <w:t xml:space="preserve">Meaning</w:t>
@@ -493,6 +532,7 @@
           <w:p>
             <w:pPr>
               <w:pStyle w:val="Compact"/>
+              <w:jc w:val="left"/>
             </w:pPr>
             <w:r>
               <w:t xml:space="preserve">Why compliance teams care</w:t>
@@ -506,11 +546,12 @@
           <w:p>
             <w:pPr>
               <w:pStyle w:val="Compact"/>
+              <w:jc w:val="left"/>
             </w:pPr>
             <w:r>
               <w:rPr>
+                <w:bCs/>
                 <w:b/>
-                <w:bCs/>
               </w:rPr>
               <w:t xml:space="preserve">Scope</w:t>
             </w:r>
@@ -521,6 +562,7 @@
           <w:p>
             <w:pPr>
               <w:pStyle w:val="Compact"/>
+              <w:jc w:val="left"/>
             </w:pPr>
             <w:r>
               <w:t xml:space="preserve">Logical boundary (CDE, PHI zone, CUI enclave)</w:t>
@@ -532,6 +574,7 @@
           <w:p>
             <w:pPr>
               <w:pStyle w:val="Compact"/>
+              <w:jc w:val="left"/>
             </w:pPr>
             <w:r>
               <w:t xml:space="preserve">Defines the systems you must prove are isolated</w:t>
@@ -545,11 +588,12 @@
           <w:p>
             <w:pPr>
               <w:pStyle w:val="Compact"/>
+              <w:jc w:val="left"/>
             </w:pPr>
             <w:r>
               <w:rPr>
+                <w:bCs/>
                 <w:b/>
-                <w:bCs/>
               </w:rPr>
               <w:t xml:space="preserve">Label / filter</w:t>
             </w:r>
@@ -560,6 +604,7 @@
           <w:p>
             <w:pPr>
               <w:pStyle w:val="Compact"/>
+              <w:jc w:val="left"/>
             </w:pPr>
             <w:r>
               <w:t xml:space="preserve">Tag or query assigning workloads to scopes</w:t>
@@ -571,6 +616,7 @@
           <w:p>
             <w:pPr>
               <w:pStyle w:val="Compact"/>
+              <w:jc w:val="left"/>
             </w:pPr>
             <w:r>
               <w:t xml:space="preserve">Automates scope membership — reduces drift</w:t>
@@ -584,11 +630,12 @@
           <w:p>
             <w:pPr>
               <w:pStyle w:val="Compact"/>
+              <w:jc w:val="left"/>
             </w:pPr>
             <w:r>
               <w:rPr>
+                <w:bCs/>
                 <w:b/>
-                <w:bCs/>
               </w:rPr>
               <w:t xml:space="preserve">ADM</w:t>
             </w:r>
@@ -599,6 +646,7 @@
           <w:p>
             <w:pPr>
               <w:pStyle w:val="Compact"/>
+              <w:jc w:val="left"/>
             </w:pPr>
             <w:r>
               <w:t xml:space="preserve">Application Dependency Mapping from observed traffic</w:t>
@@ -610,11 +658,12 @@
           <w:p>
             <w:pPr>
               <w:pStyle w:val="Compact"/>
+              <w:jc w:val="left"/>
             </w:pPr>
             <w:r>
               <w:rPr>
+                <w:bCs/>
                 <w:b/>
-                <w:bCs/>
               </w:rPr>
               <w:t xml:space="preserve">Live</w:t>
             </w:r>
@@ -633,11 +682,12 @@
           <w:p>
             <w:pPr>
               <w:pStyle w:val="Compact"/>
+              <w:jc w:val="left"/>
             </w:pPr>
             <w:r>
               <w:rPr>
+                <w:bCs/>
                 <w:b/>
-                <w:bCs/>
               </w:rPr>
               <w:t xml:space="preserve">Workspace</w:t>
             </w:r>
@@ -648,6 +698,7 @@
           <w:p>
             <w:pPr>
               <w:pStyle w:val="Compact"/>
+              <w:jc w:val="left"/>
             </w:pPr>
             <w:r>
               <w:t xml:space="preserve">Policy container for one scope or application</w:t>
@@ -659,6 +710,7 @@
           <w:p>
             <w:pPr>
               <w:pStyle w:val="Compact"/>
+              <w:jc w:val="left"/>
             </w:pPr>
             <w:r>
               <w:t xml:space="preserve">Where allow/deny rules are authored</w:t>
@@ -672,11 +724,12 @@
           <w:p>
             <w:pPr>
               <w:pStyle w:val="Compact"/>
+              <w:jc w:val="left"/>
             </w:pPr>
             <w:r>
               <w:rPr>
+                <w:bCs/>
                 <w:b/>
-                <w:bCs/>
               </w:rPr>
               <w:t xml:space="preserve">Monitor → Simulation → Enforce</w:t>
             </w:r>
@@ -687,6 +740,7 @@
           <w:p>
             <w:pPr>
               <w:pStyle w:val="Compact"/>
+              <w:jc w:val="left"/>
             </w:pPr>
             <w:r>
               <w:t xml:space="preserve">Safe rollout sequence</w:t>
@@ -698,6 +752,7 @@
           <w:p>
             <w:pPr>
               <w:pStyle w:val="Compact"/>
+              <w:jc w:val="left"/>
             </w:pPr>
             <w:r>
               <w:t xml:space="preserve">Simulation = change-board evidence before blocking traffic</w:t>
@@ -711,11 +766,12 @@
           <w:p>
             <w:pPr>
               <w:pStyle w:val="Compact"/>
+              <w:jc w:val="left"/>
             </w:pPr>
             <w:r>
               <w:rPr>
+                <w:bCs/>
                 <w:b/>
-                <w:bCs/>
               </w:rPr>
               <w:t xml:space="preserve">Denied Connections</w:t>
             </w:r>
@@ -726,6 +782,7 @@
           <w:p>
             <w:pPr>
               <w:pStyle w:val="Compact"/>
+              <w:jc w:val="left"/>
             </w:pPr>
             <w:r>
               <w:t xml:space="preserve">Log of flows blocked by policy</w:t>
@@ -737,6 +794,7 @@
           <w:p>
             <w:pPr>
               <w:pStyle w:val="Compact"/>
+              <w:jc w:val="left"/>
             </w:pPr>
             <w:r>
               <w:t xml:space="preserve">Primary proof that enforcement</w:t>
@@ -746,8 +804,8 @@
             </w:r>
             <w:r>
               <w:rPr>
+                <w:bCs/>
                 <w:b/>
-                <w:bCs/>
               </w:rPr>
               <w:t xml:space="preserve">operates</w:t>
             </w:r>
@@ -761,33 +819,33 @@
       </w:pPr>
       <w:r>
         <w:rPr>
+          <w:bCs/>
           <w:b/>
+        </w:rPr>
+        <w:t xml:space="preserve">Console areas:</w:t>
+      </w:r>
+      <w:r>
+        <w:t xml:space="preserve"> </w:t>
+      </w:r>
+      <w:r>
+        <w:t xml:space="preserve">Investigate (inventory, flows, vulns) · Defend/Segmentation (policy) · Manage (agents) · Platform (connectors) · Administration (audit log)</w:t>
+      </w:r>
+    </w:p>
+    <w:p>
+      <w:pPr>
+        <w:pStyle w:val="BodyText"/>
+      </w:pPr>
+      <w:r>
+        <w:rPr>
           <w:bCs/>
-        </w:rPr>
-        <w:t xml:space="preserve">Console areas:</w:t>
-      </w:r>
-      <w:r>
-        <w:t xml:space="preserve"> </w:t>
-      </w:r>
-      <w:r>
-        <w:t xml:space="preserve">Investigate (inventory, flows, vulns) · Defend/Segmentation (policy) · Manage (agents) · Platform (connectors) · Administration (audit log)</w:t>
-      </w:r>
-    </w:p>
-    <w:p>
-      <w:pPr>
-        <w:pStyle w:val="BodyText"/>
-      </w:pPr>
-      <w:r>
-        <w:rPr>
           <w:b/>
-          <w:bCs/>
         </w:rPr>
         <w:t xml:space="preserve">Read next:</w:t>
       </w:r>
       <w:r>
         <w:t xml:space="preserve"> </w:t>
       </w:r>
-      <w:hyperlink r:id="rId11">
+      <w:hyperlink r:id="rId22">
         <w:r>
           <w:rPr>
             <w:rStyle w:val="Hyperlink"/>
@@ -804,7 +862,7 @@
       <w:r>
         <w:t xml:space="preserve"> </w:t>
       </w:r>
-      <w:hyperlink r:id="rId12">
+      <w:hyperlink r:id="rId23">
         <w:r>
           <w:rPr>
             <w:rStyle w:val="Hyperlink"/>
@@ -826,8 +884,8 @@
         </w:pict>
       </w:r>
     </w:p>
-    <w:bookmarkEnd w:id="13"/>
-    <w:bookmarkStart w:id="19" w:name="universal-evidence-workflow"/>
+    <w:bookmarkEnd w:id="24"/>
+    <w:bookmarkStart w:id="30" w:name="universal-evidence-workflow"/>
     <w:p>
       <w:pPr>
         <w:pStyle w:val="Heading2"/>
@@ -848,24 +906,24 @@
       </w:r>
       <w:r>
         <w:rPr>
+          <w:bCs/>
           <w:b/>
+        </w:rPr>
+        <w:t xml:space="preserve">this framework's</w:t>
+      </w:r>
+      <w:r>
+        <w:t xml:space="preserve"> </w:t>
+      </w:r>
+      <w:r>
+        <w:t xml:space="preserve">compliance boundary. Map exports to control IDs in the</w:t>
+      </w:r>
+      <w:r>
+        <w:t xml:space="preserve"> </w:t>
+      </w:r>
+      <w:r>
+        <w:rPr>
           <w:bCs/>
-        </w:rPr>
-        <w:t xml:space="preserve">this framework's</w:t>
-      </w:r>
-      <w:r>
-        <w:t xml:space="preserve"> </w:t>
-      </w:r>
-      <w:r>
-        <w:t xml:space="preserve">compliance boundary. Map exports to control IDs in the</w:t>
-      </w:r>
-      <w:r>
-        <w:t xml:space="preserve"> </w:t>
-      </w:r>
-      <w:r>
-        <w:rPr>
           <w:b/>
-          <w:bCs/>
         </w:rPr>
         <w:t xml:space="preserve">Reporting &amp; Evidence</w:t>
       </w:r>
@@ -881,6 +939,7 @@
         <w:tblStyle w:val="Table"/>
         <w:tblW w:type="auto" w:w="0"/>
         <w:tblLook w:firstRow="1" w:lastRow="0" w:firstColumn="0" w:lastColumn="0" w:noHBand="0" w:noVBand="0" w:val="0020"/>
+        <w:jc w:val="start"/>
       </w:tblPr>
       <w:tblGrid>
         <w:gridCol w:w="1980"/>
@@ -890,13 +949,14 @@
       </w:tblGrid>
       <w:tr>
         <w:trPr>
-          <w:tblHeader w:val="on"/>
+          <w:tblHeader w:val="true"/>
         </w:trPr>
         <w:tc>
           <w:tcPr/>
           <w:p>
             <w:pPr>
               <w:pStyle w:val="Compact"/>
+              <w:jc w:val="left"/>
             </w:pPr>
             <w:r>
               <w:t xml:space="preserve">Phase</w:t>
@@ -908,6 +968,7 @@
           <w:p>
             <w:pPr>
               <w:pStyle w:val="Compact"/>
+              <w:jc w:val="left"/>
             </w:pPr>
             <w:r>
               <w:t xml:space="preserve">Goal</w:t>
@@ -919,6 +980,7 @@
           <w:p>
             <w:pPr>
               <w:pStyle w:val="Compact"/>
+              <w:jc w:val="left"/>
             </w:pPr>
             <w:r>
               <w:t xml:space="preserve">Key CSW actions</w:t>
@@ -930,6 +992,7 @@
           <w:p>
             <w:pPr>
               <w:pStyle w:val="Compact"/>
+              <w:jc w:val="left"/>
             </w:pPr>
             <w:r>
               <w:t xml:space="preserve">Typical duration</w:t>
@@ -943,11 +1006,12 @@
           <w:p>
             <w:pPr>
               <w:pStyle w:val="Compact"/>
+              <w:jc w:val="left"/>
             </w:pPr>
             <w:r>
               <w:rPr>
+                <w:bCs/>
                 <w:b/>
-                <w:bCs/>
               </w:rPr>
               <w:t xml:space="preserve">1 — Coverage</w:t>
             </w:r>
@@ -958,6 +1022,7 @@
           <w:p>
             <w:pPr>
               <w:pStyle w:val="Compact"/>
+              <w:jc w:val="left"/>
             </w:pPr>
             <w:r>
               <w:t xml:space="preserve">Every in-scope workload in CSW</w:t>
@@ -969,6 +1034,7 @@
           <w:p>
             <w:pPr>
               <w:pStyle w:val="Compact"/>
+              <w:jc w:val="left"/>
             </w:pPr>
             <w:r>
               <w:t xml:space="preserve">Install agents/connectors; apply compliance labels; create scope</w:t>
@@ -980,6 +1046,7 @@
           <w:p>
             <w:pPr>
               <w:pStyle w:val="Compact"/>
+              <w:jc w:val="left"/>
             </w:pPr>
             <w:r>
               <w:t xml:space="preserve">Days 1–10</w:t>
@@ -993,11 +1060,12 @@
           <w:p>
             <w:pPr>
               <w:pStyle w:val="Compact"/>
+              <w:jc w:val="left"/>
             </w:pPr>
             <w:r>
               <w:rPr>
+                <w:bCs/>
                 <w:b/>
-                <w:bCs/>
               </w:rPr>
               <w:t xml:space="preserve">2 — Baseline</w:t>
             </w:r>
@@ -1008,6 +1076,7 @@
           <w:p>
             <w:pPr>
               <w:pStyle w:val="Compact"/>
+              <w:jc w:val="left"/>
             </w:pPr>
             <w:r>
               <w:t xml:space="preserve">Machine-generated flow map</w:t>
@@ -1019,6 +1088,7 @@
           <w:p>
             <w:pPr>
               <w:pStyle w:val="Compact"/>
+              <w:jc w:val="left"/>
             </w:pPr>
             <w:r>
               <w:t xml:space="preserve">Run ADM ≥2 weeks; export clusters; app-owner signoff</w:t>
@@ -1030,6 +1100,7 @@
           <w:p>
             <w:pPr>
               <w:pStyle w:val="Compact"/>
+              <w:jc w:val="left"/>
             </w:pPr>
             <w:r>
               <w:t xml:space="preserve">Days 11–28</w:t>
@@ -1043,11 +1114,12 @@
           <w:p>
             <w:pPr>
               <w:pStyle w:val="Compact"/>
+              <w:jc w:val="left"/>
             </w:pPr>
             <w:r>
               <w:rPr>
+                <w:bCs/>
                 <w:b/>
-                <w:bCs/>
               </w:rPr>
               <w:t xml:space="preserve">3 — Policy</w:t>
             </w:r>
@@ -1058,6 +1130,7 @@
           <w:p>
             <w:pPr>
               <w:pStyle w:val="Compact"/>
+              <w:jc w:val="left"/>
             </w:pPr>
             <w:r>
               <w:t xml:space="preserve">Designed isolation before enforce</w:t>
@@ -1069,6 +1142,7 @@
           <w:p>
             <w:pPr>
               <w:pStyle w:val="Compact"/>
+              <w:jc w:val="left"/>
             </w:pPr>
             <w:r>
               <w:t xml:space="preserve">Build workspace; Simulation mode; fix false positives</w:t>
@@ -1080,6 +1154,7 @@
           <w:p>
             <w:pPr>
               <w:pStyle w:val="Compact"/>
+              <w:jc w:val="left"/>
             </w:pPr>
             <w:r>
               <w:t xml:space="preserve">Days 29–45</w:t>
@@ -1093,11 +1168,12 @@
           <w:p>
             <w:pPr>
               <w:pStyle w:val="Compact"/>
+              <w:jc w:val="left"/>
             </w:pPr>
             <w:r>
               <w:rPr>
+                <w:bCs/>
                 <w:b/>
-                <w:bCs/>
               </w:rPr>
               <w:t xml:space="preserve">4 — Operate</w:t>
             </w:r>
@@ -1108,6 +1184,7 @@
           <w:p>
             <w:pPr>
               <w:pStyle w:val="Compact"/>
+              <w:jc w:val="left"/>
             </w:pPr>
             <w:r>
               <w:t xml:space="preserve">Continuous proof between audits</w:t>
@@ -1119,6 +1196,7 @@
           <w:p>
             <w:pPr>
               <w:pStyle w:val="Compact"/>
+              <w:jc w:val="left"/>
             </w:pPr>
             <w:r>
               <w:t xml:space="preserve">Enforce; quarterly export pack; ADM refresh every 90 days</w:t>
@@ -1130,6 +1208,7 @@
           <w:p>
             <w:pPr>
               <w:pStyle w:val="Compact"/>
+              <w:jc w:val="left"/>
             </w:pPr>
             <w:r>
               <w:t xml:space="preserve">Ongoing</w:t>
@@ -1138,7 +1217,7 @@
         </w:tc>
       </w:tr>
     </w:tbl>
-    <w:bookmarkStart w:id="14" w:name="phase-1-checklist-coverage"/>
+    <w:bookmarkStart w:id="25" w:name="phase-1-checklist-coverage"/>
     <w:p>
       <w:pPr>
         <w:pStyle w:val="Heading3"/>
@@ -1149,323 +1228,347 @@
     </w:p>
     <w:p>
       <w:pPr>
-        <w:pStyle w:val="Compact"/>
         <w:numPr>
           <w:ilvl w:val="0"/>
           <w:numId w:val="1002"/>
         </w:numPr>
-      </w:pPr>
-      <w:r>
-        <w:t xml:space="preserve">In-scope host list reconciled to CSW Inventory (100% or documented exceptions)</w:t>
-      </w:r>
-    </w:p>
-    <w:p>
-      <w:pPr>
-        <w:pStyle w:val="Compact"/>
+        <w:pStyle w:val="Compact"/>
+      </w:pPr>
+      <w:r>
+        <w:t xml:space="preserve">☐ In-scope host list reconciled to CSW Inventory (100% or documented exceptions)</w:t>
+      </w:r>
+    </w:p>
+    <w:p>
+      <w:pPr>
+        <w:numPr>
+          <w:ilvl w:val="0"/>
+          <w:numId w:val="1002"/>
+        </w:numPr>
+        <w:pStyle w:val="Compact"/>
+      </w:pPr>
+      <w:r>
+        <w:t xml:space="preserve">☐ Labels applied:</w:t>
+      </w:r>
+      <w:r>
+        <w:t xml:space="preserve"> </w:t>
+      </w:r>
+      <w:r>
+        <w:rPr>
+          <w:rStyle w:val="VerbatimChar"/>
+        </w:rPr>
+        <w:t xml:space="preserve">compliance:&lt;framework&gt;</w:t>
+      </w:r>
+      <w:r>
+        <w:t xml:space="preserve">,</w:t>
+      </w:r>
+      <w:r>
+        <w:t xml:space="preserve"> </w:t>
+      </w:r>
+      <w:r>
+        <w:rPr>
+          <w:rStyle w:val="VerbatimChar"/>
+        </w:rPr>
+        <w:t xml:space="preserve">data:&lt;classification&gt;</w:t>
+      </w:r>
+      <w:r>
+        <w:t xml:space="preserve">,</w:t>
+      </w:r>
+      <w:r>
+        <w:t xml:space="preserve"> </w:t>
+      </w:r>
+      <w:r>
+        <w:rPr>
+          <w:rStyle w:val="VerbatimChar"/>
+        </w:rPr>
+        <w:t xml:space="preserve">env:&lt;tier&gt;</w:t>
+      </w:r>
+    </w:p>
+    <w:p>
+      <w:pPr>
+        <w:numPr>
+          <w:ilvl w:val="0"/>
+          <w:numId w:val="1002"/>
+        </w:numPr>
+        <w:pStyle w:val="Compact"/>
+      </w:pPr>
+      <w:r>
+        <w:t xml:space="preserve">☐ CSW scope created matching compliance boundary</w:t>
+      </w:r>
+    </w:p>
+    <w:p>
+      <w:pPr>
+        <w:numPr>
+          <w:ilvl w:val="0"/>
+          <w:numId w:val="1002"/>
+        </w:numPr>
+        <w:pStyle w:val="Compact"/>
+      </w:pPr>
+      <w:r>
+        <w:t xml:space="preserve">☐</w:t>
+      </w:r>
+      <w:r>
+        <w:t xml:space="preserve"> </w:t>
+      </w:r>
+      <w:r>
+        <w:rPr>
+          <w:bCs/>
+          <w:b/>
+        </w:rPr>
+        <w:t xml:space="preserve">Export:</w:t>
+      </w:r>
+      <w:r>
+        <w:t xml:space="preserve"> </w:t>
+      </w:r>
+      <w:r>
+        <w:t xml:space="preserve">inventory CSV + agent status screenshot</w:t>
+      </w:r>
+    </w:p>
+    <w:bookmarkEnd w:id="25"/>
+    <w:bookmarkStart w:id="26" w:name="phase-2-checklist-baseline"/>
+    <w:p>
+      <w:pPr>
+        <w:pStyle w:val="Heading3"/>
+      </w:pPr>
+      <w:r>
+        <w:t xml:space="preserve">Phase 2 checklist (baseline)</w:t>
+      </w:r>
+    </w:p>
+    <w:p>
+      <w:pPr>
         <w:numPr>
           <w:ilvl w:val="0"/>
           <w:numId w:val="1003"/>
         </w:numPr>
-      </w:pPr>
-      <w:r>
-        <w:t xml:space="preserve">Labels applied:</w:t>
-      </w:r>
-      <w:r>
-        <w:t xml:space="preserve"> </w:t>
-      </w:r>
-      <w:r>
-        <w:rPr>
-          <w:rStyle w:val="VerbatimChar"/>
-        </w:rPr>
-        <w:t xml:space="preserve">compliance:&lt;framework&gt;</w:t>
-      </w:r>
-      <w:r>
-        <w:t xml:space="preserve">,</w:t>
-      </w:r>
-      <w:r>
-        <w:t xml:space="preserve"> </w:t>
-      </w:r>
-      <w:r>
-        <w:rPr>
-          <w:rStyle w:val="VerbatimChar"/>
-        </w:rPr>
-        <w:t xml:space="preserve">data:&lt;classification&gt;</w:t>
-      </w:r>
-      <w:r>
-        <w:t xml:space="preserve">,</w:t>
-      </w:r>
-      <w:r>
-        <w:t xml:space="preserve"> </w:t>
-      </w:r>
-      <w:r>
-        <w:rPr>
-          <w:rStyle w:val="VerbatimChar"/>
-        </w:rPr>
-        <w:t xml:space="preserve">env:&lt;tier&gt;</w:t>
-      </w:r>
-    </w:p>
-    <w:p>
-      <w:pPr>
-        <w:pStyle w:val="Compact"/>
+        <w:pStyle w:val="Compact"/>
+      </w:pPr>
+      <w:r>
+        <w:t xml:space="preserve">☐ ADM running on compliance scope for full business cycle (≥2 weeks)</w:t>
+      </w:r>
+    </w:p>
+    <w:p>
+      <w:pPr>
+        <w:numPr>
+          <w:ilvl w:val="0"/>
+          <w:numId w:val="1003"/>
+        </w:numPr>
+        <w:pStyle w:val="Compact"/>
+      </w:pPr>
+      <w:r>
+        <w:t xml:space="preserve">☐ Unexpected flows documented (shadow IT, vendor egress, scope creep)</w:t>
+      </w:r>
+    </w:p>
+    <w:p>
+      <w:pPr>
+        <w:numPr>
+          <w:ilvl w:val="0"/>
+          <w:numId w:val="1003"/>
+        </w:numPr>
+        <w:pStyle w:val="Compact"/>
+      </w:pPr>
+      <w:r>
+        <w:t xml:space="preserve">☐ App owners signed cluster-to-application mapping</w:t>
+      </w:r>
+    </w:p>
+    <w:p>
+      <w:pPr>
+        <w:numPr>
+          <w:ilvl w:val="0"/>
+          <w:numId w:val="1003"/>
+        </w:numPr>
+        <w:pStyle w:val="Compact"/>
+      </w:pPr>
+      <w:r>
+        <w:t xml:space="preserve">☐</w:t>
+      </w:r>
+      <w:r>
+        <w:t xml:space="preserve"> </w:t>
+      </w:r>
+      <w:r>
+        <w:rPr>
+          <w:bCs/>
+          <w:b/>
+        </w:rPr>
+        <w:t xml:space="preserve">Export:</w:t>
+      </w:r>
+      <w:r>
+        <w:t xml:space="preserve"> </w:t>
+      </w:r>
+      <w:r>
+        <w:t xml:space="preserve">ADM diagram + flow samples with process context</w:t>
+      </w:r>
+    </w:p>
+    <w:bookmarkEnd w:id="26"/>
+    <w:bookmarkStart w:id="27" w:name="phase-3-checklist-policy"/>
+    <w:p>
+      <w:pPr>
+        <w:pStyle w:val="Heading3"/>
+      </w:pPr>
+      <w:r>
+        <w:t xml:space="preserve">Phase 3 checklist (policy)</w:t>
+      </w:r>
+    </w:p>
+    <w:p>
+      <w:pPr>
         <w:numPr>
           <w:ilvl w:val="0"/>
           <w:numId w:val="1004"/>
         </w:numPr>
-      </w:pPr>
-      <w:r>
-        <w:t xml:space="preserve">CSW scope created matching compliance boundary</w:t>
-      </w:r>
-    </w:p>
-    <w:p>
-      <w:pPr>
-        <w:pStyle w:val="Compact"/>
+        <w:pStyle w:val="Compact"/>
+      </w:pPr>
+      <w:r>
+        <w:t xml:space="preserve">☐ Default-deny posture defined for sensitive scope</w:t>
+      </w:r>
+    </w:p>
+    <w:p>
+      <w:pPr>
+        <w:numPr>
+          <w:ilvl w:val="0"/>
+          <w:numId w:val="1004"/>
+        </w:numPr>
+        <w:pStyle w:val="Compact"/>
+      </w:pPr>
+      <w:r>
+        <w:t xml:space="preserve">☐ ADM-imported rules refined; Simulation run ≥1 week</w:t>
+      </w:r>
+    </w:p>
+    <w:p>
+      <w:pPr>
+        <w:numPr>
+          <w:ilvl w:val="0"/>
+          <w:numId w:val="1004"/>
+        </w:numPr>
+        <w:pStyle w:val="Compact"/>
+      </w:pPr>
+      <w:r>
+        <w:t xml:space="preserve">☐ Change tickets for false-positive fixes; exception register updated</w:t>
+      </w:r>
+    </w:p>
+    <w:p>
+      <w:pPr>
+        <w:numPr>
+          <w:ilvl w:val="0"/>
+          <w:numId w:val="1004"/>
+        </w:numPr>
+        <w:pStyle w:val="Compact"/>
+      </w:pPr>
+      <w:r>
+        <w:t xml:space="preserve">☐</w:t>
+      </w:r>
+      <w:r>
+        <w:t xml:space="preserve"> </w:t>
+      </w:r>
+      <w:r>
+        <w:rPr>
+          <w:bCs/>
+          <w:b/>
+        </w:rPr>
+        <w:t xml:space="preserve">Export:</w:t>
+      </w:r>
+      <w:r>
+        <w:t xml:space="preserve"> </w:t>
+      </w:r>
+      <w:r>
+        <w:t xml:space="preserve">policy export + simulation report</w:t>
+      </w:r>
+    </w:p>
+    <w:bookmarkEnd w:id="27"/>
+    <w:bookmarkStart w:id="28" w:name="phase-4-checklist-operate"/>
+    <w:p>
+      <w:pPr>
+        <w:pStyle w:val="Heading3"/>
+      </w:pPr>
+      <w:r>
+        <w:t xml:space="preserve">Phase 4 checklist (operate)</w:t>
+      </w:r>
+    </w:p>
+    <w:p>
+      <w:pPr>
         <w:numPr>
           <w:ilvl w:val="0"/>
           <w:numId w:val="1005"/>
         </w:numPr>
-      </w:pPr>
-      <w:r>
-        <w:rPr>
+        <w:pStyle w:val="Compact"/>
+      </w:pPr>
+      <w:r>
+        <w:t xml:space="preserve">☐ Enforcement enabled on pilot scope; negative test recorded in Denied Connections</w:t>
+      </w:r>
+    </w:p>
+    <w:p>
+      <w:pPr>
+        <w:numPr>
+          <w:ilvl w:val="0"/>
+          <w:numId w:val="1005"/>
+        </w:numPr>
+        <w:pStyle w:val="Compact"/>
+      </w:pPr>
+      <w:r>
+        <w:t xml:space="preserve">☐ Quarterly pack: inventory, policy, denies, vulns, audit log (see playbook)</w:t>
+      </w:r>
+    </w:p>
+    <w:p>
+      <w:pPr>
+        <w:numPr>
+          <w:ilvl w:val="0"/>
+          <w:numId w:val="1005"/>
+        </w:numPr>
+        <w:pStyle w:val="Compact"/>
+      </w:pPr>
+      <w:r>
+        <w:t xml:space="preserve">☐ SIEM integration verified (sample events)</w:t>
+      </w:r>
+    </w:p>
+    <w:p>
+      <w:pPr>
+        <w:numPr>
+          <w:ilvl w:val="0"/>
+          <w:numId w:val="1005"/>
+        </w:numPr>
+        <w:pStyle w:val="Compact"/>
+      </w:pPr>
+      <w:r>
+        <w:t xml:space="preserve">☐</w:t>
+      </w:r>
+      <w:r>
+        <w:t xml:space="preserve"> </w:t>
+      </w:r>
+      <w:r>
+        <w:rPr>
+          <w:bCs/>
           <w:b/>
+        </w:rPr>
+        <w:t xml:space="preserve">Export:</w:t>
+      </w:r>
+      <w:r>
+        <w:t xml:space="preserve"> </w:t>
+      </w:r>
+      <w:r>
+        <w:t xml:space="preserve">enforcement screenshot + quarterly binder</w:t>
+      </w:r>
+    </w:p>
+    <w:bookmarkEnd w:id="28"/>
+    <w:bookmarkStart w:id="29" w:name="what-csw-evidence-does-not-replace"/>
+    <w:p>
+      <w:pPr>
+        <w:pStyle w:val="Heading3"/>
+      </w:pPr>
+      <w:r>
+        <w:t xml:space="preserve">What CSW evidence does not replace</w:t>
+      </w:r>
+    </w:p>
+    <w:p>
+      <w:pPr>
+        <w:pStyle w:val="FirstParagraph"/>
+      </w:pPr>
+      <w:r>
+        <w:t xml:space="preserve">Physical access, HR/training records, encryption key management, signed BAAs/vendor contracts, formal pen tests, and assessor attestation still require separate programmes. CSW addresses the</w:t>
+      </w:r>
+      <w:r>
+        <w:t xml:space="preserve"> </w:t>
+      </w:r>
+      <w:r>
+        <w:rPr>
           <w:bCs/>
-        </w:rPr>
-        <w:t xml:space="preserve">Export:</w:t>
-      </w:r>
-      <w:r>
-        <w:t xml:space="preserve"> </w:t>
-      </w:r>
-      <w:r>
-        <w:t xml:space="preserve">inventory CSV + agent status screenshot</w:t>
-      </w:r>
-    </w:p>
-    <w:bookmarkEnd w:id="14"/>
-    <w:bookmarkStart w:id="15" w:name="phase-2-checklist-baseline"/>
-    <w:p>
-      <w:pPr>
-        <w:pStyle w:val="Heading3"/>
-      </w:pPr>
-      <w:r>
-        <w:t xml:space="preserve">Phase 2 checklist (baseline)</w:t>
-      </w:r>
-    </w:p>
-    <w:p>
-      <w:pPr>
-        <w:pStyle w:val="Compact"/>
-        <w:numPr>
-          <w:ilvl w:val="0"/>
-          <w:numId w:val="1006"/>
-        </w:numPr>
-      </w:pPr>
-      <w:r>
-        <w:t xml:space="preserve">ADM running on compliance scope for full business cycle (≥2 weeks)</w:t>
-      </w:r>
-    </w:p>
-    <w:p>
-      <w:pPr>
-        <w:pStyle w:val="Compact"/>
-        <w:numPr>
-          <w:ilvl w:val="0"/>
-          <w:numId w:val="1007"/>
-        </w:numPr>
-      </w:pPr>
-      <w:r>
-        <w:t xml:space="preserve">Unexpected flows documented (shadow IT, vendor egress, scope creep)</w:t>
-      </w:r>
-    </w:p>
-    <w:p>
-      <w:pPr>
-        <w:pStyle w:val="Compact"/>
-        <w:numPr>
-          <w:ilvl w:val="0"/>
-          <w:numId w:val="1008"/>
-        </w:numPr>
-      </w:pPr>
-      <w:r>
-        <w:t xml:space="preserve">App owners signed cluster-to-application mapping</w:t>
-      </w:r>
-    </w:p>
-    <w:p>
-      <w:pPr>
-        <w:pStyle w:val="Compact"/>
-        <w:numPr>
-          <w:ilvl w:val="0"/>
-          <w:numId w:val="1009"/>
-        </w:numPr>
-      </w:pPr>
-      <w:r>
-        <w:rPr>
           <w:b/>
-          <w:bCs/>
-        </w:rPr>
-        <w:t xml:space="preserve">Export:</w:t>
-      </w:r>
-      <w:r>
-        <w:t xml:space="preserve"> </w:t>
-      </w:r>
-      <w:r>
-        <w:t xml:space="preserve">ADM diagram + flow samples with process context</w:t>
-      </w:r>
-    </w:p>
-    <w:bookmarkEnd w:id="15"/>
-    <w:bookmarkStart w:id="16" w:name="phase-3-checklist-policy"/>
-    <w:p>
-      <w:pPr>
-        <w:pStyle w:val="Heading3"/>
-      </w:pPr>
-      <w:r>
-        <w:t xml:space="preserve">Phase 3 checklist (policy)</w:t>
-      </w:r>
-    </w:p>
-    <w:p>
-      <w:pPr>
-        <w:pStyle w:val="Compact"/>
-        <w:numPr>
-          <w:ilvl w:val="0"/>
-          <w:numId w:val="1010"/>
-        </w:numPr>
-      </w:pPr>
-      <w:r>
-        <w:t xml:space="preserve">Default-deny posture defined for sensitive scope</w:t>
-      </w:r>
-    </w:p>
-    <w:p>
-      <w:pPr>
-        <w:pStyle w:val="Compact"/>
-        <w:numPr>
-          <w:ilvl w:val="0"/>
-          <w:numId w:val="1011"/>
-        </w:numPr>
-      </w:pPr>
-      <w:r>
-        <w:t xml:space="preserve">ADM-imported rules refined; Simulation run ≥1 week</w:t>
-      </w:r>
-    </w:p>
-    <w:p>
-      <w:pPr>
-        <w:pStyle w:val="Compact"/>
-        <w:numPr>
-          <w:ilvl w:val="0"/>
-          <w:numId w:val="1012"/>
-        </w:numPr>
-      </w:pPr>
-      <w:r>
-        <w:t xml:space="preserve">Change tickets for false-positive fixes; exception register updated</w:t>
-      </w:r>
-    </w:p>
-    <w:p>
-      <w:pPr>
-        <w:pStyle w:val="Compact"/>
-        <w:numPr>
-          <w:ilvl w:val="0"/>
-          <w:numId w:val="1013"/>
-        </w:numPr>
-      </w:pPr>
-      <w:r>
-        <w:rPr>
-          <w:b/>
-          <w:bCs/>
-        </w:rPr>
-        <w:t xml:space="preserve">Export:</w:t>
-      </w:r>
-      <w:r>
-        <w:t xml:space="preserve"> </w:t>
-      </w:r>
-      <w:r>
-        <w:t xml:space="preserve">policy export + simulation report</w:t>
-      </w:r>
-    </w:p>
-    <w:bookmarkEnd w:id="16"/>
-    <w:bookmarkStart w:id="17" w:name="phase-4-checklist-operate"/>
-    <w:p>
-      <w:pPr>
-        <w:pStyle w:val="Heading3"/>
-      </w:pPr>
-      <w:r>
-        <w:t xml:space="preserve">Phase 4 checklist (operate)</w:t>
-      </w:r>
-    </w:p>
-    <w:p>
-      <w:pPr>
-        <w:pStyle w:val="Compact"/>
-        <w:numPr>
-          <w:ilvl w:val="0"/>
-          <w:numId w:val="1014"/>
-        </w:numPr>
-      </w:pPr>
-      <w:r>
-        <w:t xml:space="preserve">Enforcement enabled on pilot scope; negative test recorded in Denied Connections</w:t>
-      </w:r>
-    </w:p>
-    <w:p>
-      <w:pPr>
-        <w:pStyle w:val="Compact"/>
-        <w:numPr>
-          <w:ilvl w:val="0"/>
-          <w:numId w:val="1015"/>
-        </w:numPr>
-      </w:pPr>
-      <w:r>
-        <w:t xml:space="preserve">Quarterly pack: inventory, policy, denies, vulns, audit log (see playbook)</w:t>
-      </w:r>
-    </w:p>
-    <w:p>
-      <w:pPr>
-        <w:pStyle w:val="Compact"/>
-        <w:numPr>
-          <w:ilvl w:val="0"/>
-          <w:numId w:val="1016"/>
-        </w:numPr>
-      </w:pPr>
-      <w:r>
-        <w:t xml:space="preserve">SIEM integration verified (sample events)</w:t>
-      </w:r>
-    </w:p>
-    <w:p>
-      <w:pPr>
-        <w:pStyle w:val="Compact"/>
-        <w:numPr>
-          <w:ilvl w:val="0"/>
-          <w:numId w:val="1017"/>
-        </w:numPr>
-      </w:pPr>
-      <w:r>
-        <w:rPr>
-          <w:b/>
-          <w:bCs/>
-        </w:rPr>
-        <w:t xml:space="preserve">Export:</w:t>
-      </w:r>
-      <w:r>
-        <w:t xml:space="preserve"> </w:t>
-      </w:r>
-      <w:r>
-        <w:t xml:space="preserve">enforcement screenshot + quarterly binder</w:t>
-      </w:r>
-    </w:p>
-    <w:bookmarkEnd w:id="17"/>
-    <w:bookmarkStart w:id="18" w:name="what-csw-evidence-does-not-replace"/>
-    <w:p>
-      <w:pPr>
-        <w:pStyle w:val="Heading3"/>
-      </w:pPr>
-      <w:r>
-        <w:t xml:space="preserve">What CSW evidence does not replace</w:t>
-      </w:r>
-    </w:p>
-    <w:p>
-      <w:pPr>
-        <w:pStyle w:val="FirstParagraph"/>
-      </w:pPr>
-      <w:r>
-        <w:t xml:space="preserve">Physical access, HR/training records, encryption key management, signed BAAs/vendor contracts, formal pen tests, and assessor attestation still require separate programmes. CSW addresses the</w:t>
-      </w:r>
-      <w:r>
-        <w:t xml:space="preserve"> </w:t>
-      </w:r>
-      <w:r>
-        <w:rPr>
-          <w:b/>
-          <w:bCs/>
         </w:rPr>
         <w:t xml:space="preserve">workload-resident</w:t>
       </w:r>
@@ -1483,9 +1586,9 @@
         </w:pict>
       </w:r>
     </w:p>
-    <w:bookmarkEnd w:id="18"/>
-    <w:bookmarkEnd w:id="19"/>
-    <w:bookmarkStart w:id="20" w:name="csw-effectiveness-for-this-framework"/>
+    <w:bookmarkEnd w:id="29"/>
+    <w:bookmarkEnd w:id="30"/>
+    <w:bookmarkStart w:id="31" w:name="csw-effectiveness-for-this-framework"/>
     <w:p>
       <w:pPr>
         <w:pStyle w:val="Heading2"/>
@@ -1496,11 +1599,11 @@
     </w:p>
     <w:p>
       <w:pPr>
-        <w:pStyle w:val="Compact"/>
-        <w:numPr>
-          <w:ilvl w:val="0"/>
-          <w:numId w:val="1018"/>
-        </w:numPr>
+        <w:numPr>
+          <w:ilvl w:val="0"/>
+          <w:numId w:val="1006"/>
+        </w:numPr>
+        <w:pStyle w:val="Compact"/>
       </w:pPr>
       <w:r>
         <w:t xml:space="preserve">CDE isolation with simulation→enforce — Req 1 evidence at workload tier</w:t>
@@ -1508,11 +1611,11 @@
     </w:p>
     <w:p>
       <w:pPr>
-        <w:pStyle w:val="Compact"/>
-        <w:numPr>
-          <w:ilvl w:val="0"/>
-          <w:numId w:val="1018"/>
-        </w:numPr>
+        <w:numPr>
+          <w:ilvl w:val="0"/>
+          <w:numId w:val="1006"/>
+        </w:numPr>
+        <w:pStyle w:val="Compact"/>
       </w:pPr>
       <w:r>
         <w:t xml:space="preserve">Live CDE flow map (Req 1.2.1) from ADM, not annual Visio</w:t>
@@ -1520,11 +1623,11 @@
     </w:p>
     <w:p>
       <w:pPr>
-        <w:pStyle w:val="Compact"/>
-        <w:numPr>
-          <w:ilvl w:val="0"/>
-          <w:numId w:val="1018"/>
-        </w:numPr>
+        <w:numPr>
+          <w:ilvl w:val="0"/>
+          <w:numId w:val="1006"/>
+        </w:numPr>
+        <w:pStyle w:val="Compact"/>
       </w:pPr>
       <w:r>
         <w:t xml:space="preserve">CVE + reachability prioritisation for Req 6.3.3</w:t>
@@ -1536,24 +1639,24 @@
       </w:pPr>
       <w:r>
         <w:rPr>
+          <w:bCs/>
           <w:b/>
+        </w:rPr>
+        <w:t xml:space="preserve">Compared to manual programmes:</w:t>
+      </w:r>
+      <w:r>
+        <w:t xml:space="preserve"> </w:t>
+      </w:r>
+      <w:r>
+        <w:t xml:space="preserve">static diagrams and annual firewall samples age immediately; CSW ties evidence to</w:t>
+      </w:r>
+      <w:r>
+        <w:t xml:space="preserve"> </w:t>
+      </w:r>
+      <w:r>
+        <w:rPr>
           <w:bCs/>
-        </w:rPr>
-        <w:t xml:space="preserve">Compared to manual programmes:</w:t>
-      </w:r>
-      <w:r>
-        <w:t xml:space="preserve"> </w:t>
-      </w:r>
-      <w:r>
-        <w:t xml:space="preserve">static diagrams and annual firewall samples age immediately; CSW ties evidence to</w:t>
-      </w:r>
-      <w:r>
-        <w:t xml:space="preserve"> </w:t>
-      </w:r>
-      <w:r>
-        <w:rPr>
           <w:b/>
-          <w:bCs/>
         </w:rPr>
         <w:t xml:space="preserve">live workload behaviour</w:t>
       </w:r>
@@ -1571,8 +1674,8 @@
         </w:pict>
       </w:r>
     </w:p>
-    <w:bookmarkEnd w:id="20"/>
-    <w:bookmarkStart w:id="22" w:name="Xc8951b796c7b61cbdd4998c72efbdeed0056e13"/>
+    <w:bookmarkEnd w:id="31"/>
+    <w:bookmarkStart w:id="33" w:name="Xc8951b796c7b61cbdd4998c72efbdeed0056e13"/>
     <w:p>
       <w:pPr>
         <w:pStyle w:val="Heading2"/>
@@ -1586,10 +1689,68 @@
         <w:pStyle w:val="FirstParagraph"/>
       </w:pPr>
       <w:r>
-        <w:t xml:space="preserve">PCI DSS v4.0 introduces customized implementation approaches and strengthens network segmentation requirements. CSW can support evidence for aspects of PCI DSS Requirements 1 (network controls), 6 (vulnerability management), 10 (logging/monitoring), and 11 (security testing) where workload-level visibility and enforcement apply; confirm final scope and evidence sufficiency with your QSA.</w:t>
-      </w:r>
-    </w:p>
-    <w:bookmarkStart w:id="21" w:name="pci-dss-requirement--csw-capability-map"/>
+        <w:t xml:space="preserve">PCI DSS v4.0 introduces the customized approach and strengthens network segmentation requirements;</w:t>
+      </w:r>
+      <w:r>
+        <w:t xml:space="preserve"> </w:t>
+      </w:r>
+      <w:r>
+        <w:rPr>
+          <w:bCs/>
+          <w:b/>
+        </w:rPr>
+        <w:t xml:space="preserve">v4.0.1 (June 2024)</w:t>
+      </w:r>
+      <w:r>
+        <w:t xml:space="preserve"> </w:t>
+      </w:r>
+      <w:r>
+        <w:t xml:space="preserve">is the current errata, and the future-dated v4.0 requirements are now</w:t>
+      </w:r>
+      <w:r>
+        <w:t xml:space="preserve"> </w:t>
+      </w:r>
+      <w:r>
+        <w:rPr>
+          <w:bCs/>
+          <w:b/>
+        </w:rPr>
+        <w:t xml:space="preserve">in force</w:t>
+      </w:r>
+      <w:r>
+        <w:t xml:space="preserve"> </w:t>
+      </w:r>
+      <w:r>
+        <w:t xml:space="preserve">(mandatory since 31 March 2025). CSW can support evidence for aspects of PCI DSS Requirements 1 (network security controls), 6 (vulnerability management), 10 (logging/monitoring), 11 (security testing, including</w:t>
+      </w:r>
+      <w:r>
+        <w:t xml:space="preserve"> </w:t>
+      </w:r>
+      <w:r>
+        <w:rPr>
+          <w:bCs/>
+          <w:b/>
+        </w:rPr>
+        <w:t xml:space="preserve">segmentation penetration-test</w:t>
+      </w:r>
+      <w:r>
+        <w:t xml:space="preserve"> </w:t>
+      </w:r>
+      <w:r>
+        <w:t xml:space="preserve">support), and 12 (</w:t>
+      </w:r>
+      <w:r>
+        <w:rPr>
+          <w:bCs/>
+          <w:b/>
+        </w:rPr>
+        <w:t xml:space="preserve">scope validation</w:t>
+      </w:r>
+      <w:r>
+        <w:t xml:space="preserve">) where workload-level visibility and enforcement apply; confirm final scope and evidence sufficiency with your QSA.</w:t>
+      </w:r>
+    </w:p>
+    <w:bookmarkStart w:id="32" w:name="pci-dss-requirement--csw-capability-map"/>
     <w:p>
       <w:pPr>
         <w:pStyle w:val="Heading3"/>
@@ -1603,6 +1764,7 @@
         <w:tblStyle w:val="Table"/>
         <w:tblW w:type="auto" w:w="0"/>
         <w:tblLook w:firstRow="1" w:lastRow="0" w:firstColumn="0" w:lastColumn="0" w:noHBand="0" w:noVBand="0" w:val="0020"/>
+        <w:jc w:val="start"/>
       </w:tblPr>
       <w:tblGrid>
         <w:gridCol w:w="3960"/>
@@ -1610,13 +1772,14 @@
       </w:tblGrid>
       <w:tr>
         <w:trPr>
-          <w:tblHeader w:val="on"/>
+          <w:tblHeader w:val="true"/>
         </w:trPr>
         <w:tc>
           <w:tcPr/>
           <w:p>
             <w:pPr>
               <w:pStyle w:val="Compact"/>
+              <w:jc w:val="left"/>
             </w:pPr>
             <w:r>
               <w:t xml:space="preserve">PCI Requirement</w:t>
@@ -1628,6 +1791,7 @@
           <w:p>
             <w:pPr>
               <w:pStyle w:val="Compact"/>
+              <w:jc w:val="left"/>
             </w:pPr>
             <w:r>
               <w:t xml:space="preserve">CSW Capability</w:t>
@@ -1641,6 +1805,7 @@
           <w:p>
             <w:pPr>
               <w:pStyle w:val="Compact"/>
+              <w:jc w:val="left"/>
             </w:pPr>
             <w:r>
               <w:t xml:space="preserve">Req 1 — Network Security Controls</w:t>
@@ -1652,9 +1817,10 @@
           <w:p>
             <w:pPr>
               <w:pStyle w:val="Compact"/>
-            </w:pPr>
-            <w:r>
-              <w:t xml:space="preserve">Micro-segmentation, CDE isolation</w:t>
+              <w:jc w:val="left"/>
+            </w:pPr>
+            <w:r>
+              <w:t xml:space="preserve">Micro-segmentation, CDE isolation, live network/data-flow diagrams (ADM)</w:t>
             </w:r>
           </w:p>
         </w:tc>
@@ -1665,6 +1831,7 @@
           <w:p>
             <w:pPr>
               <w:pStyle w:val="Compact"/>
+              <w:jc w:val="left"/>
             </w:pPr>
             <w:r>
               <w:t xml:space="preserve">Req 2 — Secure Configurations</w:t>
@@ -1676,6 +1843,7 @@
           <w:p>
             <w:pPr>
               <w:pStyle w:val="Compact"/>
+              <w:jc w:val="left"/>
             </w:pPr>
             <w:r>
               <w:t xml:space="preserve">Vulnerability detection, process monitoring</w:t>
@@ -1689,6 +1857,7 @@
           <w:p>
             <w:pPr>
               <w:pStyle w:val="Compact"/>
+              <w:jc w:val="left"/>
             </w:pPr>
             <w:r>
               <w:t xml:space="preserve">Req 6 — Vulnerability Management</w:t>
@@ -1700,6 +1869,7 @@
           <w:p>
             <w:pPr>
               <w:pStyle w:val="Compact"/>
+              <w:jc w:val="left"/>
             </w:pPr>
             <w:r>
               <w:t xml:space="preserve">Continuous vulnerability exposure visibility, CVSS prioritization</w:t>
@@ -1713,6 +1883,7 @@
           <w:p>
             <w:pPr>
               <w:pStyle w:val="Compact"/>
+              <w:jc w:val="left"/>
             </w:pPr>
             <w:r>
               <w:t xml:space="preserve">Req 7 — Access Control</w:t>
@@ -1724,6 +1895,7 @@
           <w:p>
             <w:pPr>
               <w:pStyle w:val="Compact"/>
+              <w:jc w:val="left"/>
             </w:pPr>
             <w:r>
               <w:t xml:space="preserve">Workload-level allowlist enforcement</w:t>
@@ -1737,6 +1909,7 @@
           <w:p>
             <w:pPr>
               <w:pStyle w:val="Compact"/>
+              <w:jc w:val="left"/>
             </w:pPr>
             <w:r>
               <w:t xml:space="preserve">Req 10 — Logging &amp; Monitoring</w:t>
@@ -1748,9 +1921,10 @@
           <w:p>
             <w:pPr>
               <w:pStyle w:val="Compact"/>
-            </w:pPr>
-            <w:r>
-              <w:t xml:space="preserve">Full flow + process telemetry</w:t>
+              <w:jc w:val="left"/>
+            </w:pPr>
+            <w:r>
+              <w:t xml:space="preserve">Full flow + process telemetry; supports automated log review (10.4.1.1)</w:t>
             </w:r>
           </w:p>
         </w:tc>
@@ -1761,6 +1935,7 @@
           <w:p>
             <w:pPr>
               <w:pStyle w:val="Compact"/>
+              <w:jc w:val="left"/>
             </w:pPr>
             <w:r>
               <w:t xml:space="preserve">Req 11 — Security Testing</w:t>
@@ -1772,9 +1947,36 @@
           <w:p>
             <w:pPr>
               <w:pStyle w:val="Compact"/>
-            </w:pPr>
-            <w:r>
-              <w:t xml:space="preserve">ADM baseline deviation detection</w:t>
+              <w:jc w:val="left"/>
+            </w:pPr>
+            <w:r>
+              <w:t xml:space="preserve">ADM baseline deviation detection; segmentation-isolation evidence for 11.4.5 / 11.4.6; IDS/IPS context (11.5.1)</w:t>
+            </w:r>
+          </w:p>
+        </w:tc>
+      </w:tr>
+      <w:tr>
+        <w:tc>
+          <w:tcPr/>
+          <w:p>
+            <w:pPr>
+              <w:pStyle w:val="Compact"/>
+              <w:jc w:val="left"/>
+            </w:pPr>
+            <w:r>
+              <w:t xml:space="preserve">Req 12 — Scope Management</w:t>
+            </w:r>
+          </w:p>
+        </w:tc>
+        <w:tc>
+          <w:tcPr/>
+          <w:p>
+            <w:pPr>
+              <w:pStyle w:val="Compact"/>
+              <w:jc w:val="left"/>
+            </w:pPr>
+            <w:r>
+              <w:t xml:space="preserve">ADM/flow evidence for CDE scope validation (12.5.2 / 12.5.2.1)</w:t>
             </w:r>
           </w:p>
         </w:tc>
@@ -1787,9 +1989,9 @@
         </w:pict>
       </w:r>
     </w:p>
-    <w:bookmarkEnd w:id="21"/>
-    <w:bookmarkEnd w:id="22"/>
-    <w:bookmarkStart w:id="25" w:name="Xb8e2cabf368058bb28e12bd70478e4f4c5e0461"/>
+    <w:bookmarkEnd w:id="32"/>
+    <w:bookmarkEnd w:id="33"/>
+    <w:bookmarkStart w:id="36" w:name="Xb8e2cabf368058bb28e12bd70478e4f4c5e0461"/>
     <w:p>
       <w:pPr>
         <w:pStyle w:val="Heading2"/>
@@ -1798,7 +2000,7 @@
         <w:t xml:space="preserve">2. Cardholder Data Environment (CDE) Scoping</w:t>
       </w:r>
     </w:p>
-    <w:bookmarkStart w:id="23" w:name="X8ac4b08c817d4c0c4946f66acc9cefeeaf7a4aa"/>
+    <w:bookmarkStart w:id="34" w:name="X8ac4b08c817d4c0c4946f66acc9cefeeaf7a4aa"/>
     <w:p>
       <w:pPr>
         <w:pStyle w:val="Heading3"/>
@@ -1935,8 +2137,8 @@
         <w:t xml:space="preserve">    └── Third-Party-Processors (PCI-compliant vendors)</w:t>
       </w:r>
     </w:p>
-    <w:bookmarkEnd w:id="23"/>
-    <w:bookmarkStart w:id="24" w:name="X142e6453493819b2bff7c1b5d6cf75184ed1057"/>
+    <w:bookmarkEnd w:id="34"/>
+    <w:bookmarkStart w:id="35" w:name="X142e6453493819b2bff7c1b5d6cf75184ed1057"/>
     <w:p>
       <w:pPr>
         <w:pStyle w:val="Heading3"/>
@@ -1955,11 +2157,11 @@
     </w:p>
     <w:p>
       <w:pPr>
-        <w:pStyle w:val="Compact"/>
-        <w:numPr>
-          <w:ilvl w:val="0"/>
-          <w:numId w:val="1019"/>
-        </w:numPr>
+        <w:numPr>
+          <w:ilvl w:val="0"/>
+          <w:numId w:val="1007"/>
+        </w:numPr>
+        <w:pStyle w:val="Compact"/>
       </w:pPr>
       <w:r>
         <w:t xml:space="preserve">ADM confirms zero communication between CDE and out-of-scope systems</w:t>
@@ -1967,11 +2169,11 @@
     </w:p>
     <w:p>
       <w:pPr>
-        <w:pStyle w:val="Compact"/>
-        <w:numPr>
-          <w:ilvl w:val="0"/>
-          <w:numId w:val="1019"/>
-        </w:numPr>
+        <w:numPr>
+          <w:ilvl w:val="0"/>
+          <w:numId w:val="1007"/>
+        </w:numPr>
+        <w:pStyle w:val="Compact"/>
       </w:pPr>
       <w:r>
         <w:t xml:space="preserve">Policy enforcement blocks any unapproved CDE connections</w:t>
@@ -1979,11 +2181,11 @@
     </w:p>
     <w:p>
       <w:pPr>
-        <w:pStyle w:val="Compact"/>
-        <w:numPr>
-          <w:ilvl w:val="0"/>
-          <w:numId w:val="1019"/>
-        </w:numPr>
+        <w:numPr>
+          <w:ilvl w:val="0"/>
+          <w:numId w:val="1007"/>
+        </w:numPr>
+        <w:pStyle w:val="Compact"/>
       </w:pPr>
       <w:r>
         <w:t xml:space="preserve">Segment isolation evidence available for QSA (Qualified Security Assessor)</w:t>
@@ -1996,9 +2198,9 @@
         </w:pict>
       </w:r>
     </w:p>
-    <w:bookmarkEnd w:id="24"/>
-    <w:bookmarkEnd w:id="25"/>
-    <w:bookmarkStart w:id="31" w:name="X92e7c75535d232e6390554815aa3238aa8d88ce"/>
+    <w:bookmarkEnd w:id="35"/>
+    <w:bookmarkEnd w:id="36"/>
+    <w:bookmarkStart w:id="44" w:name="X92e7c75535d232e6390554815aa3238aa8d88ce"/>
     <w:p>
       <w:pPr>
         <w:pStyle w:val="Heading2"/>
@@ -2007,7 +2209,7 @@
         <w:t xml:space="preserve">3. PCI DSS v4.0 Control Implementation</w:t>
       </w:r>
     </w:p>
-    <w:bookmarkStart w:id="26" w:name="requirement-1--network-security-controls"/>
+    <w:bookmarkStart w:id="37" w:name="requirement-1--network-security-controls"/>
     <w:p>
       <w:pPr>
         <w:pStyle w:val="Heading3"/>
@@ -2022,10 +2224,273 @@
       </w:pPr>
       <w:r>
         <w:rPr>
+          <w:bCs/>
           <w:b/>
+        </w:rPr>
+        <w:t xml:space="preserve">1.2.1 — Configuration standards for network controls</w:t>
+      </w:r>
+    </w:p>
+    <w:p>
+      <w:pPr>
+        <w:pStyle w:val="SourceCode"/>
+      </w:pPr>
+      <w:r>
+        <w:rPr>
+          <w:rStyle w:val="VerbatimChar"/>
+        </w:rPr>
+        <w:t xml:space="preserve">CSW Policy: CDE-Isolation</w:t>
+      </w:r>
+      <w:r>
+        <w:br/>
+      </w:r>
+      <w:r>
+        <w:rPr>
+          <w:rStyle w:val="VerbatimChar"/>
+        </w:rPr>
+        <w:t xml:space="preserve">  DENY: Any → CDE (default deny all inbound)</w:t>
+      </w:r>
+      <w:r>
+        <w:br/>
+      </w:r>
+      <w:r>
+        <w:rPr>
+          <w:rStyle w:val="VerbatimChar"/>
+        </w:rPr>
+        <w:t xml:space="preserve">  ALLOW: Web-Servers → Payment-Processing (port 443 only)</w:t>
+      </w:r>
+      <w:r>
+        <w:br/>
+      </w:r>
+      <w:r>
+        <w:rPr>
+          <w:rStyle w:val="VerbatimChar"/>
+        </w:rPr>
+        <w:t xml:space="preserve">  ALLOW: Payment-Processing → PAN-Storage (port 5432/1521 — encrypted)</w:t>
+      </w:r>
+      <w:r>
+        <w:br/>
+      </w:r>
+      <w:r>
+        <w:rPr>
+          <w:rStyle w:val="VerbatimChar"/>
+        </w:rPr>
+        <w:t xml:space="preserve">  ALLOW: Auth-Servers → CDE (port 636 LDAPS only)</w:t>
+      </w:r>
+      <w:r>
+        <w:br/>
+      </w:r>
+      <w:r>
+        <w:rPr>
+          <w:rStyle w:val="VerbatimChar"/>
+        </w:rPr>
+        <w:t xml:space="preserve">  DENY: CDE → Internet (no direct internet access)</w:t>
+      </w:r>
+      <w:r>
+        <w:br/>
+      </w:r>
+      <w:r>
+        <w:rPr>
+          <w:rStyle w:val="VerbatimChar"/>
+        </w:rPr>
+        <w:t xml:space="preserve">  LOG: All policy violations with full context</w:t>
+      </w:r>
+    </w:p>
+    <w:p>
+      <w:pPr>
+        <w:pStyle w:val="FirstParagraph"/>
+      </w:pPr>
+      <w:r>
+        <w:rPr>
           <w:bCs/>
-        </w:rPr>
-        <w:t xml:space="preserve">1.2.1 — Configuration standards for network controls</w:t>
+          <w:b/>
+        </w:rPr>
+        <w:t xml:space="preserve">1.2.3 / 1.2.4 — Accurate network and account-data-flow diagrams</w:t>
+      </w:r>
+    </w:p>
+    <w:p>
+      <w:pPr>
+        <w:numPr>
+          <w:ilvl w:val="0"/>
+          <w:numId w:val="1008"/>
+        </w:numPr>
+        <w:pStyle w:val="Compact"/>
+      </w:pPr>
+      <w:r>
+        <w:t xml:space="preserve">CSW ADM generates a</w:t>
+      </w:r>
+      <w:r>
+        <w:t xml:space="preserve"> </w:t>
+      </w:r>
+      <w:r>
+        <w:rPr>
+          <w:bCs/>
+          <w:b/>
+        </w:rPr>
+        <w:t xml:space="preserve">live application-dependency / data-flow map</w:t>
+      </w:r>
+      <w:r>
+        <w:t xml:space="preserve"> </w:t>
+      </w:r>
+      <w:r>
+        <w:t xml:space="preserve">of the CDE from observed traffic — the machine-generated form of the network diagram (1.2.3) and account-data-flow diagram (1.2.4), refreshed on demand rather than redrawn annually</w:t>
+      </w:r>
+    </w:p>
+    <w:p>
+      <w:pPr>
+        <w:numPr>
+          <w:ilvl w:val="0"/>
+          <w:numId w:val="1008"/>
+        </w:numPr>
+        <w:pStyle w:val="Compact"/>
+      </w:pPr>
+      <w:r>
+        <w:t xml:space="preserve">Export the ADM diagram and flow inventory as assessor evidence that the diagrams reflect</w:t>
+      </w:r>
+      <w:r>
+        <w:t xml:space="preserve"> </w:t>
+      </w:r>
+      <w:r>
+        <w:rPr>
+          <w:bCs/>
+          <w:b/>
+        </w:rPr>
+        <w:t xml:space="preserve">current</w:t>
+      </w:r>
+      <w:r>
+        <w:t xml:space="preserve"> </w:t>
+      </w:r>
+      <w:r>
+        <w:t xml:space="preserve">CDE connectivity</w:t>
+      </w:r>
+    </w:p>
+    <w:p>
+      <w:pPr>
+        <w:pStyle w:val="FirstParagraph"/>
+      </w:pPr>
+      <w:r>
+        <w:rPr>
+          <w:bCs/>
+          <w:b/>
+        </w:rPr>
+        <w:t xml:space="preserve">1.3.1 — Inbound traffic to CDE restricted</w:t>
+      </w:r>
+    </w:p>
+    <w:p>
+      <w:pPr>
+        <w:numPr>
+          <w:ilvl w:val="0"/>
+          <w:numId w:val="1009"/>
+        </w:numPr>
+        <w:pStyle w:val="Compact"/>
+      </w:pPr>
+      <w:r>
+        <w:t xml:space="preserve">CSW enforces allowlist-only inbound to CDE scope</w:t>
+      </w:r>
+    </w:p>
+    <w:p>
+      <w:pPr>
+        <w:numPr>
+          <w:ilvl w:val="0"/>
+          <w:numId w:val="1009"/>
+        </w:numPr>
+        <w:pStyle w:val="Compact"/>
+      </w:pPr>
+      <w:r>
+        <w:t xml:space="preserve">Any unlisted source attempting CDE access triggers immediate alert</w:t>
+      </w:r>
+    </w:p>
+    <w:p>
+      <w:pPr>
+        <w:pStyle w:val="FirstParagraph"/>
+      </w:pPr>
+      <w:r>
+        <w:rPr>
+          <w:bCs/>
+          <w:b/>
+        </w:rPr>
+        <w:t xml:space="preserve">1.3.2 — Outbound traffic from CDE restricted</w:t>
+      </w:r>
+    </w:p>
+    <w:p>
+      <w:pPr>
+        <w:numPr>
+          <w:ilvl w:val="0"/>
+          <w:numId w:val="1010"/>
+        </w:numPr>
+        <w:pStyle w:val="Compact"/>
+      </w:pPr>
+      <w:r>
+        <w:t xml:space="preserve">CDE workloads blocked from initiating internet connections</w:t>
+      </w:r>
+    </w:p>
+    <w:p>
+      <w:pPr>
+        <w:numPr>
+          <w:ilvl w:val="0"/>
+          <w:numId w:val="1010"/>
+        </w:numPr>
+        <w:pStyle w:val="Compact"/>
+      </w:pPr>
+      <w:r>
+        <w:t xml:space="preserve">Only approved outbound paths (monitoring, logging) explicitly allowed</w:t>
+      </w:r>
+    </w:p>
+    <w:p>
+      <w:pPr>
+        <w:pStyle w:val="FirstParagraph"/>
+      </w:pPr>
+      <w:r>
+        <w:rPr>
+          <w:bCs/>
+          <w:b/>
+        </w:rPr>
+        <w:t xml:space="preserve">1.4.1 — Network controls between CDE and untrusted networks</w:t>
+      </w:r>
+    </w:p>
+    <w:p>
+      <w:pPr>
+        <w:numPr>
+          <w:ilvl w:val="0"/>
+          <w:numId w:val="1011"/>
+        </w:numPr>
+        <w:pStyle w:val="Compact"/>
+      </w:pPr>
+      <w:r>
+        <w:t xml:space="preserve">CSW micro-segmentation enforces at workload level — not just perimeter</w:t>
+      </w:r>
+    </w:p>
+    <w:p>
+      <w:pPr>
+        <w:numPr>
+          <w:ilvl w:val="0"/>
+          <w:numId w:val="1011"/>
+        </w:numPr>
+        <w:pStyle w:val="Compact"/>
+      </w:pPr>
+      <w:r>
+        <w:t xml:space="preserve">ADM provides continuous mapping of CDE communication paths</w:t>
+      </w:r>
+    </w:p>
+    <w:bookmarkEnd w:id="37"/>
+    <w:bookmarkStart w:id="38" w:name="requirement-6--vulnerability-management"/>
+    <w:p>
+      <w:pPr>
+        <w:pStyle w:val="Heading3"/>
+      </w:pPr>
+      <w:r>
+        <w:t xml:space="preserve">Requirement 6 — Vulnerability Management</w:t>
+      </w:r>
+    </w:p>
+    <w:p>
+      <w:pPr>
+        <w:pStyle w:val="FirstParagraph"/>
+      </w:pPr>
+      <w:r>
+        <w:rPr>
+          <w:bCs/>
+          <w:b/>
+        </w:rPr>
+        <w:t xml:space="preserve">6.3.3 — All software protected from known vulnerabilities</w:t>
       </w:r>
     </w:p>
     <w:p>
@@ -2036,7 +2501,7 @@
         <w:rPr>
           <w:rStyle w:val="VerbatimChar"/>
         </w:rPr>
-        <w:t xml:space="preserve">CSW Policy: CDE-Isolation</w:t>
+        <w:t xml:space="preserve">CSW UI → Investigate → Vulnerability Report</w:t>
       </w:r>
       <w:r>
         <w:br/>
@@ -2045,7 +2510,7 @@
         <w:rPr>
           <w:rStyle w:val="VerbatimChar"/>
         </w:rPr>
-        <w:t xml:space="preserve">  DENY: Any → CDE (default deny all inbound)</w:t>
+        <w:t xml:space="preserve">  → Scope: CDE</w:t>
       </w:r>
       <w:r>
         <w:br/>
@@ -2054,7 +2519,7 @@
         <w:rPr>
           <w:rStyle w:val="VerbatimChar"/>
         </w:rPr>
-        <w:t xml:space="preserve">  ALLOW: Web-Servers → Payment-Processing (port 443 only)</w:t>
+        <w:t xml:space="preserve">  → Filter CVSS ≥ 4.0</w:t>
       </w:r>
       <w:r>
         <w:br/>
@@ -2063,16 +2528,19 @@
         <w:rPr>
           <w:rStyle w:val="VerbatimChar"/>
         </w:rPr>
-        <w:t xml:space="preserve">  ALLOW: Payment-Processing → PAN-Storage (port 5432/1521 — encrypted)</w:t>
+        <w:t xml:space="preserve">  → Export: CSV for tracking</w:t>
       </w:r>
       <w:r>
         <w:br/>
       </w:r>
       <w:r>
+        <w:br/>
+      </w:r>
+      <w:r>
         <w:rPr>
           <w:rStyle w:val="VerbatimChar"/>
         </w:rPr>
-        <w:t xml:space="preserve">  ALLOW: Auth-Servers → CDE (port 636 LDAPS only)</w:t>
+        <w:t xml:space="preserve">Remediation SLAs:</w:t>
       </w:r>
       <w:r>
         <w:br/>
@@ -2081,7 +2549,7 @@
         <w:rPr>
           <w:rStyle w:val="VerbatimChar"/>
         </w:rPr>
-        <w:t xml:space="preserve">  DENY: CDE → Internet (no direct internet access)</w:t>
+        <w:t xml:space="preserve">  Critical (CVSS 9.0+): 24 hours</w:t>
       </w:r>
       <w:r>
         <w:br/>
@@ -2090,7 +2558,16 @@
         <w:rPr>
           <w:rStyle w:val="VerbatimChar"/>
         </w:rPr>
-        <w:t xml:space="preserve">  LOG: All policy violations with full context</w:t>
+        <w:t xml:space="preserve">  High (CVSS 7.0-8.9): 7 days</w:t>
+      </w:r>
+      <w:r>
+        <w:br/>
+      </w:r>
+      <w:r>
+        <w:rPr>
+          <w:rStyle w:val="VerbatimChar"/>
+        </w:rPr>
+        <w:t xml:space="preserve">  Medium (CVSS 4.0-6.9): 30 days</w:t>
       </w:r>
     </w:p>
     <w:p>
@@ -2099,34 +2576,495 @@
       </w:pPr>
       <w:r>
         <w:rPr>
+          <w:bCs/>
           <w:b/>
+        </w:rPr>
+        <w:t xml:space="preserve">6.4.1 — Web-facing applications protected</w:t>
+      </w:r>
+    </w:p>
+    <w:p>
+      <w:pPr>
+        <w:numPr>
+          <w:ilvl w:val="0"/>
+          <w:numId w:val="1012"/>
+        </w:numPr>
+        <w:pStyle w:val="Compact"/>
+      </w:pPr>
+      <w:r>
+        <w:t xml:space="preserve">CSW monitors all inbound flows to web-facing CDE workloads</w:t>
+      </w:r>
+    </w:p>
+    <w:p>
+      <w:pPr>
+        <w:numPr>
+          <w:ilvl w:val="0"/>
+          <w:numId w:val="1012"/>
+        </w:numPr>
+        <w:pStyle w:val="Compact"/>
+      </w:pPr>
+      <w:r>
+        <w:t xml:space="preserve">Anomalous request patterns surfaced via forensic telemetry</w:t>
+      </w:r>
+    </w:p>
+    <w:bookmarkEnd w:id="38"/>
+    <w:bookmarkStart w:id="39" w:name="requirement-7--access-control"/>
+    <w:p>
+      <w:pPr>
+        <w:pStyle w:val="Heading3"/>
+      </w:pPr>
+      <w:r>
+        <w:t xml:space="preserve">Requirement 7 — Access Control</w:t>
+      </w:r>
+    </w:p>
+    <w:p>
+      <w:pPr>
+        <w:pStyle w:val="FirstParagraph"/>
+      </w:pPr>
+      <w:r>
+        <w:rPr>
           <w:bCs/>
-        </w:rPr>
-        <w:t xml:space="preserve">1.3.1 — Inbound traffic to CDE restricted</w:t>
-      </w:r>
-    </w:p>
-    <w:p>
-      <w:pPr>
-        <w:pStyle w:val="Compact"/>
+          <w:b/>
+        </w:rPr>
+        <w:t xml:space="preserve">7.2.1 — Access to system components and cardholder data restricted</w:t>
+      </w:r>
+    </w:p>
+    <w:p>
+      <w:pPr>
+        <w:numPr>
+          <w:ilvl w:val="0"/>
+          <w:numId w:val="1013"/>
+        </w:numPr>
+        <w:pStyle w:val="Compact"/>
+      </w:pPr>
+      <w:r>
+        <w:t xml:space="preserve">CSW scope-based policy: only approved workload identities access CDE</w:t>
+      </w:r>
+    </w:p>
+    <w:p>
+      <w:pPr>
+        <w:numPr>
+          <w:ilvl w:val="0"/>
+          <w:numId w:val="1013"/>
+        </w:numPr>
+        <w:pStyle w:val="Compact"/>
+      </w:pPr>
+      <w:r>
+        <w:t xml:space="preserve">Workload-level enforcement can catch gaps beneath or between network-security-control views; it complements, not replaces, PCI network security controls</w:t>
+      </w:r>
+    </w:p>
+    <w:p>
+      <w:pPr>
+        <w:numPr>
+          <w:ilvl w:val="0"/>
+          <w:numId w:val="1013"/>
+        </w:numPr>
+        <w:pStyle w:val="Compact"/>
+      </w:pPr>
+      <w:r>
+        <w:t xml:space="preserve">Process-level access audit: which process on which workload touched CDE</w:t>
+      </w:r>
+    </w:p>
+    <w:p>
+      <w:pPr>
+        <w:pStyle w:val="FirstParagraph"/>
+      </w:pPr>
+      <w:r>
+        <w:rPr>
+          <w:bCs/>
+          <w:b/>
+        </w:rPr>
+        <w:t xml:space="preserve">7.2.5 — Default and unnecessary accounts removed</w:t>
+      </w:r>
+    </w:p>
+    <w:p>
+      <w:pPr>
+        <w:numPr>
+          <w:ilvl w:val="0"/>
+          <w:numId w:val="1014"/>
+        </w:numPr>
+        <w:pStyle w:val="Compact"/>
+      </w:pPr>
+      <w:r>
+        <w:t xml:space="preserve">CSW process monitoring detects unexpected processes on CDE workloads</w:t>
+      </w:r>
+    </w:p>
+    <w:p>
+      <w:pPr>
+        <w:numPr>
+          <w:ilvl w:val="0"/>
+          <w:numId w:val="1014"/>
+        </w:numPr>
+        <w:pStyle w:val="Compact"/>
+      </w:pPr>
+      <w:r>
+        <w:t xml:space="preserve">Alert on new process hash not seen in ADM baseline</w:t>
+      </w:r>
+    </w:p>
+    <w:bookmarkEnd w:id="39"/>
+    <w:bookmarkStart w:id="40" w:name="requirement-10--logging--monitoring"/>
+    <w:p>
+      <w:pPr>
+        <w:pStyle w:val="Heading3"/>
+      </w:pPr>
+      <w:r>
+        <w:t xml:space="preserve">Requirement 10 — Logging &amp; Monitoring</w:t>
+      </w:r>
+    </w:p>
+    <w:p>
+      <w:pPr>
+        <w:pStyle w:val="FirstParagraph"/>
+      </w:pPr>
+      <w:r>
+        <w:rPr>
+          <w:bCs/>
+          <w:b/>
+        </w:rPr>
+        <w:t xml:space="preserve">10.2.1 — Audit logs capture required events</w:t>
+      </w:r>
+    </w:p>
+    <w:p>
+      <w:pPr>
+        <w:pStyle w:val="SourceCode"/>
+      </w:pPr>
+      <w:r>
+        <w:rPr>
+          <w:rStyle w:val="VerbatimChar"/>
+        </w:rPr>
+        <w:t xml:space="preserve">CSW captures per CDE workload:</w:t>
+      </w:r>
+      <w:r>
+        <w:br/>
+      </w:r>
+      <w:r>
+        <w:rPr>
+          <w:rStyle w:val="VerbatimChar"/>
+        </w:rPr>
+        <w:t xml:space="preserve">  - All inbound/outbound network connections (source, dest, port, protocol)</w:t>
+      </w:r>
+      <w:r>
+        <w:br/>
+      </w:r>
+      <w:r>
+        <w:rPr>
+          <w:rStyle w:val="VerbatimChar"/>
+        </w:rPr>
+        <w:t xml:space="preserve">  - Process activity (name, hash, parent process, user context)</w:t>
+      </w:r>
+      <w:r>
+        <w:br/>
+      </w:r>
+      <w:r>
+        <w:rPr>
+          <w:rStyle w:val="VerbatimChar"/>
+        </w:rPr>
+        <w:t xml:space="preserve">  - Policy violations (blocked connections with full 5-tuple)</w:t>
+      </w:r>
+      <w:r>
+        <w:br/>
+      </w:r>
+      <w:r>
+        <w:rPr>
+          <w:rStyle w:val="VerbatimChar"/>
+        </w:rPr>
+        <w:t xml:space="preserve">  - Anomaly events (baseline deviations)</w:t>
+      </w:r>
+    </w:p>
+    <w:p>
+      <w:pPr>
+        <w:pStyle w:val="FirstParagraph"/>
+      </w:pPr>
+      <w:r>
+        <w:rPr>
+          <w:bCs/>
+          <w:b/>
+        </w:rPr>
+        <w:t xml:space="preserve">10.3.1 — Audit logs protected from destruction</w:t>
+      </w:r>
+    </w:p>
+    <w:p>
+      <w:pPr>
+        <w:numPr>
+          <w:ilvl w:val="0"/>
+          <w:numId w:val="1015"/>
+        </w:numPr>
+        <w:pStyle w:val="Compact"/>
+      </w:pPr>
+      <w:r>
+        <w:t xml:space="preserve">CSW telemetry stored in tamper-resistant cluster storage</w:t>
+      </w:r>
+    </w:p>
+    <w:p>
+      <w:pPr>
+        <w:numPr>
+          <w:ilvl w:val="0"/>
+          <w:numId w:val="1015"/>
+        </w:numPr>
+        <w:pStyle w:val="Compact"/>
+      </w:pPr>
+      <w:r>
+        <w:t xml:space="preserve">Export pipeline to immutable SIEM/SYSLOG for long-term retention</w:t>
+      </w:r>
+    </w:p>
+    <w:p>
+      <w:pPr>
+        <w:numPr>
+          <w:ilvl w:val="0"/>
+          <w:numId w:val="1015"/>
+        </w:numPr>
+        <w:pStyle w:val="Compact"/>
+      </w:pPr>
+      <w:r>
+        <w:t xml:space="preserve">PCI DSS requires 12-month retention (3 months immediately available)</w:t>
+      </w:r>
+    </w:p>
+    <w:p>
+      <w:pPr>
+        <w:pStyle w:val="FirstParagraph"/>
+      </w:pPr>
+      <w:r>
+        <w:rPr>
+          <w:bCs/>
+          <w:b/>
+        </w:rPr>
+        <w:t xml:space="preserve">10.4.1 — Audit logs reviewed daily</w:t>
+      </w:r>
+    </w:p>
+    <w:p>
+      <w:pPr>
+        <w:numPr>
+          <w:ilvl w:val="0"/>
+          <w:numId w:val="1016"/>
+        </w:numPr>
+        <w:pStyle w:val="Compact"/>
+      </w:pPr>
+      <w:r>
+        <w:t xml:space="preserve">CSW dashboard provides daily summary of CDE events</w:t>
+      </w:r>
+    </w:p>
+    <w:p>
+      <w:pPr>
+        <w:numPr>
+          <w:ilvl w:val="0"/>
+          <w:numId w:val="1016"/>
+        </w:numPr>
+        <w:pStyle w:val="Compact"/>
+      </w:pPr>
+      <w:r>
+        <w:t xml:space="preserve">Automated alert export to SOC/SIEM eliminates manual review burden</w:t>
+      </w:r>
+    </w:p>
+    <w:p>
+      <w:pPr>
+        <w:pStyle w:val="FirstParagraph"/>
+      </w:pPr>
+      <w:r>
+        <w:rPr>
+          <w:bCs/>
+          <w:b/>
+        </w:rPr>
+        <w:t xml:space="preserve">10.4.1.1 — Automated audit log review (future-dated; now mandatory)</w:t>
+      </w:r>
+    </w:p>
+    <w:p>
+      <w:pPr>
+        <w:numPr>
+          <w:ilvl w:val="0"/>
+          <w:numId w:val="1017"/>
+        </w:numPr>
+        <w:pStyle w:val="Compact"/>
+      </w:pPr>
+      <w:r>
+        <w:t xml:space="preserve">CSW streams flow, process, and policy-violation events to the SIEM via the Data Tap / syslog connector, enabling</w:t>
+      </w:r>
+      <w:r>
+        <w:t xml:space="preserve"> </w:t>
+      </w:r>
+      <w:r>
+        <w:rPr>
+          <w:bCs/>
+          <w:b/>
+        </w:rPr>
+        <w:t xml:space="preserve">automated</w:t>
+      </w:r>
+      <w:r>
+        <w:t xml:space="preserve"> </w:t>
+      </w:r>
+      <w:r>
+        <w:t xml:space="preserve">log-review mechanisms rather than manual inspection</w:t>
+      </w:r>
+    </w:p>
+    <w:p>
+      <w:pPr>
+        <w:numPr>
+          <w:ilvl w:val="0"/>
+          <w:numId w:val="1017"/>
+        </w:numPr>
+        <w:pStyle w:val="Compact"/>
+      </w:pPr>
+      <w:r>
+        <w:t xml:space="preserve">Baseline-deviation and denied-connection alerts give the automated review concrete CDE signals to key on</w:t>
+      </w:r>
+    </w:p>
+    <w:bookmarkEnd w:id="40"/>
+    <w:bookmarkStart w:id="41" w:name="requirement-11--security-testing"/>
+    <w:p>
+      <w:pPr>
+        <w:pStyle w:val="Heading3"/>
+      </w:pPr>
+      <w:r>
+        <w:t xml:space="preserve">Requirement 11 — Security Testing</w:t>
+      </w:r>
+    </w:p>
+    <w:p>
+      <w:pPr>
+        <w:pStyle w:val="FirstParagraph"/>
+      </w:pPr>
+      <w:r>
+        <w:rPr>
+          <w:bCs/>
+          <w:b/>
+        </w:rPr>
+        <w:t xml:space="preserve">11.3.1 — External vulnerability scans quarterly</w:t>
+      </w:r>
+    </w:p>
+    <w:p>
+      <w:pPr>
+        <w:numPr>
+          <w:ilvl w:val="0"/>
+          <w:numId w:val="1018"/>
+        </w:numPr>
+        <w:pStyle w:val="Compact"/>
+      </w:pPr>
+      <w:r>
+        <w:t xml:space="preserve">CSW provides continuous vulnerability exposure context for workloads it observes</w:t>
+      </w:r>
+    </w:p>
+    <w:p>
+      <w:pPr>
+        <w:numPr>
+          <w:ilvl w:val="0"/>
+          <w:numId w:val="1018"/>
+        </w:numPr>
+        <w:pStyle w:val="Compact"/>
+      </w:pPr>
+      <w:r>
+        <w:t xml:space="preserve">Use CSW reports as supplementary evidence; they do not replace required PCI external ASV scans or other mandated testing unless explicitly accepted by your QSA for a documented customized approach</w:t>
+      </w:r>
+    </w:p>
+    <w:p>
+      <w:pPr>
+        <w:pStyle w:val="FirstParagraph"/>
+      </w:pPr>
+      <w:r>
+        <w:rPr>
+          <w:bCs/>
+          <w:b/>
+        </w:rPr>
+        <w:t xml:space="preserve">11.4.1 — Penetration testing methodology</w:t>
+      </w:r>
+    </w:p>
+    <w:p>
+      <w:pPr>
+        <w:numPr>
+          <w:ilvl w:val="0"/>
+          <w:numId w:val="1019"/>
+        </w:numPr>
+        <w:pStyle w:val="Compact"/>
+      </w:pPr>
+      <w:r>
+        <w:t xml:space="preserve">ADM baseline used as pre-pentest reference</w:t>
+      </w:r>
+    </w:p>
+    <w:p>
+      <w:pPr>
+        <w:numPr>
+          <w:ilvl w:val="0"/>
+          <w:numId w:val="1019"/>
+        </w:numPr>
+        <w:pStyle w:val="Compact"/>
+      </w:pPr>
+      <w:r>
+        <w:t xml:space="preserve">Post-pentest ADM comparison detects any new paths discovered</w:t>
+      </w:r>
+    </w:p>
+    <w:p>
+      <w:pPr>
+        <w:numPr>
+          <w:ilvl w:val="0"/>
+          <w:numId w:val="1019"/>
+        </w:numPr>
+        <w:pStyle w:val="Compact"/>
+      </w:pPr>
+      <w:r>
+        <w:t xml:space="preserve">Forensic telemetry captures all pentest activity for review</w:t>
+      </w:r>
+    </w:p>
+    <w:p>
+      <w:pPr>
+        <w:pStyle w:val="FirstParagraph"/>
+      </w:pPr>
+      <w:r>
+        <w:rPr>
+          <w:bCs/>
+          <w:b/>
+        </w:rPr>
+        <w:t xml:space="preserve">11.4.5 — Segmentation controls penetration-tested (all entities, ≥ every 12 months)</w:t>
+      </w:r>
+    </w:p>
+    <w:p>
+      <w:pPr>
         <w:numPr>
           <w:ilvl w:val="0"/>
           <w:numId w:val="1020"/>
         </w:numPr>
-      </w:pPr>
-      <w:r>
-        <w:t xml:space="preserve">CSW enforces allowlist-only inbound to CDE scope</w:t>
-      </w:r>
-    </w:p>
-    <w:p>
-      <w:pPr>
-        <w:pStyle w:val="Compact"/>
+        <w:pStyle w:val="Compact"/>
+      </w:pPr>
+      <w:r>
+        <w:t xml:space="preserve">Where segmentation isolates the CDE, CSW provides strong</w:t>
+      </w:r>
+      <w:r>
+        <w:t xml:space="preserve"> </w:t>
+      </w:r>
+      <w:r>
+        <w:rPr>
+          <w:bCs/>
+          <w:b/>
+        </w:rPr>
+        <w:t xml:space="preserve">supporting</w:t>
+      </w:r>
+      <w:r>
+        <w:t xml:space="preserve"> </w:t>
+      </w:r>
+      <w:r>
+        <w:t xml:space="preserve">evidence that the isolation holds: ADM shows zero CDE ↔ out-of-scope flows, enforced policy blocks cross-boundary attempts, and Denied Connections logs the blocks</w:t>
+      </w:r>
+    </w:p>
+    <w:p>
+      <w:pPr>
         <w:numPr>
           <w:ilvl w:val="0"/>
           <w:numId w:val="1020"/>
         </w:numPr>
-      </w:pPr>
-      <w:r>
-        <w:t xml:space="preserve">Any unlisted source attempting CDE access triggers immediate alert</w:t>
+        <w:pStyle w:val="Compact"/>
+      </w:pPr>
+      <w:r>
+        <w:t xml:space="preserve">Run this evidence</w:t>
+      </w:r>
+      <w:r>
+        <w:t xml:space="preserve"> </w:t>
+      </w:r>
+      <w:r>
+        <w:rPr>
+          <w:bCs/>
+          <w:b/>
+        </w:rPr>
+        <w:t xml:space="preserve">before and after</w:t>
+      </w:r>
+      <w:r>
+        <w:t xml:space="preserve"> </w:t>
+      </w:r>
+      <w:r>
+        <w:t xml:space="preserve">the required segmentation penetration test; the test itself must still be performed by a qualified tester and validated by your QSA</w:t>
       </w:r>
     </w:p>
     <w:p>
@@ -2135,34 +3073,96 @@
       </w:pPr>
       <w:r>
         <w:rPr>
+          <w:bCs/>
           <w:b/>
+        </w:rPr>
+        <w:t xml:space="preserve">11.4.6 — Segmentation controls penetration-tested (service providers, ≥ every 6 months)</w:t>
+      </w:r>
+    </w:p>
+    <w:p>
+      <w:pPr>
+        <w:numPr>
+          <w:ilvl w:val="0"/>
+          <w:numId w:val="1021"/>
+        </w:numPr>
+        <w:pStyle w:val="Compact"/>
+      </w:pPr>
+      <w:r>
+        <w:t xml:space="preserve">Service providers repeat the 11.4.5 evidence on the six-month cadence and after any change to segmentation controls/methods</w:t>
+      </w:r>
+    </w:p>
+    <w:p>
+      <w:pPr>
+        <w:numPr>
+          <w:ilvl w:val="0"/>
+          <w:numId w:val="1021"/>
+        </w:numPr>
+        <w:pStyle w:val="Compact"/>
+      </w:pPr>
+      <w:r>
+        <w:t xml:space="preserve">CSW change tracking (ADM refresh + policy version history) flags the "after any change" trigger between scheduled tests</w:t>
+      </w:r>
+    </w:p>
+    <w:p>
+      <w:pPr>
+        <w:pStyle w:val="FirstParagraph"/>
+      </w:pPr>
+      <w:r>
+        <w:rPr>
           <w:bCs/>
-        </w:rPr>
-        <w:t xml:space="preserve">1.3.2 — Outbound traffic from CDE restricted</w:t>
-      </w:r>
-    </w:p>
-    <w:p>
-      <w:pPr>
-        <w:pStyle w:val="Compact"/>
-        <w:numPr>
-          <w:ilvl w:val="0"/>
-          <w:numId w:val="1021"/>
-        </w:numPr>
-      </w:pPr>
-      <w:r>
-        <w:t xml:space="preserve">CDE workloads blocked from initiating internet connections</w:t>
-      </w:r>
-    </w:p>
-    <w:p>
-      <w:pPr>
-        <w:pStyle w:val="Compact"/>
-        <w:numPr>
-          <w:ilvl w:val="0"/>
-          <w:numId w:val="1021"/>
-        </w:numPr>
-      </w:pPr>
-      <w:r>
-        <w:t xml:space="preserve">Only approved outbound paths (monitoring, logging) explicitly allowed</w:t>
+          <w:b/>
+        </w:rPr>
+        <w:t xml:space="preserve">11.5.1 — Intrusion detection/prevention at the CDE perimeter and critical points</w:t>
+      </w:r>
+    </w:p>
+    <w:p>
+      <w:pPr>
+        <w:numPr>
+          <w:ilvl w:val="0"/>
+          <w:numId w:val="1022"/>
+        </w:numPr>
+        <w:pStyle w:val="Compact"/>
+      </w:pPr>
+      <w:r>
+        <w:t xml:space="preserve">CSW forensic rules and network-anomaly detection add</w:t>
+      </w:r>
+      <w:r>
+        <w:t xml:space="preserve"> </w:t>
+      </w:r>
+      <w:r>
+        <w:rPr>
+          <w:bCs/>
+          <w:b/>
+        </w:rPr>
+        <w:t xml:space="preserve">workload-tier</w:t>
+      </w:r>
+      <w:r>
+        <w:t xml:space="preserve"> </w:t>
+      </w:r>
+      <w:r>
+        <w:t xml:space="preserve">intrusion signals that complement (do not replace) network IDS/IPS at the CDE boundary</w:t>
+      </w:r>
+    </w:p>
+    <w:p>
+      <w:pPr>
+        <w:numPr>
+          <w:ilvl w:val="0"/>
+          <w:numId w:val="1022"/>
+        </w:numPr>
+        <w:pStyle w:val="Compact"/>
+      </w:pPr>
+      <w:r>
+        <w:t xml:space="preserve">Denied Connections and anomaly alerts feed the SOC/SIEM for detection and response</w:t>
+      </w:r>
+    </w:p>
+    <w:bookmarkEnd w:id="41"/>
+    <w:bookmarkStart w:id="42" w:name="requirement-12--scope-management--risk"/>
+    <w:p>
+      <w:pPr>
+        <w:pStyle w:val="Heading3"/>
+      </w:pPr>
+      <w:r>
+        <w:t xml:space="preserve">Requirement 12 — Scope Management &amp; Risk</w:t>
       </w:r>
     </w:p>
     <w:p>
@@ -2171,44 +3171,84 @@
       </w:pPr>
       <w:r>
         <w:rPr>
+          <w:bCs/>
           <w:b/>
+        </w:rPr>
+        <w:t xml:space="preserve">12.5.2 — PCI DSS scope validated (≥ every 12 months)</w:t>
+      </w:r>
+    </w:p>
+    <w:p>
+      <w:pPr>
+        <w:numPr>
+          <w:ilvl w:val="0"/>
+          <w:numId w:val="1023"/>
+        </w:numPr>
+        <w:pStyle w:val="Compact"/>
+      </w:pPr>
+      <w:r>
+        <w:t xml:space="preserve">CSW ADM/flow evidence confirms which system components actually communicate with the CDE, helping validate the documented scope and surface</w:t>
+      </w:r>
+      <w:r>
+        <w:t xml:space="preserve"> </w:t>
+      </w:r>
+      <w:r>
+        <w:rPr>
           <w:bCs/>
-        </w:rPr>
-        <w:t xml:space="preserve">1.4.1 — Network controls between CDE and untrusted networks</w:t>
-      </w:r>
-    </w:p>
-    <w:p>
-      <w:pPr>
-        <w:pStyle w:val="Compact"/>
-        <w:numPr>
-          <w:ilvl w:val="0"/>
-          <w:numId w:val="1022"/>
-        </w:numPr>
-      </w:pPr>
-      <w:r>
-        <w:t xml:space="preserve">CSW micro-segmentation enforces at workload level — not just perimeter</w:t>
-      </w:r>
-    </w:p>
-    <w:p>
-      <w:pPr>
-        <w:pStyle w:val="Compact"/>
-        <w:numPr>
-          <w:ilvl w:val="0"/>
-          <w:numId w:val="1022"/>
-        </w:numPr>
-      </w:pPr>
-      <w:r>
-        <w:t xml:space="preserve">ADM provides continuous mapping of CDE communication paths</w:t>
-      </w:r>
-    </w:p>
-    <w:bookmarkEnd w:id="26"/>
-    <w:bookmarkStart w:id="27" w:name="requirement-6--vulnerability-management"/>
+          <w:b/>
+        </w:rPr>
+        <w:t xml:space="preserve">scope creep</w:t>
+      </w:r>
+      <w:r>
+        <w:t xml:space="preserve"> </w:t>
+      </w:r>
+      <w:r>
+        <w:t xml:space="preserve">since the last assessment</w:t>
+      </w:r>
+    </w:p>
+    <w:p>
+      <w:pPr>
+        <w:numPr>
+          <w:ilvl w:val="0"/>
+          <w:numId w:val="1023"/>
+        </w:numPr>
+        <w:pStyle w:val="Compact"/>
+      </w:pPr>
+      <w:r>
+        <w:t xml:space="preserve">Export inventory + flow map as the machine-generated basis for the annual scope confirmation</w:t>
+      </w:r>
+    </w:p>
+    <w:p>
+      <w:pPr>
+        <w:pStyle w:val="FirstParagraph"/>
+      </w:pPr>
+      <w:r>
+        <w:rPr>
+          <w:bCs/>
+          <w:b/>
+        </w:rPr>
+        <w:t xml:space="preserve">12.5.2.1 — Scope validated (service providers, ≥ every 6 months)</w:t>
+      </w:r>
+    </w:p>
+    <w:p>
+      <w:pPr>
+        <w:numPr>
+          <w:ilvl w:val="0"/>
+          <w:numId w:val="1024"/>
+        </w:numPr>
+        <w:pStyle w:val="Compact"/>
+      </w:pPr>
+      <w:r>
+        <w:t xml:space="preserve">Service providers repeat scope validation every six months and after significant changes to the CDE; CSW change tracking highlights new or removed CDE-connected workloads between reviews</w:t>
+      </w:r>
+    </w:p>
+    <w:bookmarkEnd w:id="42"/>
+    <w:bookmarkStart w:id="43" w:name="X4db674f21ea6b27dc0fa2df9a23c9ef04f106e6"/>
     <w:p>
       <w:pPr>
         <w:pStyle w:val="Heading3"/>
       </w:pPr>
       <w:r>
-        <w:t xml:space="preserve">Requirement 6 — Vulnerability Management</w:t>
+        <w:t xml:space="preserve">Appendix A1 — Multi-Tenant Service Providers</w:t>
       </w:r>
     </w:p>
     <w:p>
@@ -2217,464 +3257,38 @@
       </w:pPr>
       <w:r>
         <w:rPr>
+          <w:bCs/>
           <w:b/>
+        </w:rPr>
+        <w:t xml:space="preserve">A1.1 — Logical separation between customers</w:t>
+      </w:r>
+    </w:p>
+    <w:p>
+      <w:pPr>
+        <w:numPr>
+          <w:ilvl w:val="0"/>
+          <w:numId w:val="1025"/>
+        </w:numPr>
+        <w:pStyle w:val="Compact"/>
+      </w:pPr>
+      <w:r>
+        <w:t xml:space="preserve">CSW per-customer</w:t>
+      </w:r>
+      <w:r>
+        <w:t xml:space="preserve"> </w:t>
+      </w:r>
+      <w:r>
+        <w:rPr>
           <w:bCs/>
-        </w:rPr>
-        <w:t xml:space="preserve">6.3.3 — All software protected from known vulnerabilities</w:t>
-      </w:r>
-    </w:p>
-    <w:p>
-      <w:pPr>
-        <w:pStyle w:val="SourceCode"/>
-      </w:pPr>
-      <w:r>
-        <w:rPr>
-          <w:rStyle w:val="VerbatimChar"/>
-        </w:rPr>
-        <w:t xml:space="preserve">CSW UI → Investigate → Vulnerability Report</w:t>
-      </w:r>
-      <w:r>
-        <w:br/>
-      </w:r>
-      <w:r>
-        <w:rPr>
-          <w:rStyle w:val="VerbatimChar"/>
-        </w:rPr>
-        <w:t xml:space="preserve">  → Scope: CDE</w:t>
-      </w:r>
-      <w:r>
-        <w:br/>
-      </w:r>
-      <w:r>
-        <w:rPr>
-          <w:rStyle w:val="VerbatimChar"/>
-        </w:rPr>
-        <w:t xml:space="preserve">  → Filter CVSS ≥ 4.0</w:t>
-      </w:r>
-      <w:r>
-        <w:br/>
-      </w:r>
-      <w:r>
-        <w:rPr>
-          <w:rStyle w:val="VerbatimChar"/>
-        </w:rPr>
-        <w:t xml:space="preserve">  → Export: CSV for tracking</w:t>
-      </w:r>
-      <w:r>
-        <w:br/>
-      </w:r>
-      <w:r>
-        <w:br/>
-      </w:r>
-      <w:r>
-        <w:rPr>
-          <w:rStyle w:val="VerbatimChar"/>
-        </w:rPr>
-        <w:t xml:space="preserve">Remediation SLAs:</w:t>
-      </w:r>
-      <w:r>
-        <w:br/>
-      </w:r>
-      <w:r>
-        <w:rPr>
-          <w:rStyle w:val="VerbatimChar"/>
-        </w:rPr>
-        <w:t xml:space="preserve">  Critical (CVSS 9.0+): 24 hours</w:t>
-      </w:r>
-      <w:r>
-        <w:br/>
-      </w:r>
-      <w:r>
-        <w:rPr>
-          <w:rStyle w:val="VerbatimChar"/>
-        </w:rPr>
-        <w:t xml:space="preserve">  High (CVSS 7.0-8.9): 7 days</w:t>
-      </w:r>
-      <w:r>
-        <w:br/>
-      </w:r>
-      <w:r>
-        <w:rPr>
-          <w:rStyle w:val="VerbatimChar"/>
-        </w:rPr>
-        <w:t xml:space="preserve">  Medium (CVSS 4.0-6.9): 30 days</w:t>
-      </w:r>
-    </w:p>
-    <w:p>
-      <w:pPr>
-        <w:pStyle w:val="FirstParagraph"/>
-      </w:pPr>
-      <w:r>
-        <w:rPr>
           <w:b/>
-          <w:bCs/>
-        </w:rPr>
-        <w:t xml:space="preserve">6.4.1 — Web-facing applications protected</w:t>
-      </w:r>
-    </w:p>
-    <w:p>
-      <w:pPr>
-        <w:pStyle w:val="Compact"/>
-        <w:numPr>
-          <w:ilvl w:val="0"/>
-          <w:numId w:val="1023"/>
-        </w:numPr>
-      </w:pPr>
-      <w:r>
-        <w:t xml:space="preserve">CSW monitors all inbound flows to web-facing CDE workloads</w:t>
-      </w:r>
-    </w:p>
-    <w:p>
-      <w:pPr>
-        <w:pStyle w:val="Compact"/>
-        <w:numPr>
-          <w:ilvl w:val="0"/>
-          <w:numId w:val="1023"/>
-        </w:numPr>
-      </w:pPr>
-      <w:r>
-        <w:t xml:space="preserve">Anomalous request patterns surfaced via forensic telemetry</w:t>
-      </w:r>
-    </w:p>
-    <w:bookmarkEnd w:id="27"/>
-    <w:bookmarkStart w:id="28" w:name="requirement-7--access-control"/>
-    <w:p>
-      <w:pPr>
-        <w:pStyle w:val="Heading3"/>
-      </w:pPr>
-      <w:r>
-        <w:t xml:space="preserve">Requirement 7 — Access Control</w:t>
-      </w:r>
-    </w:p>
-    <w:p>
-      <w:pPr>
-        <w:pStyle w:val="FirstParagraph"/>
-      </w:pPr>
-      <w:r>
-        <w:rPr>
-          <w:b/>
-          <w:bCs/>
-        </w:rPr>
-        <w:t xml:space="preserve">7.2.1 — Access to system components and cardholder data restricted</w:t>
-      </w:r>
-    </w:p>
-    <w:p>
-      <w:pPr>
-        <w:pStyle w:val="Compact"/>
-        <w:numPr>
-          <w:ilvl w:val="0"/>
-          <w:numId w:val="1024"/>
-        </w:numPr>
-      </w:pPr>
-      <w:r>
-        <w:t xml:space="preserve">CSW scope-based policy: only approved workload identities access CDE</w:t>
-      </w:r>
-    </w:p>
-    <w:p>
-      <w:pPr>
-        <w:pStyle w:val="Compact"/>
-        <w:numPr>
-          <w:ilvl w:val="0"/>
-          <w:numId w:val="1024"/>
-        </w:numPr>
-      </w:pPr>
-      <w:r>
-        <w:t xml:space="preserve">Workload-level enforcement can catch gaps beneath or between network-security-control views; it complements, not replaces, PCI network security controls</w:t>
-      </w:r>
-    </w:p>
-    <w:p>
-      <w:pPr>
-        <w:pStyle w:val="Compact"/>
-        <w:numPr>
-          <w:ilvl w:val="0"/>
-          <w:numId w:val="1024"/>
-        </w:numPr>
-      </w:pPr>
-      <w:r>
-        <w:t xml:space="preserve">Process-level access audit: which process on which workload touched CDE</w:t>
-      </w:r>
-    </w:p>
-    <w:p>
-      <w:pPr>
-        <w:pStyle w:val="FirstParagraph"/>
-      </w:pPr>
-      <w:r>
-        <w:rPr>
-          <w:b/>
-          <w:bCs/>
-        </w:rPr>
-        <w:t xml:space="preserve">7.2.5 — Default and unnecessary accounts removed</w:t>
-      </w:r>
-    </w:p>
-    <w:p>
-      <w:pPr>
-        <w:pStyle w:val="Compact"/>
-        <w:numPr>
-          <w:ilvl w:val="0"/>
-          <w:numId w:val="1025"/>
-        </w:numPr>
-      </w:pPr>
-      <w:r>
-        <w:t xml:space="preserve">CSW process monitoring detects unexpected processes on CDE workloads</w:t>
-      </w:r>
-    </w:p>
-    <w:p>
-      <w:pPr>
-        <w:pStyle w:val="Compact"/>
-        <w:numPr>
-          <w:ilvl w:val="0"/>
-          <w:numId w:val="1025"/>
-        </w:numPr>
-      </w:pPr>
-      <w:r>
-        <w:t xml:space="preserve">Alert on new process hash not seen in ADM baseline</w:t>
-      </w:r>
-    </w:p>
-    <w:bookmarkEnd w:id="28"/>
-    <w:bookmarkStart w:id="29" w:name="requirement-10--logging--monitoring"/>
-    <w:p>
-      <w:pPr>
-        <w:pStyle w:val="Heading3"/>
-      </w:pPr>
-      <w:r>
-        <w:t xml:space="preserve">Requirement 10 — Logging &amp; Monitoring</w:t>
-      </w:r>
-    </w:p>
-    <w:p>
-      <w:pPr>
-        <w:pStyle w:val="FirstParagraph"/>
-      </w:pPr>
-      <w:r>
-        <w:rPr>
-          <w:b/>
-          <w:bCs/>
-        </w:rPr>
-        <w:t xml:space="preserve">10.2.1 — Audit logs capture required events</w:t>
-      </w:r>
-    </w:p>
-    <w:p>
-      <w:pPr>
-        <w:pStyle w:val="SourceCode"/>
-      </w:pPr>
-      <w:r>
-        <w:rPr>
-          <w:rStyle w:val="VerbatimChar"/>
-        </w:rPr>
-        <w:t xml:space="preserve">CSW captures per CDE workload:</w:t>
-      </w:r>
-      <w:r>
-        <w:br/>
-      </w:r>
-      <w:r>
-        <w:rPr>
-          <w:rStyle w:val="VerbatimChar"/>
-        </w:rPr>
-        <w:t xml:space="preserve">  - All inbound/outbound network connections (source, dest, port, protocol)</w:t>
-      </w:r>
-      <w:r>
-        <w:br/>
-      </w:r>
-      <w:r>
-        <w:rPr>
-          <w:rStyle w:val="VerbatimChar"/>
-        </w:rPr>
-        <w:t xml:space="preserve">  - Process activity (name, hash, parent process, user context)</w:t>
-      </w:r>
-      <w:r>
-        <w:br/>
-      </w:r>
-      <w:r>
-        <w:rPr>
-          <w:rStyle w:val="VerbatimChar"/>
-        </w:rPr>
-        <w:t xml:space="preserve">  - Policy violations (blocked connections with full 5-tuple)</w:t>
-      </w:r>
-      <w:r>
-        <w:br/>
-      </w:r>
-      <w:r>
-        <w:rPr>
-          <w:rStyle w:val="VerbatimChar"/>
-        </w:rPr>
-        <w:t xml:space="preserve">  - Anomaly events (baseline deviations)</w:t>
-      </w:r>
-    </w:p>
-    <w:p>
-      <w:pPr>
-        <w:pStyle w:val="FirstParagraph"/>
-      </w:pPr>
-      <w:r>
-        <w:rPr>
-          <w:b/>
-          <w:bCs/>
-        </w:rPr>
-        <w:t xml:space="preserve">10.3.1 — Audit logs protected from destruction</w:t>
-      </w:r>
-    </w:p>
-    <w:p>
-      <w:pPr>
-        <w:pStyle w:val="Compact"/>
-        <w:numPr>
-          <w:ilvl w:val="0"/>
-          <w:numId w:val="1026"/>
-        </w:numPr>
-      </w:pPr>
-      <w:r>
-        <w:t xml:space="preserve">CSW telemetry stored in tamper-resistant cluster storage</w:t>
-      </w:r>
-    </w:p>
-    <w:p>
-      <w:pPr>
-        <w:pStyle w:val="Compact"/>
-        <w:numPr>
-          <w:ilvl w:val="0"/>
-          <w:numId w:val="1026"/>
-        </w:numPr>
-      </w:pPr>
-      <w:r>
-        <w:t xml:space="preserve">Export pipeline to immutable SIEM/SYSLOG for long-term retention</w:t>
-      </w:r>
-    </w:p>
-    <w:p>
-      <w:pPr>
-        <w:pStyle w:val="Compact"/>
-        <w:numPr>
-          <w:ilvl w:val="0"/>
-          <w:numId w:val="1026"/>
-        </w:numPr>
-      </w:pPr>
-      <w:r>
-        <w:t xml:space="preserve">PCI DSS requires 12-month retention (3 months immediately available)</w:t>
-      </w:r>
-    </w:p>
-    <w:p>
-      <w:pPr>
-        <w:pStyle w:val="FirstParagraph"/>
-      </w:pPr>
-      <w:r>
-        <w:rPr>
-          <w:b/>
-          <w:bCs/>
-        </w:rPr>
-        <w:t xml:space="preserve">10.4.1 — Audit logs reviewed daily</w:t>
-      </w:r>
-    </w:p>
-    <w:p>
-      <w:pPr>
-        <w:pStyle w:val="Compact"/>
-        <w:numPr>
-          <w:ilvl w:val="0"/>
-          <w:numId w:val="1027"/>
-        </w:numPr>
-      </w:pPr>
-      <w:r>
-        <w:t xml:space="preserve">CSW dashboard provides daily summary of CDE events</w:t>
-      </w:r>
-    </w:p>
-    <w:p>
-      <w:pPr>
-        <w:pStyle w:val="Compact"/>
-        <w:numPr>
-          <w:ilvl w:val="0"/>
-          <w:numId w:val="1027"/>
-        </w:numPr>
-      </w:pPr>
-      <w:r>
-        <w:t xml:space="preserve">Automated alert export to SOC/SIEM eliminates manual review burden</w:t>
-      </w:r>
-    </w:p>
-    <w:bookmarkEnd w:id="29"/>
-    <w:bookmarkStart w:id="30" w:name="requirement-11--security-testing"/>
-    <w:p>
-      <w:pPr>
-        <w:pStyle w:val="Heading3"/>
-      </w:pPr>
-      <w:r>
-        <w:t xml:space="preserve">Requirement 11 — Security Testing</w:t>
-      </w:r>
-    </w:p>
-    <w:p>
-      <w:pPr>
-        <w:pStyle w:val="FirstParagraph"/>
-      </w:pPr>
-      <w:r>
-        <w:rPr>
-          <w:b/>
-          <w:bCs/>
-        </w:rPr>
-        <w:t xml:space="preserve">11.3.1 — External vulnerability scans quarterly</w:t>
-      </w:r>
-    </w:p>
-    <w:p>
-      <w:pPr>
-        <w:pStyle w:val="Compact"/>
-        <w:numPr>
-          <w:ilvl w:val="0"/>
-          <w:numId w:val="1028"/>
-        </w:numPr>
-      </w:pPr>
-      <w:r>
-        <w:t xml:space="preserve">CSW provides continuous vulnerability exposure context for workloads it observes</w:t>
-      </w:r>
-    </w:p>
-    <w:p>
-      <w:pPr>
-        <w:pStyle w:val="Compact"/>
-        <w:numPr>
-          <w:ilvl w:val="0"/>
-          <w:numId w:val="1028"/>
-        </w:numPr>
-      </w:pPr>
-      <w:r>
-        <w:t xml:space="preserve">Use CSW reports as supplementary evidence; they do not replace required PCI external ASV scans or other mandated testing unless explicitly accepted by your QSA for a documented customized approach</w:t>
-      </w:r>
-    </w:p>
-    <w:p>
-      <w:pPr>
-        <w:pStyle w:val="FirstParagraph"/>
-      </w:pPr>
-      <w:r>
-        <w:rPr>
-          <w:b/>
-          <w:bCs/>
-        </w:rPr>
-        <w:t xml:space="preserve">11.4.1 — Penetration testing methodology</w:t>
-      </w:r>
-    </w:p>
-    <w:p>
-      <w:pPr>
-        <w:pStyle w:val="Compact"/>
-        <w:numPr>
-          <w:ilvl w:val="0"/>
-          <w:numId w:val="1029"/>
-        </w:numPr>
-      </w:pPr>
-      <w:r>
-        <w:t xml:space="preserve">ADM baseline used as pre-pentest reference</w:t>
-      </w:r>
-    </w:p>
-    <w:p>
-      <w:pPr>
-        <w:pStyle w:val="Compact"/>
-        <w:numPr>
-          <w:ilvl w:val="0"/>
-          <w:numId w:val="1029"/>
-        </w:numPr>
-      </w:pPr>
-      <w:r>
-        <w:t xml:space="preserve">Post-pentest ADM comparison detects any new paths discovered</w:t>
-      </w:r>
-    </w:p>
-    <w:p>
-      <w:pPr>
-        <w:pStyle w:val="Compact"/>
-        <w:numPr>
-          <w:ilvl w:val="0"/>
-          <w:numId w:val="1029"/>
-        </w:numPr>
-      </w:pPr>
-      <w:r>
-        <w:t xml:space="preserve">Forensic telemetry captures all pentest activity for review</w:t>
+        </w:rPr>
+        <w:t xml:space="preserve">scopes</w:t>
+      </w:r>
+      <w:r>
+        <w:t xml:space="preserve"> </w:t>
+      </w:r>
+      <w:r>
+        <w:t xml:space="preserve">and enforced policy isolate each tenant's workloads; ADM + Denied Connections evidence that one customer's environment cannot reach another's</w:t>
       </w:r>
     </w:p>
     <w:p>
@@ -2684,9 +3298,9 @@
         </w:pict>
       </w:r>
     </w:p>
-    <w:bookmarkEnd w:id="30"/>
-    <w:bookmarkEnd w:id="31"/>
-    <w:bookmarkStart w:id="32" w:name="Xa920635c6561f964ac9e4773936b77483113122"/>
+    <w:bookmarkEnd w:id="43"/>
+    <w:bookmarkEnd w:id="44"/>
+    <w:bookmarkStart w:id="45" w:name="Xa920635c6561f964ac9e4773936b77483113122"/>
     <w:p>
       <w:pPr>
         <w:pStyle w:val="Heading2"/>
@@ -2700,6 +3314,7 @@
         <w:tblStyle w:val="Table"/>
         <w:tblW w:type="auto" w:w="0"/>
         <w:tblLook w:firstRow="1" w:lastRow="0" w:firstColumn="0" w:lastColumn="0" w:noHBand="0" w:noVBand="0" w:val="0020"/>
+        <w:jc w:val="start"/>
       </w:tblPr>
       <w:tblGrid>
         <w:gridCol w:w="1980"/>
@@ -2709,13 +3324,14 @@
       </w:tblGrid>
       <w:tr>
         <w:trPr>
-          <w:tblHeader w:val="on"/>
+          <w:tblHeader w:val="true"/>
         </w:trPr>
         <w:tc>
           <w:tcPr/>
           <w:p>
             <w:pPr>
               <w:pStyle w:val="Compact"/>
+              <w:jc w:val="left"/>
             </w:pPr>
             <w:r>
               <w:t xml:space="preserve">Evidence Item</w:t>
@@ -2727,6 +3343,7 @@
           <w:p>
             <w:pPr>
               <w:pStyle w:val="Compact"/>
+              <w:jc w:val="left"/>
             </w:pPr>
             <w:r>
               <w:t xml:space="preserve">CSW Source</w:t>
@@ -2738,6 +3355,7 @@
           <w:p>
             <w:pPr>
               <w:pStyle w:val="Compact"/>
+              <w:jc w:val="left"/>
             </w:pPr>
             <w:r>
               <w:t xml:space="preserve">PCI Requirement</w:t>
@@ -2749,6 +3367,7 @@
           <w:p>
             <w:pPr>
               <w:pStyle w:val="Compact"/>
+              <w:jc w:val="left"/>
             </w:pPr>
             <w:r>
               <w:t xml:space="preserve">Frequency</w:t>
@@ -2762,6 +3381,7 @@
           <w:p>
             <w:pPr>
               <w:pStyle w:val="Compact"/>
+              <w:jc w:val="left"/>
             </w:pPr>
             <w:r>
               <w:t xml:space="preserve">CDE network policy export</w:t>
@@ -2773,6 +3393,7 @@
           <w:p>
             <w:pPr>
               <w:pStyle w:val="Compact"/>
+              <w:jc w:val="left"/>
             </w:pPr>
             <w:r>
               <w:t xml:space="preserve">Defend → Policy Workspaces</w:t>
@@ -2784,6 +3405,7 @@
           <w:p>
             <w:pPr>
               <w:pStyle w:val="Compact"/>
+              <w:jc w:val="left"/>
             </w:pPr>
             <w:r>
               <w:t xml:space="preserve">Req 1</w:t>
@@ -2795,6 +3417,7 @@
           <w:p>
             <w:pPr>
               <w:pStyle w:val="Compact"/>
+              <w:jc w:val="left"/>
             </w:pPr>
             <w:r>
               <w:t xml:space="preserve">Per assessment</w:t>
@@ -2808,6 +3431,7 @@
           <w:p>
             <w:pPr>
               <w:pStyle w:val="Compact"/>
+              <w:jc w:val="left"/>
             </w:pPr>
             <w:r>
               <w:t xml:space="preserve">CDE inbound/outbound flow log</w:t>
@@ -2819,6 +3443,7 @@
           <w:p>
             <w:pPr>
               <w:pStyle w:val="Compact"/>
+              <w:jc w:val="left"/>
             </w:pPr>
             <w:r>
               <w:t xml:space="preserve">Investigate → Flow Search</w:t>
@@ -2830,6 +3455,7 @@
           <w:p>
             <w:pPr>
               <w:pStyle w:val="Compact"/>
+              <w:jc w:val="left"/>
             </w:pPr>
             <w:r>
               <w:t xml:space="preserve">Req 1, Req 10</w:t>
@@ -2841,6 +3467,7 @@
           <w:p>
             <w:pPr>
               <w:pStyle w:val="Compact"/>
+              <w:jc w:val="left"/>
             </w:pPr>
             <w:r>
               <w:t xml:space="preserve">Continuous</w:t>
@@ -2854,6 +3481,7 @@
           <w:p>
             <w:pPr>
               <w:pStyle w:val="Compact"/>
+              <w:jc w:val="left"/>
             </w:pPr>
             <w:r>
               <w:t xml:space="preserve">Policy violation report</w:t>
@@ -2865,6 +3493,7 @@
           <w:p>
             <w:pPr>
               <w:pStyle w:val="Compact"/>
+              <w:jc w:val="left"/>
             </w:pPr>
             <w:r>
               <w:t xml:space="preserve">Alerts → Triggered Events</w:t>
@@ -2876,6 +3505,7 @@
           <w:p>
             <w:pPr>
               <w:pStyle w:val="Compact"/>
+              <w:jc w:val="left"/>
             </w:pPr>
             <w:r>
               <w:t xml:space="preserve">Req 10</w:t>
@@ -2887,6 +3517,7 @@
           <w:p>
             <w:pPr>
               <w:pStyle w:val="Compact"/>
+              <w:jc w:val="left"/>
             </w:pPr>
             <w:r>
               <w:t xml:space="preserve">Monthly</w:t>
@@ -2900,6 +3531,7 @@
           <w:p>
             <w:pPr>
               <w:pStyle w:val="Compact"/>
+              <w:jc w:val="left"/>
             </w:pPr>
             <w:r>
               <w:t xml:space="preserve">Vulnerability exposure report (CDE)</w:t>
@@ -2911,6 +3543,7 @@
           <w:p>
             <w:pPr>
               <w:pStyle w:val="Compact"/>
+              <w:jc w:val="left"/>
             </w:pPr>
             <w:r>
               <w:t xml:space="preserve">Investigate → Vulnerability</w:t>
@@ -2922,6 +3555,7 @@
           <w:p>
             <w:pPr>
               <w:pStyle w:val="Compact"/>
+              <w:jc w:val="left"/>
             </w:pPr>
             <w:r>
               <w:t xml:space="preserve">Req 6, Req 11</w:t>
@@ -2933,6 +3567,7 @@
           <w:p>
             <w:pPr>
               <w:pStyle w:val="Compact"/>
+              <w:jc w:val="left"/>
             </w:pPr>
             <w:r>
               <w:t xml:space="preserve">Weekly</w:t>
@@ -2946,6 +3581,7 @@
           <w:p>
             <w:pPr>
               <w:pStyle w:val="Compact"/>
+              <w:jc w:val="left"/>
             </w:pPr>
             <w:r>
               <w:t xml:space="preserve">CDE scope membership snapshot</w:t>
@@ -2957,6 +3593,7 @@
           <w:p>
             <w:pPr>
               <w:pStyle w:val="Compact"/>
+              <w:jc w:val="left"/>
             </w:pPr>
             <w:r>
               <w:t xml:space="preserve">Inventory → Export</w:t>
@@ -2968,6 +3605,7 @@
           <w:p>
             <w:pPr>
               <w:pStyle w:val="Compact"/>
+              <w:jc w:val="left"/>
             </w:pPr>
             <w:r>
               <w:t xml:space="preserve">Req 1, Req 7</w:t>
@@ -2979,6 +3617,7 @@
           <w:p>
             <w:pPr>
               <w:pStyle w:val="Compact"/>
+              <w:jc w:val="left"/>
             </w:pPr>
             <w:r>
               <w:t xml:space="preserve">Monthly</w:t>
@@ -2992,6 +3631,7 @@
           <w:p>
             <w:pPr>
               <w:pStyle w:val="Compact"/>
+              <w:jc w:val="left"/>
             </w:pPr>
             <w:r>
               <w:t xml:space="preserve">Anomaly detection log</w:t>
@@ -3003,6 +3643,7 @@
           <w:p>
             <w:pPr>
               <w:pStyle w:val="Compact"/>
+              <w:jc w:val="left"/>
             </w:pPr>
             <w:r>
               <w:t xml:space="preserve">Alerts → Dashboard</w:t>
@@ -3014,6 +3655,7 @@
           <w:p>
             <w:pPr>
               <w:pStyle w:val="Compact"/>
+              <w:jc w:val="left"/>
             </w:pPr>
             <w:r>
               <w:t xml:space="preserve">Req 10, Req 11</w:t>
@@ -3025,6 +3667,7 @@
           <w:p>
             <w:pPr>
               <w:pStyle w:val="Compact"/>
+              <w:jc w:val="left"/>
             </w:pPr>
             <w:r>
               <w:t xml:space="preserve">Monthly</w:t>
@@ -3038,6 +3681,7 @@
           <w:p>
             <w:pPr>
               <w:pStyle w:val="Compact"/>
+              <w:jc w:val="left"/>
             </w:pPr>
             <w:r>
               <w:t xml:space="preserve">ADM dependency map (CDE)</w:t>
@@ -3049,6 +3693,7 @@
           <w:p>
             <w:pPr>
               <w:pStyle w:val="Compact"/>
+              <w:jc w:val="left"/>
             </w:pPr>
             <w:r>
               <w:t xml:space="preserve">Investigate → ADM</w:t>
@@ -3060,6 +3705,7 @@
           <w:p>
             <w:pPr>
               <w:pStyle w:val="Compact"/>
+              <w:jc w:val="left"/>
             </w:pPr>
             <w:r>
               <w:t xml:space="preserve">Req 1</w:t>
@@ -3071,6 +3717,7 @@
           <w:p>
             <w:pPr>
               <w:pStyle w:val="Compact"/>
+              <w:jc w:val="left"/>
             </w:pPr>
             <w:r>
               <w:t xml:space="preserve">Quarterly</w:t>
@@ -3084,6 +3731,107 @@
           <w:p>
             <w:pPr>
               <w:pStyle w:val="Compact"/>
+              <w:jc w:val="left"/>
+            </w:pPr>
+            <w:r>
+              <w:t xml:space="preserve">Segmentation isolation evidence (no CDE↔out-of-scope flows + denies)</w:t>
+            </w:r>
+          </w:p>
+        </w:tc>
+        <w:tc>
+          <w:tcPr/>
+          <w:p>
+            <w:pPr>
+              <w:pStyle w:val="Compact"/>
+              <w:jc w:val="left"/>
+            </w:pPr>
+            <w:r>
+              <w:t xml:space="preserve">Investigate → ADM · Defend → Denied Connections</w:t>
+            </w:r>
+          </w:p>
+        </w:tc>
+        <w:tc>
+          <w:tcPr/>
+          <w:p>
+            <w:pPr>
+              <w:pStyle w:val="Compact"/>
+              <w:jc w:val="left"/>
+            </w:pPr>
+            <w:r>
+              <w:t xml:space="preserve">Req 11.4.5 / 11.4.6</w:t>
+            </w:r>
+          </w:p>
+        </w:tc>
+        <w:tc>
+          <w:tcPr/>
+          <w:p>
+            <w:pPr>
+              <w:pStyle w:val="Compact"/>
+              <w:jc w:val="left"/>
+            </w:pPr>
+            <w:r>
+              <w:t xml:space="preserve">Per segmentation test</w:t>
+            </w:r>
+          </w:p>
+        </w:tc>
+      </w:tr>
+      <w:tr>
+        <w:tc>
+          <w:tcPr/>
+          <w:p>
+            <w:pPr>
+              <w:pStyle w:val="Compact"/>
+              <w:jc w:val="left"/>
+            </w:pPr>
+            <w:r>
+              <w:t xml:space="preserve">CDE scope validation pack (inventory + flow map)</w:t>
+            </w:r>
+          </w:p>
+        </w:tc>
+        <w:tc>
+          <w:tcPr/>
+          <w:p>
+            <w:pPr>
+              <w:pStyle w:val="Compact"/>
+              <w:jc w:val="left"/>
+            </w:pPr>
+            <w:r>
+              <w:t xml:space="preserve">Inventory → Export · Investigate → ADM</w:t>
+            </w:r>
+          </w:p>
+        </w:tc>
+        <w:tc>
+          <w:tcPr/>
+          <w:p>
+            <w:pPr>
+              <w:pStyle w:val="Compact"/>
+              <w:jc w:val="left"/>
+            </w:pPr>
+            <w:r>
+              <w:t xml:space="preserve">Req 12.5.2 / 12.5.2.1</w:t>
+            </w:r>
+          </w:p>
+        </w:tc>
+        <w:tc>
+          <w:tcPr/>
+          <w:p>
+            <w:pPr>
+              <w:pStyle w:val="Compact"/>
+              <w:jc w:val="left"/>
+            </w:pPr>
+            <w:r>
+              <w:t xml:space="preserve">Annually / SP semi-annually</w:t>
+            </w:r>
+          </w:p>
+        </w:tc>
+      </w:tr>
+      <w:tr>
+        <w:tc>
+          <w:tcPr/>
+          <w:p>
+            <w:pPr>
+              <w:pStyle w:val="Compact"/>
+              <w:jc w:val="left"/>
             </w:pPr>
             <w:r>
               <w:t xml:space="preserve">Process audit log (CDE)</w:t>
@@ -3095,6 +3843,7 @@
           <w:p>
             <w:pPr>
               <w:pStyle w:val="Compact"/>
+              <w:jc w:val="left"/>
             </w:pPr>
             <w:r>
               <w:t xml:space="preserve">Investigate → Process Search</w:t>
@@ -3106,6 +3855,7 @@
           <w:p>
             <w:pPr>
               <w:pStyle w:val="Compact"/>
+              <w:jc w:val="left"/>
             </w:pPr>
             <w:r>
               <w:t xml:space="preserve">Req 10</w:t>
@@ -3117,6 +3867,7 @@
           <w:p>
             <w:pPr>
               <w:pStyle w:val="Compact"/>
+              <w:jc w:val="left"/>
             </w:pPr>
             <w:r>
               <w:t xml:space="preserve">On-demand</w:t>
@@ -3132,14 +3883,56 @@
         </w:pict>
       </w:r>
     </w:p>
-    <w:bookmarkEnd w:id="32"/>
-    <w:bookmarkStart w:id="33" w:name="X8f3d98fd4090bec4c355c31b363addb755c234b"/>
+    <w:bookmarkEnd w:id="45"/>
+    <w:bookmarkStart w:id="46" w:name="X8f3d98fd4090bec4c355c31b363addb755c234b"/>
     <w:p>
       <w:pPr>
         <w:pStyle w:val="Heading2"/>
       </w:pPr>
       <w:r>
         <w:t xml:space="preserve">5. PCI DSS v4.0 New Requirements CSW Addresses</w:t>
+      </w:r>
+    </w:p>
+    <w:p>
+      <w:pPr>
+        <w:pStyle w:val="FirstParagraph"/>
+      </w:pPr>
+      <w:r>
+        <w:rPr>
+          <w:iCs/>
+          <w:i/>
+        </w:rPr>
+        <w:t xml:space="preserve">The future-dated v4.0 requirements below are now</w:t>
+      </w:r>
+      <w:r>
+        <w:rPr>
+          <w:iCs/>
+          <w:i/>
+        </w:rPr>
+        <w:t xml:space="preserve"> </w:t>
+      </w:r>
+      <w:r>
+        <w:rPr>
+          <w:bCs/>
+          <w:b/>
+          <w:iCs/>
+          <w:i/>
+        </w:rPr>
+        <w:t xml:space="preserve">mandatory</w:t>
+      </w:r>
+      <w:r>
+        <w:rPr>
+          <w:iCs/>
+          <w:i/>
+        </w:rPr>
+        <w:t xml:space="preserve"> </w:t>
+      </w:r>
+      <w:r>
+        <w:rPr>
+          <w:iCs/>
+          <w:i/>
+        </w:rPr>
+        <w:t xml:space="preserve">(effective 31 March 2025) and are carried forward unchanged in v4.0.1.</w:t>
       </w:r>
     </w:p>
     <w:tbl>
@@ -3147,6 +3940,7 @@
         <w:tblStyle w:val="Table"/>
         <w:tblW w:type="auto" w:w="0"/>
         <w:tblLook w:firstRow="1" w:lastRow="0" w:firstColumn="0" w:lastColumn="0" w:noHBand="0" w:noVBand="0" w:val="0020"/>
+        <w:jc w:val="start"/>
       </w:tblPr>
       <w:tblGrid>
         <w:gridCol w:w="3960"/>
@@ -3154,13 +3948,14 @@
       </w:tblGrid>
       <w:tr>
         <w:trPr>
-          <w:tblHeader w:val="on"/>
+          <w:tblHeader w:val="true"/>
         </w:trPr>
         <w:tc>
           <w:tcPr/>
           <w:p>
             <w:pPr>
               <w:pStyle w:val="Compact"/>
+              <w:jc w:val="left"/>
             </w:pPr>
             <w:r>
               <w:t xml:space="preserve">New in v4.0</w:t>
@@ -3172,6 +3967,7 @@
           <w:p>
             <w:pPr>
               <w:pStyle w:val="Compact"/>
+              <w:jc w:val="left"/>
             </w:pPr>
             <w:r>
               <w:t xml:space="preserve">CSW Response</w:t>
@@ -3185,6 +3981,7 @@
           <w:p>
             <w:pPr>
               <w:pStyle w:val="Compact"/>
+              <w:jc w:val="left"/>
             </w:pPr>
             <w:r>
               <w:t xml:space="preserve">12.3.2 — Targeted risk analysis for each requirement</w:t>
@@ -3196,6 +3993,7 @@
           <w:p>
             <w:pPr>
               <w:pStyle w:val="Compact"/>
+              <w:jc w:val="left"/>
             </w:pPr>
             <w:r>
               <w:t xml:space="preserve">CSW vulnerability + ADM data feeds risk analysis</w:t>
@@ -3209,17 +4007,19 @@
           <w:p>
             <w:pPr>
               <w:pStyle w:val="Compact"/>
-            </w:pPr>
-            <w:r>
-              <w:t xml:space="preserve">1.2.1 — All traffic flows documented and approved</w:t>
-            </w:r>
-          </w:p>
-        </w:tc>
-        <w:tc>
-          <w:tcPr/>
-          <w:p>
-            <w:pPr>
-              <w:pStyle w:val="Compact"/>
+              <w:jc w:val="left"/>
+            </w:pPr>
+            <w:r>
+              <w:t xml:space="preserve">1.2.4 — Account-data-flow diagram kept current</w:t>
+            </w:r>
+          </w:p>
+        </w:tc>
+        <w:tc>
+          <w:tcPr/>
+          <w:p>
+            <w:pPr>
+              <w:pStyle w:val="Compact"/>
+              <w:jc w:val="left"/>
             </w:pPr>
             <w:r>
               <w:t xml:space="preserve">ADM produces observed-flow documentation for CSW-instrumented paths; human approval and non-CSW paths remain part of CDE documentation</w:t>
@@ -3233,6 +4033,7 @@
           <w:p>
             <w:pPr>
               <w:pStyle w:val="Compact"/>
+              <w:jc w:val="left"/>
             </w:pPr>
             <w:r>
               <w:t xml:space="preserve">6.3.3 — All vulnerabilities addressed per risk ranking</w:t>
@@ -3244,6 +4045,7 @@
           <w:p>
             <w:pPr>
               <w:pStyle w:val="Compact"/>
+              <w:jc w:val="left"/>
             </w:pPr>
             <w:r>
               <w:t xml:space="preserve">Continuous vulnerability exposure view with CVSS-ranked remediation inputs</w:t>
@@ -3257,6 +4059,33 @@
           <w:p>
             <w:pPr>
               <w:pStyle w:val="Compact"/>
+              <w:jc w:val="left"/>
+            </w:pPr>
+            <w:r>
+              <w:t xml:space="preserve">10.4.1.1 — Automated audit log review</w:t>
+            </w:r>
+          </w:p>
+        </w:tc>
+        <w:tc>
+          <w:tcPr/>
+          <w:p>
+            <w:pPr>
+              <w:pStyle w:val="Compact"/>
+              <w:jc w:val="left"/>
+            </w:pPr>
+            <w:r>
+              <w:t xml:space="preserve">Flow/process/policy events streamed to the SIEM enable automated review</w:t>
+            </w:r>
+          </w:p>
+        </w:tc>
+      </w:tr>
+      <w:tr>
+        <w:tc>
+          <w:tcPr/>
+          <w:p>
+            <w:pPr>
+              <w:pStyle w:val="Compact"/>
+              <w:jc w:val="left"/>
             </w:pPr>
             <w:r>
               <w:t xml:space="preserve">10.7.2 — Failures of critical security controls detected</w:t>
@@ -3268,9 +4097,62 @@
           <w:p>
             <w:pPr>
               <w:pStyle w:val="Compact"/>
+              <w:jc w:val="left"/>
             </w:pPr>
             <w:r>
               <w:t xml:space="preserve">Sensor offline alerts, policy enforcement gap detection</w:t>
+            </w:r>
+          </w:p>
+        </w:tc>
+      </w:tr>
+      <w:tr>
+        <w:tc>
+          <w:tcPr/>
+          <w:p>
+            <w:pPr>
+              <w:pStyle w:val="Compact"/>
+              <w:jc w:val="left"/>
+            </w:pPr>
+            <w:r>
+              <w:t xml:space="preserve">11.4.6 — SP segmentation pen-test every 6 months</w:t>
+            </w:r>
+          </w:p>
+        </w:tc>
+        <w:tc>
+          <w:tcPr/>
+          <w:p>
+            <w:pPr>
+              <w:pStyle w:val="Compact"/>
+              <w:jc w:val="left"/>
+            </w:pPr>
+            <w:r>
+              <w:t xml:space="preserve">ADM + enforce + Denied Connections isolation evidence on the SP cadence</w:t>
+            </w:r>
+          </w:p>
+        </w:tc>
+      </w:tr>
+      <w:tr>
+        <w:tc>
+          <w:tcPr/>
+          <w:p>
+            <w:pPr>
+              <w:pStyle w:val="Compact"/>
+              <w:jc w:val="left"/>
+            </w:pPr>
+            <w:r>
+              <w:t xml:space="preserve">12.5.2.1 — SP scope validation every 6 months</w:t>
+            </w:r>
+          </w:p>
+        </w:tc>
+        <w:tc>
+          <w:tcPr/>
+          <w:p>
+            <w:pPr>
+              <w:pStyle w:val="Compact"/>
+              <w:jc w:val="left"/>
+            </w:pPr>
+            <w:r>
+              <w:t xml:space="preserve">Inventory + flow evidence to confirm CDE scope semi-annually</w:t>
             </w:r>
           </w:p>
         </w:tc>
@@ -3283,8 +4165,8 @@
         </w:pict>
       </w:r>
     </w:p>
-    <w:bookmarkEnd w:id="33"/>
-    <w:bookmarkStart w:id="38" w:name="related-frameworks"/>
+    <w:bookmarkEnd w:id="46"/>
+    <w:bookmarkStart w:id="51" w:name="related-frameworks"/>
     <w:p>
       <w:pPr>
         <w:pStyle w:val="Heading2"/>
@@ -3295,13 +4177,13 @@
     </w:p>
     <w:p>
       <w:pPr>
-        <w:pStyle w:val="Compact"/>
-        <w:numPr>
-          <w:ilvl w:val="0"/>
-          <w:numId w:val="1030"/>
-        </w:numPr>
-      </w:pPr>
-      <w:hyperlink r:id="rId34">
+        <w:numPr>
+          <w:ilvl w:val="0"/>
+          <w:numId w:val="1026"/>
+        </w:numPr>
+        <w:pStyle w:val="Compact"/>
+      </w:pPr>
+      <w:hyperlink r:id="rId47">
         <w:r>
           <w:rPr>
             <w:rStyle w:val="Hyperlink"/>
@@ -3318,13 +4200,13 @@
     </w:p>
     <w:p>
       <w:pPr>
-        <w:pStyle w:val="Compact"/>
-        <w:numPr>
-          <w:ilvl w:val="0"/>
-          <w:numId w:val="1030"/>
-        </w:numPr>
-      </w:pPr>
-      <w:hyperlink r:id="rId35">
+        <w:numPr>
+          <w:ilvl w:val="0"/>
+          <w:numId w:val="1026"/>
+        </w:numPr>
+        <w:pStyle w:val="Compact"/>
+      </w:pPr>
+      <w:hyperlink r:id="rId48">
         <w:r>
           <w:rPr>
             <w:rStyle w:val="Hyperlink"/>
@@ -3341,13 +4223,13 @@
     </w:p>
     <w:p>
       <w:pPr>
-        <w:pStyle w:val="Compact"/>
-        <w:numPr>
-          <w:ilvl w:val="0"/>
-          <w:numId w:val="1030"/>
-        </w:numPr>
-      </w:pPr>
-      <w:hyperlink r:id="rId36">
+        <w:numPr>
+          <w:ilvl w:val="0"/>
+          <w:numId w:val="1026"/>
+        </w:numPr>
+        <w:pStyle w:val="Compact"/>
+      </w:pPr>
+      <w:hyperlink r:id="rId49">
         <w:r>
           <w:rPr>
             <w:rStyle w:val="Hyperlink"/>
@@ -3364,13 +4246,13 @@
     </w:p>
     <w:p>
       <w:pPr>
-        <w:pStyle w:val="Compact"/>
-        <w:numPr>
-          <w:ilvl w:val="0"/>
-          <w:numId w:val="1030"/>
-        </w:numPr>
-      </w:pPr>
-      <w:hyperlink r:id="rId37">
+        <w:numPr>
+          <w:ilvl w:val="0"/>
+          <w:numId w:val="1026"/>
+        </w:numPr>
+        <w:pStyle w:val="Compact"/>
+      </w:pPr>
+      <w:hyperlink r:id="rId50">
         <w:r>
           <w:rPr>
             <w:rStyle w:val="Hyperlink"/>
@@ -3398,19 +4280,15 @@
       </w:pPr>
       <w:r>
         <w:rPr>
+          <w:iCs/>
           <w:i/>
-          <w:iCs/>
         </w:rPr>
         <w:t xml:space="preserve">Replace [Customer Name] and bracketed fields before customer delivery.</w:t>
       </w:r>
     </w:p>
-    <w:bookmarkEnd w:id="38"/>
-    <w:bookmarkEnd w:id="39"/>
-    <w:sectPr>
-      <w:footnotePr>
-        <w:numRestart w:val="eachSect"/>
-      </w:footnotePr>
-    </w:sectPr>
+    <w:bookmarkEnd w:id="51"/>
+    <w:bookmarkEnd w:id="52"/>
+    <w:sectPr/>
   </w:body>
 </w:document>
 </file>
@@ -3441,14 +4319,14 @@
 <file path=word/numbering.xml><?xml version="1.0" encoding="utf-8"?>
 <w:numbering xmlns:w="http://schemas.openxmlformats.org/wordprocessingml/2006/main">
   <w:abstractNum w:abstractNumId="990">
-    <w:nsid w:val="0000A990"/>
+    <w:nsid w:val="A990"/>
     <w:multiLevelType w:val="multilevel"/>
     <w:lvl w:ilvl="0">
       <w:numFmt w:val="bullet"/>
       <w:lvlText w:val=" "/>
       <w:lvlJc w:val="left"/>
       <w:pPr>
-        <w:ind w:left="720" w:hanging="360"/>
+        <w:ind w:left="720" w:hanging="480"/>
       </w:pPr>
     </w:lvl>
     <w:lvl w:ilvl="1">
@@ -3456,7 +4334,7 @@
       <w:lvlText w:val=" "/>
       <w:lvlJc w:val="left"/>
       <w:pPr>
-        <w:ind w:left="1440" w:hanging="360"/>
+        <w:ind w:left="1440" w:hanging="480"/>
       </w:pPr>
     </w:lvl>
     <w:lvl w:ilvl="2">
@@ -3464,7 +4342,7 @@
       <w:lvlText w:val=" "/>
       <w:lvlJc w:val="left"/>
       <w:pPr>
-        <w:ind w:left="2160" w:hanging="360"/>
+        <w:ind w:left="2160" w:hanging="480"/>
       </w:pPr>
     </w:lvl>
     <w:lvl w:ilvl="3">
@@ -3472,7 +4350,7 @@
       <w:lvlText w:val=" "/>
       <w:lvlJc w:val="left"/>
       <w:pPr>
-        <w:ind w:left="2880" w:hanging="360"/>
+        <w:ind w:left="2880" w:hanging="480"/>
       </w:pPr>
     </w:lvl>
     <w:lvl w:ilvl="4">
@@ -3480,7 +4358,7 @@
       <w:lvlText w:val=" "/>
       <w:lvlJc w:val="left"/>
       <w:pPr>
-        <w:ind w:left="3600" w:hanging="360"/>
+        <w:ind w:left="3600" w:hanging="480"/>
       </w:pPr>
     </w:lvl>
     <w:lvl w:ilvl="5">
@@ -3488,7 +4366,7 @@
       <w:lvlText w:val=" "/>
       <w:lvlJc w:val="left"/>
       <w:pPr>
-        <w:ind w:left="4320" w:hanging="360"/>
+        <w:ind w:left="4320" w:hanging="480"/>
       </w:pPr>
     </w:lvl>
     <w:lvl w:ilvl="6">
@@ -3496,7 +4374,7 @@
       <w:lvlText w:val=" "/>
       <w:lvlJc w:val="left"/>
       <w:pPr>
-        <w:ind w:left="5040" w:hanging="360"/>
+        <w:ind w:left="5040" w:hanging="480"/>
       </w:pPr>
     </w:lvl>
     <w:lvl w:ilvl="7">
@@ -3504,7 +4382,7 @@
       <w:lvlText w:val=" "/>
       <w:lvlJc w:val="left"/>
       <w:pPr>
-        <w:ind w:left="5760" w:hanging="360"/>
+        <w:ind w:left="5760" w:hanging="480"/>
       </w:pPr>
     </w:lvl>
     <w:lvl w:ilvl="8">
@@ -3512,186 +4390,83 @@
       <w:lvlText w:val=" "/>
       <w:lvlJc w:val="left"/>
       <w:pPr>
-        <w:ind w:left="6480" w:hanging="360"/>
+        <w:ind w:left="6480" w:hanging="480"/>
       </w:pPr>
     </w:lvl>
   </w:abstractNum>
   <w:abstractNum w:abstractNumId="991">
-    <w:nsid w:val="0000A991"/>
+    <w:nsid w:val="A991"/>
     <w:multiLevelType w:val="multilevel"/>
     <w:lvl w:ilvl="0">
       <w:numFmt w:val="bullet"/>
-      <w:lvlText w:val=""/>
+      <w:lvlText w:val="•"/>
       <w:lvlJc w:val="left"/>
       <w:pPr>
-        <w:ind w:left="720" w:hanging="360"/>
-      </w:pPr>
-      <w:rPr>
-        <w:rFonts w:ascii="Symbol" w:hAnsi="Symbol" w:cs="Symbol" w:hint="default"/>
-      </w:rPr>
+        <w:ind w:left="720" w:hanging="480"/>
+      </w:pPr>
     </w:lvl>
     <w:lvl w:ilvl="1">
       <w:numFmt w:val="bullet"/>
-      <w:lvlText w:val="o"/>
+      <w:lvlText w:val="–"/>
       <w:lvlJc w:val="left"/>
       <w:pPr>
-        <w:ind w:left="1440" w:hanging="360"/>
-      </w:pPr>
-      <w:rPr>
-        <w:rFonts w:ascii="Courier New" w:hAnsi="Courier New" w:cs="Courier New" w:hint="default"/>
-      </w:rPr>
+        <w:ind w:left="1440" w:hanging="480"/>
+      </w:pPr>
     </w:lvl>
     <w:lvl w:ilvl="2">
       <w:numFmt w:val="bullet"/>
-      <w:lvlText w:val=""/>
+      <w:lvlText w:val="•"/>
       <w:lvlJc w:val="left"/>
       <w:pPr>
-        <w:ind w:left="2160" w:hanging="360"/>
-      </w:pPr>
-      <w:rPr>
-        <w:rFonts w:ascii="Wingdings" w:hAnsi="Wingdings" w:cs="Wingdings" w:hint="default"/>
-      </w:rPr>
+        <w:ind w:left="2160" w:hanging="480"/>
+      </w:pPr>
     </w:lvl>
     <w:lvl w:ilvl="3">
       <w:numFmt w:val="bullet"/>
-      <w:lvlText w:val=""/>
+      <w:lvlText w:val="–"/>
       <w:lvlJc w:val="left"/>
       <w:pPr>
-        <w:ind w:left="2880" w:hanging="360"/>
-      </w:pPr>
-      <w:rPr>
-        <w:rFonts w:ascii="Symbol" w:hAnsi="Symbol" w:cs="Symbol" w:hint="default"/>
-      </w:rPr>
+        <w:ind w:left="2880" w:hanging="480"/>
+      </w:pPr>
     </w:lvl>
     <w:lvl w:ilvl="4">
       <w:numFmt w:val="bullet"/>
-      <w:lvlText w:val="o"/>
+      <w:lvlText w:val="•"/>
       <w:lvlJc w:val="left"/>
       <w:pPr>
-        <w:ind w:left="3600" w:hanging="360"/>
-      </w:pPr>
-      <w:rPr>
-        <w:rFonts w:ascii="Courier New" w:hAnsi="Courier New" w:cs="Courier New" w:hint="default"/>
-      </w:rPr>
+        <w:ind w:left="3600" w:hanging="480"/>
+      </w:pPr>
     </w:lvl>
     <w:lvl w:ilvl="5">
       <w:numFmt w:val="bullet"/>
-      <w:lvlText w:val=""/>
+      <w:lvlText w:val="–"/>
       <w:lvlJc w:val="left"/>
       <w:pPr>
-        <w:ind w:left="4320" w:hanging="360"/>
-      </w:pPr>
-      <w:rPr>
-        <w:rFonts w:ascii="Wingdings" w:hAnsi="Wingdings" w:cs="Wingdings" w:hint="default"/>
-      </w:rPr>
+        <w:ind w:left="4320" w:hanging="480"/>
+      </w:pPr>
     </w:lvl>
     <w:lvl w:ilvl="6">
       <w:numFmt w:val="bullet"/>
-      <w:lvlText w:val=""/>
+      <w:lvlText w:val="•"/>
       <w:lvlJc w:val="left"/>
       <w:pPr>
-        <w:ind w:left="5040" w:hanging="360"/>
-      </w:pPr>
-      <w:rPr>
-        <w:rFonts w:ascii="Symbol" w:hAnsi="Symbol" w:cs="Symbol" w:hint="default"/>
-      </w:rPr>
+        <w:ind w:left="5040" w:hanging="480"/>
+      </w:pPr>
     </w:lvl>
     <w:lvl w:ilvl="7">
       <w:numFmt w:val="bullet"/>
-      <w:lvlText w:val="o"/>
+      <w:lvlText w:val="–"/>
       <w:lvlJc w:val="left"/>
       <w:pPr>
-        <w:ind w:left="5760" w:hanging="360"/>
-      </w:pPr>
-      <w:rPr>
-        <w:rFonts w:ascii="Courier New" w:hAnsi="Courier New" w:cs="Courier New" w:hint="default"/>
-      </w:rPr>
+        <w:ind w:left="5760" w:hanging="480"/>
+      </w:pPr>
     </w:lvl>
     <w:lvl w:ilvl="8">
       <w:numFmt w:val="bullet"/>
-      <w:lvlText w:val=""/>
+      <w:lvlText w:val="•"/>
       <w:lvlJc w:val="left"/>
       <w:pPr>
-        <w:ind w:left="6480" w:hanging="360"/>
-      </w:pPr>
-      <w:rPr>
-        <w:rFonts w:ascii="Wingdings" w:hAnsi="Wingdings" w:cs="Wingdings" w:hint="default"/>
-      </w:rPr>
-    </w:lvl>
-  </w:abstractNum>
-  <w:abstractNum w:abstractNumId="992">
-    <w:nsid w:val="0000A992"/>
-    <w:multiLevelType w:val="multilevel"/>
-    <w:lvl w:ilvl="0">
-      <w:numFmt w:val="bullet"/>
-      <w:lvlText w:val="☐"/>
-      <w:lvlJc w:val="left"/>
-      <w:pPr>
-        <w:ind w:left="720" w:hanging="360"/>
-      </w:pPr>
-    </w:lvl>
-    <w:lvl w:ilvl="1">
-      <w:numFmt w:val="bullet"/>
-      <w:lvlText w:val="☐"/>
-      <w:lvlJc w:val="left"/>
-      <w:pPr>
-        <w:ind w:left="1440" w:hanging="360"/>
-      </w:pPr>
-    </w:lvl>
-    <w:lvl w:ilvl="2">
-      <w:numFmt w:val="bullet"/>
-      <w:lvlText w:val="☐"/>
-      <w:lvlJc w:val="left"/>
-      <w:pPr>
-        <w:ind w:left="2160" w:hanging="360"/>
-      </w:pPr>
-    </w:lvl>
-    <w:lvl w:ilvl="3">
-      <w:numFmt w:val="bullet"/>
-      <w:lvlText w:val="☐"/>
-      <w:lvlJc w:val="left"/>
-      <w:pPr>
-        <w:ind w:left="2880" w:hanging="360"/>
-      </w:pPr>
-    </w:lvl>
-    <w:lvl w:ilvl="4">
-      <w:numFmt w:val="bullet"/>
-      <w:lvlText w:val="☐"/>
-      <w:lvlJc w:val="left"/>
-      <w:pPr>
-        <w:ind w:left="3600" w:hanging="360"/>
-      </w:pPr>
-    </w:lvl>
-    <w:lvl w:ilvl="5">
-      <w:numFmt w:val="bullet"/>
-      <w:lvlText w:val="☐"/>
-      <w:lvlJc w:val="left"/>
-      <w:pPr>
-        <w:ind w:left="4320" w:hanging="360"/>
-      </w:pPr>
-    </w:lvl>
-    <w:lvl w:ilvl="6">
-      <w:numFmt w:val="bullet"/>
-      <w:lvlText w:val="☐"/>
-      <w:lvlJc w:val="left"/>
-      <w:pPr>
-        <w:ind w:left="5040" w:hanging="360"/>
-      </w:pPr>
-    </w:lvl>
-    <w:lvl w:ilvl="7">
-      <w:numFmt w:val="bullet"/>
-      <w:lvlText w:val="☐"/>
-      <w:lvlJc w:val="left"/>
-      <w:pPr>
-        <w:ind w:left="5760" w:hanging="360"/>
-      </w:pPr>
-    </w:lvl>
-    <w:lvl w:ilvl="8">
-      <w:numFmt w:val="bullet"/>
-      <w:lvlText w:val="☐"/>
-      <w:lvlJc w:val="left"/>
-      <w:pPr>
-        <w:ind w:left="6480" w:hanging="360"/>
+        <w:ind w:left="6480" w:hanging="480"/>
       </w:pPr>
     </w:lvl>
   </w:abstractNum>
@@ -3702,52 +4477,52 @@
     <w:abstractNumId w:val="991"/>
   </w:num>
   <w:num w:numId="1002">
-    <w:abstractNumId w:val="992"/>
+    <w:abstractNumId w:val="991"/>
   </w:num>
   <w:num w:numId="1003">
-    <w:abstractNumId w:val="992"/>
+    <w:abstractNumId w:val="991"/>
   </w:num>
   <w:num w:numId="1004">
-    <w:abstractNumId w:val="992"/>
+    <w:abstractNumId w:val="991"/>
   </w:num>
   <w:num w:numId="1005">
-    <w:abstractNumId w:val="992"/>
+    <w:abstractNumId w:val="991"/>
   </w:num>
   <w:num w:numId="1006">
-    <w:abstractNumId w:val="992"/>
+    <w:abstractNumId w:val="991"/>
   </w:num>
   <w:num w:numId="1007">
-    <w:abstractNumId w:val="992"/>
+    <w:abstractNumId w:val="991"/>
   </w:num>
   <w:num w:numId="1008">
-    <w:abstractNumId w:val="992"/>
+    <w:abstractNumId w:val="991"/>
   </w:num>
   <w:num w:numId="1009">
-    <w:abstractNumId w:val="992"/>
+    <w:abstractNumId w:val="991"/>
   </w:num>
   <w:num w:numId="1010">
-    <w:abstractNumId w:val="992"/>
+    <w:abstractNumId w:val="991"/>
   </w:num>
   <w:num w:numId="1011">
-    <w:abstractNumId w:val="992"/>
+    <w:abstractNumId w:val="991"/>
   </w:num>
   <w:num w:numId="1012">
-    <w:abstractNumId w:val="992"/>
+    <w:abstractNumId w:val="991"/>
   </w:num>
   <w:num w:numId="1013">
-    <w:abstractNumId w:val="992"/>
+    <w:abstractNumId w:val="991"/>
   </w:num>
   <w:num w:numId="1014">
-    <w:abstractNumId w:val="992"/>
+    <w:abstractNumId w:val="991"/>
   </w:num>
   <w:num w:numId="1015">
-    <w:abstractNumId w:val="992"/>
+    <w:abstractNumId w:val="991"/>
   </w:num>
   <w:num w:numId="1016">
-    <w:abstractNumId w:val="992"/>
+    <w:abstractNumId w:val="991"/>
   </w:num>
   <w:num w:numId="1017">
-    <w:abstractNumId w:val="992"/>
+    <w:abstractNumId w:val="991"/>
   </w:num>
   <w:num w:numId="1018">
     <w:abstractNumId w:val="991"/>
@@ -3776,18 +4551,6 @@
   <w:num w:numId="1026">
     <w:abstractNumId w:val="991"/>
   </w:num>
-  <w:num w:numId="1027">
-    <w:abstractNumId w:val="991"/>
-  </w:num>
-  <w:num w:numId="1028">
-    <w:abstractNumId w:val="991"/>
-  </w:num>
-  <w:num w:numId="1029">
-    <w:abstractNumId w:val="991"/>
-  </w:num>
-  <w:num w:numId="1030">
-    <w:abstractNumId w:val="991"/>
-  </w:num>
 </w:numbering>
 </file>
 
@@ -3796,10 +4559,10 @@
   <w:docDefaults>
     <w:rPrDefault>
       <w:rPr>
-        <w:rFonts w:asciiTheme="minorHAnsi" w:cstheme="minorBidi" w:eastAsiaTheme="minorEastAsia" w:hAnsiTheme="minorHAnsi"/>
+        <w:rFonts w:asciiTheme="minorHAnsi" w:cstheme="minorBidi" w:eastAsiaTheme="minorHAnsi" w:hAnsiTheme="minorHAnsi"/>
         <w:sz w:val="24"/>
         <w:szCs w:val="24"/>
-        <w:lang w:bidi="ar-SA" w:eastAsia="zh-CN" w:val="en-US"/>
+        <w:lang w:bidi="ar-SA" w:eastAsia="en-US" w:val="en-US"/>
       </w:rPr>
     </w:rPrDefault>
     <w:pPrDefault>
@@ -3817,10 +4580,10 @@
     <w:name w:val="Body Text"/>
     <w:basedOn w:val="Normal"/>
     <w:link w:val="BodyTextChar"/>
-    <w:qFormat/>
     <w:pPr>
       <w:spacing w:after="180" w:before="180"/>
     </w:pPr>
+    <w:qFormat/>
   </w:style>
   <w:style w:customStyle="1" w:styleId="FirstParagraph" w:type="paragraph">
     <w:name w:val="First Paragraph"/>
@@ -3840,94 +4603,57 @@
     <w:name w:val="Title"/>
     <w:basedOn w:val="Normal"/>
     <w:next w:val="BodyText"/>
-    <w:link w:val="TitleChar"/>
-    <w:uiPriority w:val="10"/>
     <w:qFormat/>
-    <w:rsid w:val="00A10FD9"/>
     <w:pPr>
-      <w:spacing w:after="80" w:line="240" w:lineRule="auto"/>
-      <w:contextualSpacing/>
+      <w:keepNext/>
+      <w:keepLines/>
+      <w:spacing w:after="240" w:before="480"/>
       <w:jc w:val="center"/>
     </w:pPr>
     <w:rPr>
       <w:rFonts w:asciiTheme="majorHAnsi" w:cstheme="majorBidi" w:eastAsiaTheme="majorEastAsia" w:hAnsiTheme="majorHAnsi"/>
-      <w:sz w:val="56"/>
-      <w:szCs w:val="56"/>
-    </w:rPr>
-  </w:style>
-  <w:style w:customStyle="1" w:styleId="TitleChar" w:type="character">
-    <w:name w:val="Title Char"/>
-    <w:basedOn w:val="DefaultParagraphFont"/>
-    <w:link w:val="Title"/>
-    <w:uiPriority w:val="10"/>
-    <w:rsid w:val="00A10FD9"/>
-    <w:rPr>
-      <w:rFonts w:asciiTheme="majorHAnsi" w:cstheme="majorBidi" w:eastAsiaTheme="majorEastAsia" w:hAnsiTheme="majorHAnsi"/>
-      <w:sz w:val="56"/>
-      <w:szCs w:val="56"/>
+      <w:b/>
+      <w:bCs/>
+      <w:color w:themeColor="accent1" w:themeShade="B5" w:val="345A8A"/>
+      <w:sz w:val="36"/>
+      <w:szCs w:val="36"/>
     </w:rPr>
   </w:style>
   <w:style w:styleId="Subtitle" w:type="paragraph">
     <w:name w:val="Subtitle"/>
-    <w:basedOn w:val="Title"/>
-    <w:next w:val="BodyText"/>
-    <w:link w:val="SubtitleChar"/>
-    <w:uiPriority w:val="11"/>
-    <w:qFormat/>
-    <w:rsid w:val="00A10FD9"/>
-    <w:pPr>
-      <w:numPr>
-        <w:ilvl w:val="1"/>
-      </w:numPr>
-    </w:pPr>
-    <w:rPr>
-      <w:rFonts w:cstheme="majorBidi" w:eastAsiaTheme="majorEastAsia"/>
-      <w:spacing w:val="15"/>
-      <w:sz w:val="28"/>
-      <w:szCs w:val="28"/>
-    </w:rPr>
-  </w:style>
-  <w:style w:customStyle="1" w:styleId="SubtitleChar" w:type="character">
-    <w:name w:val="Subtitle Char"/>
-    <w:basedOn w:val="DefaultParagraphFont"/>
-    <w:link w:val="Subtitle"/>
-    <w:uiPriority w:val="11"/>
-    <w:rsid w:val="00A10FD9"/>
-    <w:rPr>
-      <w:rFonts w:cstheme="majorBidi" w:eastAsiaTheme="majorEastAsia"/>
-      <w:color w:themeColor="text1" w:themeTint="A6" w:val="595959"/>
-      <w:spacing w:val="15"/>
-      <w:sz w:val="28"/>
-      <w:szCs w:val="28"/>
-    </w:rPr>
-  </w:style>
-  <w:style w:customStyle="1" w:styleId="Author" w:type="paragraph">
-    <w:name w:val="Author"/>
     <w:basedOn w:val="Title"/>
     <w:next w:val="BodyText"/>
     <w:qFormat/>
     <w:pPr>
       <w:keepNext/>
       <w:keepLines/>
+      <w:spacing w:after="240" w:before="240"/>
+      <w:jc w:val="center"/>
     </w:pPr>
     <w:rPr>
-      <w:sz w:val="24"/>
-      <w:szCs w:val="24"/>
+      <w:sz w:val="30"/>
+      <w:szCs w:val="30"/>
     </w:rPr>
   </w:style>
-  <w:style w:styleId="Date" w:type="paragraph">
-    <w:name w:val="Date"/>
-    <w:basedOn w:val="Title"/>
+  <w:style w:customStyle="1" w:styleId="Author" w:type="paragraph">
+    <w:name w:val="Author"/>
     <w:next w:val="BodyText"/>
     <w:qFormat/>
     <w:pPr>
       <w:keepNext/>
       <w:keepLines/>
+      <w:jc w:val="center"/>
     </w:pPr>
-    <w:rPr>
-      <w:sz w:val="24"/>
-      <w:szCs w:val="24"/>
-    </w:rPr>
+  </w:style>
+  <w:style w:styleId="Date" w:type="paragraph">
+    <w:name w:val="Date"/>
+    <w:next w:val="BodyText"/>
+    <w:qFormat/>
+    <w:pPr>
+      <w:keepNext/>
+      <w:keepLines/>
+      <w:jc w:val="center"/>
+    </w:pPr>
   </w:style>
   <w:style w:customStyle="1" w:styleId="AbstractTitle" w:type="paragraph">
     <w:name w:val="Abstract Title"/>
@@ -3937,13 +4663,15 @@
     <w:pPr>
       <w:keepNext/>
       <w:keepLines/>
+      <w:jc w:val="center"/>
       <w:spacing w:after="0" w:before="300"/>
-      <w:jc w:val="center"/>
     </w:pPr>
     <w:rPr>
-      <w:b/>
       <w:sz w:val="20"/>
       <w:szCs w:val="20"/>
+      <w:b/>
+      <w:color w:val="345A8A"/>
+      &gt;
     </w:rPr>
   </w:style>
   <w:style w:customStyle="1" w:styleId="Abstract" w:type="paragraph">
@@ -3970,321 +4698,191 @@
     <w:rPr/>
   </w:style>
   <w:style w:styleId="Heading1" w:type="paragraph">
-    <w:name w:val="heading 1"/>
+    <w:name w:val="Heading 1"/>
     <w:basedOn w:val="Normal"/>
     <w:next w:val="BodyText"/>
-    <w:link w:val="Heading1Char"/>
     <w:uiPriority w:val="9"/>
     <w:qFormat/>
-    <w:rsid w:val="00A10FD9"/>
     <w:pPr>
       <w:keepNext/>
       <w:keepLines/>
-      <w:spacing w:after="80" w:before="360"/>
+      <w:spacing w:after="0" w:before="480"/>
       <w:outlineLvl w:val="0"/>
     </w:pPr>
     <w:rPr>
       <w:rFonts w:asciiTheme="majorHAnsi" w:cstheme="majorBidi" w:eastAsiaTheme="majorEastAsia" w:hAnsiTheme="majorHAnsi"/>
-      <w:color w:themeColor="accent1" w:themeShade="BF" w:val="0F4761"/>
-      <w:sz w:val="40"/>
-      <w:szCs w:val="40"/>
+      <w:b/>
+      <w:bCs/>
+      <w:color w:themeColor="accent1" w:val="4F81BD"/>
+      <w:sz w:val="32"/>
+      <w:szCs w:val="32"/>
     </w:rPr>
   </w:style>
   <w:style w:styleId="Heading2" w:type="paragraph">
-    <w:name w:val="heading 2"/>
+    <w:name w:val="Heading 2"/>
     <w:basedOn w:val="Normal"/>
     <w:next w:val="BodyText"/>
-    <w:link w:val="Heading2Char"/>
     <w:uiPriority w:val="9"/>
-    <w:semiHidden/>
     <w:unhideWhenUsed/>
     <w:qFormat/>
-    <w:rsid w:val="00A10FD9"/>
     <w:pPr>
       <w:keepNext/>
       <w:keepLines/>
-      <w:spacing w:after="80" w:before="160"/>
+      <w:spacing w:after="0" w:before="200"/>
       <w:outlineLvl w:val="1"/>
     </w:pPr>
     <w:rPr>
       <w:rFonts w:asciiTheme="majorHAnsi" w:cstheme="majorBidi" w:eastAsiaTheme="majorEastAsia" w:hAnsiTheme="majorHAnsi"/>
-      <w:color w:themeColor="accent1" w:themeShade="BF" w:val="0F4761"/>
-      <w:sz w:val="32"/>
-      <w:szCs w:val="32"/>
+      <w:b/>
+      <w:bCs/>
+      <w:color w:themeColor="accent1" w:val="4F81BD"/>
+      <w:sz w:val="28"/>
+      <w:szCs w:val="28"/>
     </w:rPr>
   </w:style>
   <w:style w:styleId="Heading3" w:type="paragraph">
-    <w:name w:val="heading 3"/>
+    <w:name w:val="Heading 3"/>
     <w:basedOn w:val="Normal"/>
     <w:next w:val="BodyText"/>
-    <w:link w:val="Heading3Char"/>
     <w:uiPriority w:val="9"/>
-    <w:semiHidden/>
     <w:unhideWhenUsed/>
     <w:qFormat/>
-    <w:rsid w:val="00A10FD9"/>
     <w:pPr>
       <w:keepNext/>
       <w:keepLines/>
-      <w:spacing w:after="80" w:before="160"/>
+      <w:spacing w:after="0" w:before="200"/>
       <w:outlineLvl w:val="2"/>
     </w:pPr>
     <w:rPr>
-      <w:rFonts w:cstheme="majorBidi" w:eastAsiaTheme="majorEastAsia"/>
-      <w:color w:themeColor="accent1" w:themeShade="BF" w:val="0F4761"/>
-      <w:sz w:val="28"/>
-      <w:szCs w:val="28"/>
+      <w:rFonts w:asciiTheme="majorHAnsi" w:cstheme="majorBidi" w:eastAsiaTheme="majorEastAsia" w:hAnsiTheme="majorHAnsi"/>
+      <w:b/>
+      <w:bCs/>
+      <w:color w:themeColor="accent1" w:val="4F81BD"/>
+      <w:sz w:val="24"/>
+      <w:szCs w:val="24"/>
     </w:rPr>
   </w:style>
   <w:style w:styleId="Heading4" w:type="paragraph">
-    <w:name w:val="heading 4"/>
+    <w:name w:val="Heading 4"/>
     <w:basedOn w:val="Normal"/>
     <w:next w:val="BodyText"/>
-    <w:link w:val="Heading4Char"/>
     <w:uiPriority w:val="9"/>
-    <w:semiHidden/>
     <w:unhideWhenUsed/>
     <w:qFormat/>
-    <w:rsid w:val="00A10FD9"/>
     <w:pPr>
       <w:keepNext/>
       <w:keepLines/>
-      <w:spacing w:after="40" w:before="80"/>
+      <w:spacing w:after="0" w:before="200"/>
       <w:outlineLvl w:val="3"/>
     </w:pPr>
     <w:rPr>
-      <w:rFonts w:cstheme="majorBidi" w:eastAsiaTheme="majorEastAsia"/>
+      <w:rFonts w:asciiTheme="majorHAnsi" w:cstheme="majorBidi" w:eastAsiaTheme="majorEastAsia" w:hAnsiTheme="majorHAnsi"/>
       <w:i/>
-      <w:iCs/>
-      <w:color w:themeColor="accent1" w:themeShade="BF" w:val="0F4761"/>
+      <w:bCs/>
+      <w:color w:themeColor="accent1" w:val="4F81BD"/>
+      <w:sz w:val="24"/>
+      <w:szCs w:val="24"/>
     </w:rPr>
   </w:style>
   <w:style w:styleId="Heading5" w:type="paragraph">
-    <w:name w:val="heading 5"/>
+    <w:name w:val="Heading 5"/>
     <w:basedOn w:val="Normal"/>
     <w:next w:val="BodyText"/>
-    <w:link w:val="Heading5Char"/>
     <w:uiPriority w:val="9"/>
-    <w:semiHidden/>
     <w:unhideWhenUsed/>
     <w:qFormat/>
-    <w:rsid w:val="00A10FD9"/>
     <w:pPr>
       <w:keepNext/>
       <w:keepLines/>
-      <w:spacing w:after="40" w:before="80"/>
+      <w:spacing w:after="0" w:before="200"/>
       <w:outlineLvl w:val="4"/>
     </w:pPr>
     <w:rPr>
-      <w:rFonts w:cstheme="majorBidi" w:eastAsiaTheme="majorEastAsia"/>
-      <w:color w:themeColor="accent1" w:themeShade="BF" w:val="0F4761"/>
+      <w:rFonts w:asciiTheme="majorHAnsi" w:cstheme="majorBidi" w:eastAsiaTheme="majorEastAsia" w:hAnsiTheme="majorHAnsi"/>
+      <w:iCs/>
+      <w:color w:themeColor="accent1" w:val="4F81BD"/>
+      <w:sz w:val="24"/>
+      <w:szCs w:val="24"/>
     </w:rPr>
   </w:style>
   <w:style w:styleId="Heading6" w:type="paragraph">
-    <w:name w:val="heading 6"/>
+    <w:name w:val="Heading 6"/>
     <w:basedOn w:val="Normal"/>
     <w:next w:val="BodyText"/>
-    <w:link w:val="Heading6Char"/>
     <w:uiPriority w:val="9"/>
-    <w:semiHidden/>
     <w:unhideWhenUsed/>
     <w:qFormat/>
-    <w:rsid w:val="00A10FD9"/>
     <w:pPr>
       <w:keepNext/>
       <w:keepLines/>
-      <w:spacing w:after="0" w:before="40"/>
+      <w:spacing w:after="0" w:before="200"/>
       <w:outlineLvl w:val="5"/>
     </w:pPr>
     <w:rPr>
-      <w:rFonts w:cstheme="majorBidi" w:eastAsiaTheme="majorEastAsia"/>
-      <w:i/>
-      <w:iCs/>
-      <w:color w:themeColor="text1" w:themeTint="A6" w:val="595959"/>
+      <w:rFonts w:asciiTheme="majorHAnsi" w:cstheme="majorBidi" w:eastAsiaTheme="majorEastAsia" w:hAnsiTheme="majorHAnsi"/>
+      <w:color w:themeColor="accent1" w:val="4F81BD"/>
+      <w:sz w:val="24"/>
+      <w:szCs w:val="24"/>
     </w:rPr>
   </w:style>
   <w:style w:styleId="Heading7" w:type="paragraph">
-    <w:name w:val="heading 7"/>
+    <w:name w:val="Heading 7"/>
     <w:basedOn w:val="Normal"/>
     <w:next w:val="BodyText"/>
-    <w:link w:val="Heading7Char"/>
     <w:uiPriority w:val="9"/>
-    <w:semiHidden/>
     <w:unhideWhenUsed/>
     <w:qFormat/>
-    <w:rsid w:val="00A10FD9"/>
     <w:pPr>
       <w:keepNext/>
       <w:keepLines/>
-      <w:spacing w:after="0" w:before="40"/>
+      <w:spacing w:after="0" w:before="200"/>
       <w:outlineLvl w:val="6"/>
     </w:pPr>
     <w:rPr>
-      <w:rFonts w:cstheme="majorBidi" w:eastAsiaTheme="majorEastAsia"/>
-      <w:color w:themeColor="text1" w:themeTint="A6" w:val="595959"/>
+      <w:rFonts w:asciiTheme="majorHAnsi" w:cstheme="majorBidi" w:eastAsiaTheme="majorEastAsia" w:hAnsiTheme="majorHAnsi"/>
+      <w:color w:themeColor="accent1" w:val="4F81BD"/>
+      <w:sz w:val="24"/>
+      <w:szCs w:val="24"/>
     </w:rPr>
   </w:style>
   <w:style w:styleId="Heading8" w:type="paragraph">
-    <w:name w:val="heading 8"/>
+    <w:name w:val="Heading 8"/>
     <w:basedOn w:val="Normal"/>
     <w:next w:val="BodyText"/>
-    <w:link w:val="Heading8Char"/>
     <w:uiPriority w:val="9"/>
-    <w:semiHidden/>
     <w:unhideWhenUsed/>
     <w:qFormat/>
-    <w:rsid w:val="00A10FD9"/>
     <w:pPr>
       <w:keepNext/>
       <w:keepLines/>
-      <w:spacing w:after="0"/>
+      <w:spacing w:after="0" w:before="200"/>
       <w:outlineLvl w:val="7"/>
     </w:pPr>
     <w:rPr>
-      <w:rFonts w:cstheme="majorBidi" w:eastAsiaTheme="majorEastAsia"/>
-      <w:i/>
-      <w:iCs/>
-      <w:color w:themeColor="text1" w:themeTint="D8" w:val="272727"/>
+      <w:rFonts w:asciiTheme="majorHAnsi" w:cstheme="majorBidi" w:eastAsiaTheme="majorEastAsia" w:hAnsiTheme="majorHAnsi"/>
+      <w:color w:themeColor="accent1" w:val="4F81BD"/>
+      <w:sz w:val="24"/>
+      <w:szCs w:val="24"/>
     </w:rPr>
   </w:style>
   <w:style w:styleId="Heading9" w:type="paragraph">
-    <w:name w:val="heading 9"/>
+    <w:name w:val="Heading 9"/>
     <w:basedOn w:val="Normal"/>
     <w:next w:val="BodyText"/>
-    <w:link w:val="Heading9Char"/>
     <w:uiPriority w:val="9"/>
-    <w:semiHidden/>
     <w:unhideWhenUsed/>
     <w:qFormat/>
-    <w:rsid w:val="00A10FD9"/>
     <w:pPr>
       <w:keepNext/>
       <w:keepLines/>
-      <w:spacing w:after="0"/>
+      <w:spacing w:after="0" w:before="200"/>
       <w:outlineLvl w:val="8"/>
     </w:pPr>
     <w:rPr>
-      <w:rFonts w:cstheme="majorBidi" w:eastAsiaTheme="majorEastAsia"/>
-      <w:color w:themeColor="text1" w:themeTint="D8" w:val="272727"/>
-    </w:rPr>
-  </w:style>
-  <w:style w:customStyle="1" w:styleId="Heading1Char" w:type="character">
-    <w:name w:val="Heading 1 Char"/>
-    <w:basedOn w:val="DefaultParagraphFont"/>
-    <w:link w:val="Heading1"/>
-    <w:uiPriority w:val="9"/>
-    <w:rsid w:val="00A10FD9"/>
-    <w:rPr>
       <w:rFonts w:asciiTheme="majorHAnsi" w:cstheme="majorBidi" w:eastAsiaTheme="majorEastAsia" w:hAnsiTheme="majorHAnsi"/>
-      <w:color w:themeColor="accent1" w:themeShade="BF" w:val="0F4761"/>
-      <w:sz w:val="40"/>
-      <w:szCs w:val="40"/>
-    </w:rPr>
-  </w:style>
-  <w:style w:customStyle="1" w:styleId="Heading2Char" w:type="character">
-    <w:name w:val="Heading 2 Char"/>
-    <w:basedOn w:val="DefaultParagraphFont"/>
-    <w:link w:val="Heading2"/>
-    <w:uiPriority w:val="9"/>
-    <w:semiHidden/>
-    <w:rsid w:val="00A10FD9"/>
-    <w:rPr>
-      <w:rFonts w:asciiTheme="majorHAnsi" w:cstheme="majorBidi" w:eastAsiaTheme="majorEastAsia" w:hAnsiTheme="majorHAnsi"/>
-      <w:color w:themeColor="accent1" w:themeShade="BF" w:val="0F4761"/>
-      <w:sz w:val="32"/>
-      <w:szCs w:val="32"/>
-    </w:rPr>
-  </w:style>
-  <w:style w:customStyle="1" w:styleId="Heading3Char" w:type="character">
-    <w:name w:val="Heading 3 Char"/>
-    <w:basedOn w:val="DefaultParagraphFont"/>
-    <w:link w:val="Heading3"/>
-    <w:uiPriority w:val="9"/>
-    <w:semiHidden/>
-    <w:rsid w:val="00A10FD9"/>
-    <w:rPr>
-      <w:rFonts w:cstheme="majorBidi" w:eastAsiaTheme="majorEastAsia"/>
-      <w:color w:themeColor="accent1" w:themeShade="BF" w:val="0F4761"/>
-      <w:sz w:val="28"/>
-      <w:szCs w:val="28"/>
-    </w:rPr>
-  </w:style>
-  <w:style w:customStyle="1" w:styleId="Heading4Char" w:type="character">
-    <w:name w:val="Heading 4 Char"/>
-    <w:basedOn w:val="DefaultParagraphFont"/>
-    <w:link w:val="Heading4"/>
-    <w:uiPriority w:val="9"/>
-    <w:semiHidden/>
-    <w:rsid w:val="00A10FD9"/>
-    <w:rPr>
-      <w:rFonts w:cstheme="majorBidi" w:eastAsiaTheme="majorEastAsia"/>
-      <w:i/>
-      <w:iCs/>
-      <w:color w:themeColor="accent1" w:themeShade="BF" w:val="0F4761"/>
-    </w:rPr>
-  </w:style>
-  <w:style w:customStyle="1" w:styleId="Heading5Char" w:type="character">
-    <w:name w:val="Heading 5 Char"/>
-    <w:basedOn w:val="DefaultParagraphFont"/>
-    <w:link w:val="Heading5"/>
-    <w:uiPriority w:val="9"/>
-    <w:semiHidden/>
-    <w:rsid w:val="00A10FD9"/>
-    <w:rPr>
-      <w:rFonts w:cstheme="majorBidi" w:eastAsiaTheme="majorEastAsia"/>
-      <w:color w:themeColor="accent1" w:themeShade="BF" w:val="0F4761"/>
-    </w:rPr>
-  </w:style>
-  <w:style w:customStyle="1" w:styleId="Heading6Char" w:type="character">
-    <w:name w:val="Heading 6 Char"/>
-    <w:basedOn w:val="DefaultParagraphFont"/>
-    <w:link w:val="Heading6"/>
-    <w:uiPriority w:val="9"/>
-    <w:semiHidden/>
-    <w:rsid w:val="00A10FD9"/>
-    <w:rPr>
-      <w:rFonts w:cstheme="majorBidi" w:eastAsiaTheme="majorEastAsia"/>
-      <w:i/>
-      <w:iCs/>
-      <w:color w:themeColor="text1" w:themeTint="A6" w:val="595959"/>
-    </w:rPr>
-  </w:style>
-  <w:style w:customStyle="1" w:styleId="Heading7Char" w:type="character">
-    <w:name w:val="Heading 7 Char"/>
-    <w:basedOn w:val="DefaultParagraphFont"/>
-    <w:link w:val="Heading7"/>
-    <w:uiPriority w:val="9"/>
-    <w:semiHidden/>
-    <w:rsid w:val="00A10FD9"/>
-    <w:rPr>
-      <w:rFonts w:cstheme="majorBidi" w:eastAsiaTheme="majorEastAsia"/>
-      <w:color w:themeColor="text1" w:themeTint="A6" w:val="595959"/>
-    </w:rPr>
-  </w:style>
-  <w:style w:customStyle="1" w:styleId="Heading8Char" w:type="character">
-    <w:name w:val="Heading 8 Char"/>
-    <w:basedOn w:val="DefaultParagraphFont"/>
-    <w:link w:val="Heading8"/>
-    <w:uiPriority w:val="9"/>
-    <w:semiHidden/>
-    <w:rsid w:val="00A10FD9"/>
-    <w:rPr>
-      <w:rFonts w:cstheme="majorBidi" w:eastAsiaTheme="majorEastAsia"/>
-      <w:i/>
-      <w:iCs/>
-      <w:color w:themeColor="text1" w:themeTint="D8" w:val="272727"/>
-    </w:rPr>
-  </w:style>
-  <w:style w:customStyle="1" w:styleId="Heading9Char" w:type="character">
-    <w:name w:val="Heading 9 Char"/>
-    <w:basedOn w:val="DefaultParagraphFont"/>
-    <w:link w:val="Heading9"/>
-    <w:uiPriority w:val="9"/>
-    <w:semiHidden/>
-    <w:rsid w:val="00A10FD9"/>
-    <w:rPr>
-      <w:rFonts w:cstheme="majorBidi" w:eastAsiaTheme="majorEastAsia"/>
-      <w:color w:themeColor="text1" w:themeTint="D8" w:val="272727"/>
+      <w:color w:themeColor="accent1" w:val="4F81BD"/>
+      <w:sz w:val="24"/>
+      <w:szCs w:val="24"/>
     </w:rPr>
   </w:style>
   <w:style w:styleId="BlockText" w:type="paragraph">
@@ -4306,18 +4904,6 @@
     <w:uiPriority w:val="9"/>
     <w:unhideWhenUsed/>
     <w:qFormat/>
-  </w:style>
-  <w:style w:styleId="FootnoteBlockText" w:type="paragraph">
-    <w:name w:val="Footnote Block Text"/>
-    <w:basedOn w:val="FootnoteText"/>
-    <w:next w:val="FootnoteText"/>
-    <w:uiPriority w:val="9"/>
-    <w:unhideWhenUsed/>
-    <w:qFormat/>
-    <w:pPr>
-      <w:spacing w:after="100" w:before="100"/>
-      <w:ind w:firstLine="0" w:left="480" w:right="480"/>
-    </w:pPr>
   </w:style>
   <w:style w:default="1" w:styleId="DefaultParagraphFont" w:type="character">
     <w:name w:val="Default Paragraph Font"/>
@@ -4340,11 +4926,18 @@
       </w:tblCellMar>
     </w:tblPr>
     <w:tblStylePr w:type="firstRow">
+      <w:tblPr>
+        <w:jc w:val="left"/>
+        <w:tblInd w:type="dxa" w:w="0"/>
+      </w:tblPr>
+      <w:trPr>
+        <w:jc w:val="left"/>
+      </w:trPr>
       <w:tcPr>
+        <w:vAlign w:val="bottom"/>
         <w:tcBorders>
           <w:bottom w:val="single"/>
         </w:tcBorders>
-        <w:vAlign w:val="bottom"/>
       </w:tcPr>
     </w:tblStylePr>
   </w:style>
@@ -4459,8 +5052,8 @@
     <w:name w:val="KeywordTok"/>
     <w:basedOn w:val="VerbatimChar"/>
     <w:rPr>
+      <w:color w:val="007020"/>
       <w:b/>
-      <w:color w:val="007020"/>
     </w:rPr>
   </w:style>
   <w:style w:type="character" w:customStyle="1" w:styleId="DataTypeTok">
@@ -4537,42 +5130,42 @@
     <w:name w:val="ImportTok"/>
     <w:basedOn w:val="VerbatimChar"/>
     <w:rPr>
+      <w:color w:val="008000"/>
       <w:b/>
-      <w:color w:val="008000"/>
     </w:rPr>
   </w:style>
   <w:style w:type="character" w:customStyle="1" w:styleId="CommentTok">
     <w:name w:val="CommentTok"/>
     <w:basedOn w:val="VerbatimChar"/>
     <w:rPr>
+      <w:color w:val="60a0b0"/>
       <w:i/>
-      <w:color w:val="60a0b0"/>
     </w:rPr>
   </w:style>
   <w:style w:type="character" w:customStyle="1" w:styleId="DocumentationTok">
     <w:name w:val="DocumentationTok"/>
     <w:basedOn w:val="VerbatimChar"/>
     <w:rPr>
+      <w:color w:val="ba2121"/>
       <w:i/>
-      <w:color w:val="ba2121"/>
     </w:rPr>
   </w:style>
   <w:style w:type="character" w:customStyle="1" w:styleId="AnnotationTok">
     <w:name w:val="AnnotationTok"/>
     <w:basedOn w:val="VerbatimChar"/>
     <w:rPr>
+      <w:color w:val="60a0b0"/>
       <w:b/>
       <w:i/>
-      <w:color w:val="60a0b0"/>
     </w:rPr>
   </w:style>
   <w:style w:type="character" w:customStyle="1" w:styleId="CommentVarTok">
     <w:name w:val="CommentVarTok"/>
     <w:basedOn w:val="VerbatimChar"/>
     <w:rPr>
+      <w:color w:val="60a0b0"/>
       <w:b/>
       <w:i/>
-      <w:color w:val="60a0b0"/>
     </w:rPr>
   </w:style>
   <w:style w:type="character" w:customStyle="1" w:styleId="OtherTok">
@@ -4600,8 +5193,8 @@
     <w:name w:val="ControlFlowTok"/>
     <w:basedOn w:val="VerbatimChar"/>
     <w:rPr>
+      <w:color w:val="007020"/>
       <w:b/>
-      <w:color w:val="007020"/>
     </w:rPr>
   </w:style>
   <w:style w:type="character" w:customStyle="1" w:styleId="OperatorTok">
@@ -4646,34 +5239,34 @@
     <w:name w:val="InformationTok"/>
     <w:basedOn w:val="VerbatimChar"/>
     <w:rPr>
+      <w:color w:val="60a0b0"/>
       <w:b/>
       <w:i/>
-      <w:color w:val="60a0b0"/>
     </w:rPr>
   </w:style>
   <w:style w:type="character" w:customStyle="1" w:styleId="WarningTok">
     <w:name w:val="WarningTok"/>
     <w:basedOn w:val="VerbatimChar"/>
     <w:rPr>
+      <w:color w:val="60a0b0"/>
       <w:b/>
       <w:i/>
-      <w:color w:val="60a0b0"/>
     </w:rPr>
   </w:style>
   <w:style w:type="character" w:customStyle="1" w:styleId="AlertTok">
     <w:name w:val="AlertTok"/>
     <w:basedOn w:val="VerbatimChar"/>
     <w:rPr>
+      <w:color w:val="ff0000"/>
       <w:b/>
-      <w:color w:val="ff0000"/>
     </w:rPr>
   </w:style>
   <w:style w:type="character" w:customStyle="1" w:styleId="ErrorTok">
     <w:name w:val="ErrorTok"/>
     <w:basedOn w:val="VerbatimChar"/>
     <w:rPr>
+      <w:color w:val="ff0000"/>
       <w:b/>
-      <w:color w:val="ff0000"/>
     </w:rPr>
   </w:style>
   <w:style w:type="character" w:customStyle="1" w:styleId="NormalTok">
@@ -4695,44 +5288,44 @@
         <a:sysClr val="window" lastClr="FFFFFF"/>
       </a:lt1>
       <a:dk2>
-        <a:srgbClr val="0E2841"/>
+        <a:srgbClr val="1F497D"/>
       </a:dk2>
       <a:lt2>
-        <a:srgbClr val="E8E8E8"/>
+        <a:srgbClr val="EEECE1"/>
       </a:lt2>
       <a:accent1>
-        <a:srgbClr val="156082"/>
+        <a:srgbClr val="4F81BD"/>
       </a:accent1>
       <a:accent2>
-        <a:srgbClr val="E97132"/>
+        <a:srgbClr val="C0504D"/>
       </a:accent2>
       <a:accent3>
-        <a:srgbClr val="196B24"/>
+        <a:srgbClr val="9BBB59"/>
       </a:accent3>
       <a:accent4>
-        <a:srgbClr val="0F9ED5"/>
+        <a:srgbClr val="8064A2"/>
       </a:accent4>
       <a:accent5>
-        <a:srgbClr val="A02B93"/>
+        <a:srgbClr val="4BACC6"/>
       </a:accent5>
       <a:accent6>
-        <a:srgbClr val="4EA72E"/>
+        <a:srgbClr val="F79646"/>
       </a:accent6>
       <a:hlink>
-        <a:srgbClr val="467886"/>
+        <a:srgbClr val="0000FF"/>
       </a:hlink>
       <a:folHlink>
-        <a:srgbClr val="96607D"/>
+        <a:srgbClr val="800080"/>
       </a:folHlink>
     </a:clrScheme>
     <a:fontScheme name="Office">
       <a:majorFont>
-        <a:latin typeface="Aptos Display" panose="02110004020202020204"/>
+        <a:latin typeface="Calibri"/>
         <a:ea typeface=""/>
         <a:cs typeface=""/>
-        <a:font script="Jpan" typeface="游ゴシック Light"/>
+        <a:font script="Jpan" typeface="ＭＳ ゴシック"/>
         <a:font script="Hang" typeface="맑은 고딕"/>
-        <a:font script="Hans" typeface="等线 Light"/>
+        <a:font script="Hans" typeface="宋体"/>
         <a:font script="Hant" typeface="新細明體"/>
         <a:font script="Arab" typeface="Times New Roman"/>
         <a:font script="Hebr" typeface="Times New Roman"/>
@@ -4759,32 +5352,14 @@
         <a:font script="Mong" typeface="Mongolian Baiti"/>
         <a:font script="Viet" typeface="Times New Roman"/>
         <a:font script="Uigh" typeface="Microsoft Uighur"/>
-        <a:font script="Geor" typeface="Sylfaen"/>
-        <a:font script="Armn" typeface="Arial"/>
-        <a:font script="Bugi" typeface="Leelawadee UI"/>
-        <a:font script="Bopo" typeface="Microsoft JhengHei"/>
-        <a:font script="Java" typeface="Javanese Text"/>
-        <a:font script="Lisu" typeface="Segoe UI"/>
-        <a:font script="Mymr" typeface="Myanmar Text"/>
-        <a:font script="Nkoo" typeface="Ebrima"/>
-        <a:font script="Olck" typeface="Nirmala UI"/>
-        <a:font script="Osma" typeface="Ebrima"/>
-        <a:font script="Phag" typeface="Phagspa"/>
-        <a:font script="Syrn" typeface="Estrangelo Edessa"/>
-        <a:font script="Syrj" typeface="Estrangelo Edessa"/>
-        <a:font script="Syre" typeface="Estrangelo Edessa"/>
-        <a:font script="Sora" typeface="Nirmala UI"/>
-        <a:font script="Tale" typeface="Microsoft Tai Le"/>
-        <a:font script="Talu" typeface="Microsoft New Tai Lue"/>
-        <a:font script="Tfng" typeface="Ebrima"/>
       </a:majorFont>
       <a:minorFont>
-        <a:latin typeface="Aptos" panose="02110004020202020204"/>
+        <a:latin typeface="Cambria"/>
         <a:ea typeface=""/>
         <a:cs typeface=""/>
-        <a:font script="Jpan" typeface="游明朝"/>
+        <a:font script="Jpan" typeface="ＭＳ 明朝"/>
         <a:font script="Hang" typeface="맑은 고딕"/>
-        <a:font script="Hans" typeface="等线"/>
+        <a:font script="Hans" typeface="宋体"/>
         <a:font script="Hant" typeface="新細明體"/>
         <a:font script="Arab" typeface="Arial"/>
         <a:font script="Hebr" typeface="Arial"/>
@@ -4811,24 +5386,6 @@
         <a:font script="Mong" typeface="Mongolian Baiti"/>
         <a:font script="Viet" typeface="Arial"/>
         <a:font script="Uigh" typeface="Microsoft Uighur"/>
-        <a:font script="Geor" typeface="Sylfaen"/>
-        <a:font script="Armn" typeface="Arial"/>
-        <a:font script="Bugi" typeface="Leelawadee UI"/>
-        <a:font script="Bopo" typeface="Microsoft JhengHei"/>
-        <a:font script="Java" typeface="Javanese Text"/>
-        <a:font script="Lisu" typeface="Segoe UI"/>
-        <a:font script="Mymr" typeface="Myanmar Text"/>
-        <a:font script="Nkoo" typeface="Ebrima"/>
-        <a:font script="Olck" typeface="Nirmala UI"/>
-        <a:font script="Osma" typeface="Ebrima"/>
-        <a:font script="Phag" typeface="Phagspa"/>
-        <a:font script="Syrn" typeface="Estrangelo Edessa"/>
-        <a:font script="Syrj" typeface="Estrangelo Edessa"/>
-        <a:font script="Syre" typeface="Estrangelo Edessa"/>
-        <a:font script="Sora" typeface="Nirmala UI"/>
-        <a:font script="Tale" typeface="Microsoft Tai Le"/>
-        <a:font script="Talu" typeface="Microsoft New Tai Lue"/>
-        <a:font script="Tfng" typeface="Ebrima"/>
       </a:minorFont>
     </a:fontScheme>
     <a:fmtScheme name="Office">
@@ -4840,141 +5397,200 @@
           <a:gsLst>
             <a:gs pos="0">
               <a:schemeClr val="phClr">
-                <a:lumMod val="110000"/>
-                <a:satMod val="105000"/>
-                <a:tint val="67000"/>
+                <a:tint val="50000"/>
+                <a:satMod val="300000"/>
               </a:schemeClr>
             </a:gs>
-            <a:gs pos="50000">
+            <a:gs pos="35000">
               <a:schemeClr val="phClr">
-                <a:lumMod val="105000"/>
-                <a:satMod val="103000"/>
-                <a:tint val="73000"/>
+                <a:tint val="37000"/>
+                <a:satMod val="300000"/>
               </a:schemeClr>
             </a:gs>
             <a:gs pos="100000">
               <a:schemeClr val="phClr">
-                <a:lumMod val="105000"/>
-                <a:satMod val="109000"/>
-                <a:tint val="81000"/>
+                <a:tint val="15000"/>
+                <a:satMod val="350000"/>
               </a:schemeClr>
             </a:gs>
           </a:gsLst>
-          <a:lin ang="5400000" scaled="0"/>
+          <a:lin ang="16200000" scaled="1"/>
         </a:gradFill>
         <a:gradFill rotWithShape="1">
           <a:gsLst>
             <a:gs pos="0">
               <a:schemeClr val="phClr">
-                <a:satMod val="103000"/>
-                <a:lumMod val="102000"/>
-                <a:tint val="94000"/>
-              </a:schemeClr>
-            </a:gs>
-            <a:gs pos="50000">
-              <a:schemeClr val="phClr">
-                <a:satMod val="110000"/>
-                <a:lumMod val="100000"/>
+                <a:tint val="100000"/>
                 <a:shade val="100000"/>
+                <a:satMod val="130000"/>
               </a:schemeClr>
             </a:gs>
             <a:gs pos="100000">
               <a:schemeClr val="phClr">
-                <a:lumMod val="99000"/>
-                <a:satMod val="120000"/>
-                <a:shade val="78000"/>
+                <a:tint val="50000"/>
+                <a:shade val="100000"/>
+                <a:satMod val="350000"/>
               </a:schemeClr>
             </a:gs>
           </a:gsLst>
-          <a:lin ang="5400000" scaled="0"/>
+          <a:lin ang="16200000" scaled="0"/>
         </a:gradFill>
       </a:fillStyleLst>
       <a:lnStyleLst>
-        <a:ln w="6350" cap="flat" cmpd="sng" algn="ctr">
+        <a:ln w="9525" cap="flat" cmpd="sng" algn="ctr">
+          <a:solidFill>
+            <a:schemeClr val="phClr">
+              <a:shade val="95000"/>
+              <a:satMod val="105000"/>
+            </a:schemeClr>
+          </a:solidFill>
+          <a:prstDash val="solid"/>
+        </a:ln>
+        <a:ln w="25400" cap="flat" cmpd="sng" algn="ctr">
           <a:solidFill>
             <a:schemeClr val="phClr"/>
           </a:solidFill>
           <a:prstDash val="solid"/>
-          <a:miter lim="800000"/>
         </a:ln>
-        <a:ln w="12700" cap="flat" cmpd="sng" algn="ctr">
+        <a:ln w="38100" cap="flat" cmpd="sng" algn="ctr">
           <a:solidFill>
             <a:schemeClr val="phClr"/>
           </a:solidFill>
           <a:prstDash val="solid"/>
-          <a:miter lim="800000"/>
-        </a:ln>
-        <a:ln w="19050" cap="flat" cmpd="sng" algn="ctr">
-          <a:solidFill>
-            <a:schemeClr val="phClr"/>
-          </a:solidFill>
-          <a:prstDash val="solid"/>
-          <a:miter lim="800000"/>
         </a:ln>
       </a:lnStyleLst>
       <a:effectStyleLst>
         <a:effectStyle>
-          <a:effectLst/>
-        </a:effectStyle>
-        <a:effectStyle>
-          <a:effectLst/>
+          <a:effectLst>
+            <a:outerShdw blurRad="40000" dist="20000" dir="5400000" rotWithShape="0">
+              <a:srgbClr val="000000">
+                <a:alpha val="38000"/>
+              </a:srgbClr>
+            </a:outerShdw>
+          </a:effectLst>
         </a:effectStyle>
         <a:effectStyle>
           <a:effectLst>
-            <a:outerShdw blurRad="57150" dist="19050" dir="5400000" algn="ctr" rotWithShape="0">
+            <a:outerShdw blurRad="40000" dist="23000" dir="5400000" rotWithShape="0">
               <a:srgbClr val="000000">
-                <a:alpha val="63000"/>
+                <a:alpha val="35000"/>
               </a:srgbClr>
             </a:outerShdw>
           </a:effectLst>
+        </a:effectStyle>
+        <a:effectStyle>
+          <a:effectLst>
+            <a:outerShdw blurRad="40000" dist="23000" dir="5400000" rotWithShape="0">
+              <a:srgbClr val="000000">
+                <a:alpha val="35000"/>
+              </a:srgbClr>
+            </a:outerShdw>
+          </a:effectLst>
+          <a:scene3d>
+            <a:camera prst="orthographicFront">
+              <a:rot lat="0" lon="0" rev="0"/>
+            </a:camera>
+            <a:lightRig rig="threePt" dir="t">
+              <a:rot lat="0" lon="0" rev="1200000"/>
+            </a:lightRig>
+          </a:scene3d>
+          <a:sp3d>
+            <a:bevelT w="63500" h="25400"/>
+          </a:sp3d>
         </a:effectStyle>
       </a:effectStyleLst>
       <a:bgFillStyleLst>
         <a:solidFill>
           <a:schemeClr val="phClr"/>
         </a:solidFill>
-        <a:solidFill>
-          <a:schemeClr val="phClr">
-            <a:tint val="95000"/>
-            <a:satMod val="170000"/>
-          </a:schemeClr>
-        </a:solidFill>
         <a:gradFill rotWithShape="1">
           <a:gsLst>
             <a:gs pos="0">
               <a:schemeClr val="phClr">
-                <a:tint val="93000"/>
-                <a:satMod val="150000"/>
-                <a:shade val="98000"/>
-                <a:lumMod val="102000"/>
+                <a:tint val="40000"/>
+                <a:satMod val="350000"/>
               </a:schemeClr>
             </a:gs>
-            <a:gs pos="50000">
+            <a:gs pos="40000">
               <a:schemeClr val="phClr">
-                <a:tint val="98000"/>
-                <a:satMod val="130000"/>
-                <a:shade val="90000"/>
-                <a:lumMod val="103000"/>
+                <a:tint val="45000"/>
+                <a:shade val="99000"/>
+                <a:satMod val="350000"/>
               </a:schemeClr>
             </a:gs>
             <a:gs pos="100000">
               <a:schemeClr val="phClr">
-                <a:shade val="63000"/>
-                <a:satMod val="120000"/>
+                <a:shade val="20000"/>
+                <a:satMod val="255000"/>
               </a:schemeClr>
             </a:gs>
           </a:gsLst>
-          <a:lin ang="5400000" scaled="0"/>
+          <a:path path="circle">
+            <a:fillToRect l="50000" t="-80000" r="50000" b="180000"/>
+          </a:path>
+        </a:gradFill>
+        <a:gradFill rotWithShape="1">
+          <a:gsLst>
+            <a:gs pos="0">
+              <a:schemeClr val="phClr">
+                <a:tint val="80000"/>
+                <a:satMod val="300000"/>
+              </a:schemeClr>
+            </a:gs>
+            <a:gs pos="100000">
+              <a:schemeClr val="phClr">
+                <a:shade val="30000"/>
+                <a:satMod val="200000"/>
+              </a:schemeClr>
+            </a:gs>
+          </a:gsLst>
+          <a:path path="circle">
+            <a:fillToRect l="50000" t="50000" r="50000" b="50000"/>
+          </a:path>
         </a:gradFill>
       </a:bgFillStyleLst>
     </a:fmtScheme>
   </a:themeElements>
-  <a:objectDefaults/>
+  <a:objectDefaults>
+    <a:spDef>
+      <a:spPr/>
+      <a:bodyPr/>
+      <a:lstStyle/>
+      <a:style>
+        <a:lnRef idx="1">
+          <a:schemeClr val="accent1"/>
+        </a:lnRef>
+        <a:fillRef idx="3">
+          <a:schemeClr val="accent1"/>
+        </a:fillRef>
+        <a:effectRef idx="2">
+          <a:schemeClr val="accent1"/>
+        </a:effectRef>
+        <a:fontRef idx="minor">
+          <a:schemeClr val="lt1"/>
+        </a:fontRef>
+      </a:style>
+    </a:spDef>
+    <a:lnDef>
+      <a:spPr/>
+      <a:bodyPr/>
+      <a:lstStyle/>
+      <a:style>
+        <a:lnRef idx="2">
+          <a:schemeClr val="accent1"/>
+        </a:lnRef>
+        <a:fillRef idx="0">
+          <a:schemeClr val="accent1"/>
+        </a:fillRef>
+        <a:effectRef idx="1">
+          <a:schemeClr val="accent1"/>
+        </a:effectRef>
+        <a:fontRef idx="minor">
+          <a:schemeClr val="tx1"/>
+        </a:fontRef>
+      </a:style>
+    </a:lnDef>
+  </a:objectDefaults>
   <a:extraClrSchemeLst/>
-  <a:extLst>
-    <a:ext uri="{05A4C25C-085E-4340-85A3-A5531E510DB2}">
-      <thm15:themeFamily xmlns:thm15="http://schemas.microsoft.com/office/thememl/2012/main" name="Office Theme" id="{2E142A2C-CD16-42D6-873A-C26D2A0506FA}" vid="{1BDDFF52-6CD6-40A5-AB3C-68EB2F1E4D0A}"/>
-    </a:ext>
-  </a:extLst>
 </a:theme>
 </file>